--- a/4. Algorithm/1. list 1.docx
+++ b/4. Algorithm/1. list 1.docx
@@ -1,14 +1,11 @@
 
 <file path=word/document.xml><?xml version="1.0" encoding="utf-8"?>
-<w:document xmlns:wpc="http://schemas.microsoft.com/office/word/2010/wordprocessingCanvas" xmlns:cx="http://schemas.microsoft.com/office/drawing/2014/chartex" xmlns:cx1="http://schemas.microsoft.com/office/drawing/2015/9/8/chartex" xmlns:cx2="http://schemas.microsoft.com/office/drawing/2015/10/21/chartex" xmlns:cx3="http://schemas.microsoft.com/office/drawing/2016/5/9/chartex" xmlns:cx4="http://schemas.microsoft.com/office/drawing/2016/5/10/chartex" xmlns:cx5="http://schemas.microsoft.com/office/drawing/2016/5/11/chartex" xmlns:cx6="http://schemas.microsoft.com/office/drawing/2016/5/12/chartex" xmlns:cx7="http://schemas.microsoft.com/office/drawing/2016/5/13/chartex" xmlns:cx8="http://schemas.microsoft.com/office/drawing/2016/5/14/chartex" xmlns:mc="http://schemas.openxmlformats.org/markup-compatibility/2006" xmlns:aink="http://schemas.microsoft.com/office/drawing/2016/ink" xmlns:am3d="http://schemas.microsoft.com/office/drawing/2017/model3d" xmlns:o="urn:schemas-microsoft-com:office:office" xmlns:oel="http://schemas.microsoft.com/office/2019/extlst" xmlns:r="http://schemas.openxmlformats.org/officeDocument/2006/relationships" xmlns:m="http://schemas.openxmlformats.org/officeDocument/2006/math" xmlns:v="urn:schemas-microsoft-com:vml" xmlns:wp14="http://schemas.microsoft.com/office/word/2010/wordprocessingDrawing" xmlns:wp="http://schemas.openxmlformats.org/drawingml/2006/wordprocessingDrawing" xmlns:w10="urn:schemas-microsoft-com:office:word" xmlns:w="http://schemas.openxmlformats.org/wordprocessingml/2006/main" xmlns:w14="http://schemas.microsoft.com/office/word/2010/wordml" xmlns:w15="http://schemas.microsoft.com/office/word/2012/wordml" xmlns:w16cex="http://schemas.microsoft.com/office/word/2018/wordml/cex" xmlns:w16cid="http://schemas.microsoft.com/office/word/2016/wordml/cid" xmlns:w16="http://schemas.microsoft.com/office/word/2018/wordml" xmlns:w16du="http://schemas.microsoft.com/office/word/2023/wordml/word16du" xmlns:w16sdtdh="http://schemas.microsoft.com/office/word/2020/wordml/sdtdatahash" xmlns:w16sdtfl="http://schemas.microsoft.com/office/word/2024/wordml/sdtformatlock" xmlns:w16se="http://schemas.microsoft.com/office/word/2015/wordml/symex" xmlns:wpg="http://schemas.microsoft.com/office/word/2010/wordprocessingGroup" xmlns:wpi="http://schemas.microsoft.com/office/word/2010/wordprocessingInk" xmlns:wne="http://schemas.microsoft.com/office/word/2006/wordml" xmlns:wps="http://schemas.microsoft.com/office/word/2010/wordprocessingShape" mc:Ignorable="w14 w15 w16se w16cid w16 w16cex w16sdtdh w16sdtfl w16du wp14">
+<w:document xmlns:wpc="http://schemas.microsoft.com/office/word/2010/wordprocessingCanvas" xmlns:cx="http://schemas.microsoft.com/office/drawing/2014/chartex" xmlns:cx1="http://schemas.microsoft.com/office/drawing/2015/9/8/chartex" xmlns:cx2="http://schemas.microsoft.com/office/drawing/2015/10/21/chartex" xmlns:cx3="http://schemas.microsoft.com/office/drawing/2016/5/9/chartex" xmlns:cx4="http://schemas.microsoft.com/office/drawing/2016/5/10/chartex" xmlns:cx5="http://schemas.microsoft.com/office/drawing/2016/5/11/chartex" xmlns:cx6="http://schemas.microsoft.com/office/drawing/2016/5/12/chartex" xmlns:cx7="http://schemas.microsoft.com/office/drawing/2016/5/13/chartex" xmlns:cx8="http://schemas.microsoft.com/office/drawing/2016/5/14/chartex" xmlns:mc="http://schemas.openxmlformats.org/markup-compatibility/2006" xmlns:aink="http://schemas.microsoft.com/office/drawing/2016/ink" xmlns:am3d="http://schemas.microsoft.com/office/drawing/2017/model3d" xmlns:o="urn:schemas-microsoft-com:office:office" xmlns:r="http://schemas.openxmlformats.org/officeDocument/2006/relationships" xmlns:m="http://schemas.openxmlformats.org/officeDocument/2006/math" xmlns:v="urn:schemas-microsoft-com:vml" xmlns:wp14="http://schemas.microsoft.com/office/word/2010/wordprocessingDrawing" xmlns:wp="http://schemas.openxmlformats.org/drawingml/2006/wordprocessingDrawing" xmlns:w10="urn:schemas-microsoft-com:office:word" xmlns:w="http://schemas.openxmlformats.org/wordprocessingml/2006/main" xmlns:w14="http://schemas.microsoft.com/office/word/2010/wordml" xmlns:w15="http://schemas.microsoft.com/office/word/2012/wordml" xmlns:w16cex="http://schemas.microsoft.com/office/word/2018/wordml/cex" xmlns:w16cid="http://schemas.microsoft.com/office/word/2016/wordml/cid" xmlns:w16="http://schemas.microsoft.com/office/word/2018/wordml" xmlns:w16sdtdh="http://schemas.microsoft.com/office/word/2020/wordml/sdtdatahash" xmlns:w16se="http://schemas.microsoft.com/office/word/2015/wordml/symex" xmlns:wpg="http://schemas.microsoft.com/office/word/2010/wordprocessingGroup" xmlns:wpi="http://schemas.microsoft.com/office/word/2010/wordprocessingInk" xmlns:wne="http://schemas.microsoft.com/office/word/2006/wordml" xmlns:wps="http://schemas.microsoft.com/office/word/2010/wordprocessingShape" mc:Ignorable="w14 w15 w16se w16cid w16 w16cex w16sdtdh wp14">
   <w:body>
     <w:p>
       <w:pPr>
         <w:ind w:left="210"/>
         <w:jc w:val="center"/>
-        <w:rPr>
-          <w:rFonts w:hint="eastAsia"/>
-        </w:rPr>
       </w:pPr>
       <w:r>
         <w:rPr>
@@ -55,6 +52,7 @@
       <w:r>
         <w:rPr>
           <w:rFonts w:ascii="굴림" w:eastAsia="굴림" w:hAnsi="굴림"/>
+          <w:noProof/>
           <w:sz w:val="20"/>
           <w:szCs w:val="20"/>
         </w:rPr>
@@ -368,7 +366,7 @@
     <w:p>
       <w:pPr>
         <w:rPr>
-          <w:rFonts w:ascii="굴림" w:eastAsia="굴림" w:hAnsi="굴림" w:hint="eastAsia"/>
+          <w:rFonts w:ascii="굴림" w:eastAsia="굴림" w:hAnsi="굴림"/>
           <w:sz w:val="20"/>
           <w:szCs w:val="20"/>
         </w:rPr>
@@ -481,7 +479,7 @@
     <w:p>
       <w:pPr>
         <w:rPr>
-          <w:rFonts w:ascii="굴림" w:eastAsia="굴림" w:hAnsi="굴림" w:hint="eastAsia"/>
+          <w:rFonts w:ascii="굴림" w:eastAsia="굴림" w:hAnsi="굴림"/>
           <w:sz w:val="20"/>
           <w:szCs w:val="20"/>
         </w:rPr>
@@ -647,7 +645,15 @@
           <w:szCs w:val="20"/>
           <w:u w:val="single"/>
         </w:rPr>
-        <w:t xml:space="preserve"> / 시간 복잡도는 O(n²)</w:t>
+        <w:t xml:space="preserve"> </w:t>
+      </w:r>
+      <w:r>
+        <w:rPr>
+          <w:rFonts w:ascii="굴림" w:eastAsia="굴림" w:hAnsi="굴림" w:hint="eastAsia"/>
+          <w:sz w:val="20"/>
+          <w:szCs w:val="20"/>
+        </w:rPr>
+        <w:t>/ 시간 복잡도는 O(n²)</w:t>
       </w:r>
     </w:p>
     <w:p>
@@ -665,11 +671,861 @@
       </w:pPr>
       <w:r>
         <w:rPr>
-          <w:rFonts w:ascii="굴림" w:eastAsia="굴림" w:hAnsi="굴림" w:hint="eastAsia"/>
-          <w:sz w:val="20"/>
-          <w:szCs w:val="20"/>
-        </w:rPr>
-        <w:t>인접한 두 원소를 비교해서 큰 쪽이 오른쪽으로 이동하는 알고리즘</w:t>
+          <w:rFonts w:ascii="Courier New" w:eastAsia="굴림체" w:hAnsi="Courier New" w:cs="Courier New"/>
+          <w:noProof/>
+          <w:color w:val="CC7832"/>
+          <w:kern w:val="0"/>
+          <w:sz w:val="20"/>
+          <w:szCs w:val="20"/>
+          <w14:ligatures w14:val="none"/>
+        </w:rPr>
+        <mc:AlternateContent>
+          <mc:Choice Requires="wps">
+            <w:drawing>
+              <wp:anchor distT="0" distB="0" distL="0" distR="0" simplePos="0" relativeHeight="251662336" behindDoc="0" locked="0" layoutInCell="1" allowOverlap="1" wp14:anchorId="16CD268A" wp14:editId="2760F56F">
+                <wp:simplePos x="0" y="0"/>
+                <wp:positionH relativeFrom="margin">
+                  <wp:posOffset>4068445</wp:posOffset>
+                </wp:positionH>
+                <wp:positionV relativeFrom="paragraph">
+                  <wp:posOffset>5715</wp:posOffset>
+                </wp:positionV>
+                <wp:extent cx="3129280" cy="641350"/>
+                <wp:effectExtent l="0" t="0" r="0" b="6350"/>
+                <wp:wrapSquare wrapText="bothSides"/>
+                <wp:docPr id="1" name="텍스트 상자 2"/>
+                <wp:cNvGraphicFramePr>
+                  <a:graphicFrameLocks xmlns:a="http://schemas.openxmlformats.org/drawingml/2006/main"/>
+                </wp:cNvGraphicFramePr>
+                <a:graphic xmlns:a="http://schemas.openxmlformats.org/drawingml/2006/main">
+                  <a:graphicData uri="http://schemas.microsoft.com/office/word/2010/wordprocessingShape">
+                    <wps:wsp>
+                      <wps:cNvSpPr txBox="1">
+                        <a:spLocks noChangeArrowheads="1"/>
+                      </wps:cNvSpPr>
+                      <wps:spPr bwMode="auto">
+                        <a:xfrm>
+                          <a:off x="0" y="0"/>
+                          <a:ext cx="3129280" cy="641350"/>
+                        </a:xfrm>
+                        <a:prstGeom prst="rect">
+                          <a:avLst/>
+                        </a:prstGeom>
+                        <a:solidFill>
+                          <a:srgbClr val="FFFFFF"/>
+                        </a:solidFill>
+                        <a:ln w="9525">
+                          <a:noFill/>
+                          <a:miter lim="800000"/>
+                          <a:headEnd/>
+                          <a:tailEnd/>
+                        </a:ln>
+                      </wps:spPr>
+                      <wps:txbx>
+                        <w:txbxContent>
+                          <w:p>
+                            <w:pPr>
+                              <w:widowControl/>
+                              <w:shd w:val="clear" w:color="auto" w:fill="2B2B2B"/>
+                              <w:tabs>
+                                <w:tab w:val="left" w:pos="916"/>
+                                <w:tab w:val="left" w:pos="1832"/>
+                                <w:tab w:val="left" w:pos="2748"/>
+                                <w:tab w:val="left" w:pos="3664"/>
+                                <w:tab w:val="left" w:pos="4580"/>
+                                <w:tab w:val="left" w:pos="5496"/>
+                                <w:tab w:val="left" w:pos="6412"/>
+                                <w:tab w:val="left" w:pos="7328"/>
+                                <w:tab w:val="left" w:pos="8244"/>
+                                <w:tab w:val="left" w:pos="9160"/>
+                                <w:tab w:val="left" w:pos="10076"/>
+                                <w:tab w:val="left" w:pos="10992"/>
+                                <w:tab w:val="left" w:pos="11908"/>
+                                <w:tab w:val="left" w:pos="12824"/>
+                                <w:tab w:val="left" w:pos="13740"/>
+                                <w:tab w:val="left" w:pos="14656"/>
+                              </w:tabs>
+                              <w:wordWrap/>
+                              <w:autoSpaceDE/>
+                              <w:autoSpaceDN/>
+                              <w:spacing w:after="0"/>
+                              <w:rPr>
+                                <w:rFonts w:ascii="Courier New" w:eastAsia="굴림체" w:hAnsi="Courier New" w:cs="Courier New"/>
+                                <w:color w:val="A9B7C6"/>
+                                <w:kern w:val="0"/>
+                                <w:sz w:val="20"/>
+                                <w:szCs w:val="20"/>
+                                <w14:ligatures w14:val="none"/>
+                              </w:rPr>
+                            </w:pPr>
+                            <w:r>
+                              <w:rPr>
+                                <w:rFonts w:ascii="Courier New" w:eastAsia="굴림체" w:hAnsi="Courier New" w:cs="Courier New"/>
+                                <w:color w:val="CC7832"/>
+                                <w:kern w:val="0"/>
+                                <w:sz w:val="20"/>
+                                <w:szCs w:val="20"/>
+                                <w14:ligatures w14:val="none"/>
+                              </w:rPr>
+                              <w:t xml:space="preserve">for </w:t>
+                            </w:r>
+                            <w:r>
+                              <w:rPr>
+                                <w:rFonts w:ascii="Courier New" w:eastAsia="굴림체" w:hAnsi="Courier New" w:cs="Courier New"/>
+                                <w:color w:val="A9B7C6"/>
+                                <w:kern w:val="0"/>
+                                <w:sz w:val="20"/>
+                                <w:szCs w:val="20"/>
+                                <w14:ligatures w14:val="none"/>
+                              </w:rPr>
+                              <w:t xml:space="preserve">i </w:t>
+                            </w:r>
+                            <w:r>
+                              <w:rPr>
+                                <w:rFonts w:ascii="Courier New" w:eastAsia="굴림체" w:hAnsi="Courier New" w:cs="Courier New"/>
+                                <w:color w:val="CC7832"/>
+                                <w:kern w:val="0"/>
+                                <w:sz w:val="20"/>
+                                <w:szCs w:val="20"/>
+                                <w14:ligatures w14:val="none"/>
+                              </w:rPr>
+                              <w:t xml:space="preserve">in </w:t>
+                            </w:r>
+                            <w:r>
+                              <w:rPr>
+                                <w:rFonts w:ascii="Courier New" w:eastAsia="굴림체" w:hAnsi="Courier New" w:cs="Courier New"/>
+                                <w:color w:val="8888C6"/>
+                                <w:kern w:val="0"/>
+                                <w:sz w:val="20"/>
+                                <w:szCs w:val="20"/>
+                                <w14:ligatures w14:val="none"/>
+                              </w:rPr>
+                              <w:t>range</w:t>
+                            </w:r>
+                            <w:r>
+                              <w:rPr>
+                                <w:rFonts w:ascii="Courier New" w:eastAsia="굴림체" w:hAnsi="Courier New" w:cs="Courier New"/>
+                                <w:color w:val="A9B7C6"/>
+                                <w:kern w:val="0"/>
+                                <w:sz w:val="20"/>
+                                <w:szCs w:val="20"/>
+                                <w14:ligatures w14:val="none"/>
+                              </w:rPr>
+                              <w:t>((N-</w:t>
+                            </w:r>
+                            <w:r>
+                              <w:rPr>
+                                <w:rFonts w:ascii="Courier New" w:eastAsia="굴림체" w:hAnsi="Courier New" w:cs="Courier New"/>
+                                <w:color w:val="6897BB"/>
+                                <w:kern w:val="0"/>
+                                <w:sz w:val="20"/>
+                                <w:szCs w:val="20"/>
+                                <w14:ligatures w14:val="none"/>
+                              </w:rPr>
+                              <w:t>1</w:t>
+                            </w:r>
+                            <w:r>
+                              <w:rPr>
+                                <w:rFonts w:ascii="Courier New" w:eastAsia="굴림체" w:hAnsi="Courier New" w:cs="Courier New"/>
+                                <w:color w:val="CC7832"/>
+                                <w:kern w:val="0"/>
+                                <w:sz w:val="20"/>
+                                <w:szCs w:val="20"/>
+                                <w14:ligatures w14:val="none"/>
+                              </w:rPr>
+                              <w:t xml:space="preserve">, </w:t>
+                            </w:r>
+                            <w:r>
+                              <w:rPr>
+                                <w:rFonts w:ascii="Courier New" w:eastAsia="굴림체" w:hAnsi="Courier New" w:cs="Courier New"/>
+                                <w:color w:val="6897BB"/>
+                                <w:kern w:val="0"/>
+                                <w:sz w:val="20"/>
+                                <w:szCs w:val="20"/>
+                                <w14:ligatures w14:val="none"/>
+                              </w:rPr>
+                              <w:t>0</w:t>
+                            </w:r>
+                            <w:r>
+                              <w:rPr>
+                                <w:rFonts w:ascii="Courier New" w:eastAsia="굴림체" w:hAnsi="Courier New" w:cs="Courier New"/>
+                                <w:color w:val="CC7832"/>
+                                <w:kern w:val="0"/>
+                                <w:sz w:val="20"/>
+                                <w:szCs w:val="20"/>
+                                <w14:ligatures w14:val="none"/>
+                              </w:rPr>
+                              <w:t xml:space="preserve">, </w:t>
+                            </w:r>
+                            <w:r>
+                              <w:rPr>
+                                <w:rFonts w:ascii="Courier New" w:eastAsia="굴림체" w:hAnsi="Courier New" w:cs="Courier New"/>
+                                <w:color w:val="A9B7C6"/>
+                                <w:kern w:val="0"/>
+                                <w:sz w:val="20"/>
+                                <w:szCs w:val="20"/>
+                                <w14:ligatures w14:val="none"/>
+                              </w:rPr>
+                              <w:t>-</w:t>
+                            </w:r>
+                            <w:r>
+                              <w:rPr>
+                                <w:rFonts w:ascii="Courier New" w:eastAsia="굴림체" w:hAnsi="Courier New" w:cs="Courier New"/>
+                                <w:color w:val="6897BB"/>
+                                <w:kern w:val="0"/>
+                                <w:sz w:val="20"/>
+                                <w:szCs w:val="20"/>
+                                <w14:ligatures w14:val="none"/>
+                              </w:rPr>
+                              <w:t>1</w:t>
+                            </w:r>
+                            <w:r>
+                              <w:rPr>
+                                <w:rFonts w:ascii="Courier New" w:eastAsia="굴림체" w:hAnsi="Courier New" w:cs="Courier New"/>
+                                <w:color w:val="A9B7C6"/>
+                                <w:kern w:val="0"/>
+                                <w:sz w:val="20"/>
+                                <w:szCs w:val="20"/>
+                                <w14:ligatures w14:val="none"/>
+                              </w:rPr>
+                              <w:t>) :</w:t>
+                            </w:r>
+                            <w:r>
+                              <w:rPr>
+                                <w:rFonts w:ascii="Courier New" w:eastAsia="굴림체" w:hAnsi="Courier New" w:cs="Courier New"/>
+                                <w:color w:val="A9B7C6"/>
+                                <w:kern w:val="0"/>
+                                <w:sz w:val="20"/>
+                                <w:szCs w:val="20"/>
+                                <w14:ligatures w14:val="none"/>
+                              </w:rPr>
+                              <w:br/>
+                              <w:t xml:space="preserve">    </w:t>
+                            </w:r>
+                            <w:r>
+                              <w:rPr>
+                                <w:rFonts w:ascii="Courier New" w:eastAsia="굴림체" w:hAnsi="Courier New" w:cs="Courier New"/>
+                                <w:color w:val="CC7832"/>
+                                <w:kern w:val="0"/>
+                                <w:sz w:val="20"/>
+                                <w:szCs w:val="20"/>
+                                <w14:ligatures w14:val="none"/>
+                              </w:rPr>
+                              <w:t xml:space="preserve">for </w:t>
+                            </w:r>
+                            <w:r>
+                              <w:rPr>
+                                <w:rFonts w:ascii="Courier New" w:eastAsia="굴림체" w:hAnsi="Courier New" w:cs="Courier New"/>
+                                <w:color w:val="A9B7C6"/>
+                                <w:kern w:val="0"/>
+                                <w:sz w:val="20"/>
+                                <w:szCs w:val="20"/>
+                                <w14:ligatures w14:val="none"/>
+                              </w:rPr>
+                              <w:t xml:space="preserve">j </w:t>
+                            </w:r>
+                            <w:r>
+                              <w:rPr>
+                                <w:rFonts w:ascii="Courier New" w:eastAsia="굴림체" w:hAnsi="Courier New" w:cs="Courier New"/>
+                                <w:color w:val="CC7832"/>
+                                <w:kern w:val="0"/>
+                                <w:sz w:val="20"/>
+                                <w:szCs w:val="20"/>
+                                <w14:ligatures w14:val="none"/>
+                              </w:rPr>
+                              <w:t xml:space="preserve">in </w:t>
+                            </w:r>
+                            <w:r>
+                              <w:rPr>
+                                <w:rFonts w:ascii="Courier New" w:eastAsia="굴림체" w:hAnsi="Courier New" w:cs="Courier New"/>
+                                <w:color w:val="A9B7C6"/>
+                                <w:kern w:val="0"/>
+                                <w:sz w:val="20"/>
+                                <w:szCs w:val="20"/>
+                                <w14:ligatures w14:val="none"/>
+                              </w:rPr>
+                              <w:t>range(i) :</w:t>
+                            </w:r>
+                            <w:r>
+                              <w:rPr>
+                                <w:rFonts w:ascii="Courier New" w:eastAsia="굴림체" w:hAnsi="Courier New" w:cs="Courier New"/>
+                                <w:color w:val="A9B7C6"/>
+                                <w:kern w:val="0"/>
+                                <w:sz w:val="20"/>
+                                <w:szCs w:val="20"/>
+                                <w14:ligatures w14:val="none"/>
+                              </w:rPr>
+                              <w:br/>
+                              <w:t xml:space="preserve">        </w:t>
+                            </w:r>
+                            <w:r>
+                              <w:rPr>
+                                <w:rFonts w:ascii="Courier New" w:eastAsia="굴림체" w:hAnsi="Courier New" w:cs="Courier New"/>
+                                <w:color w:val="CC7832"/>
+                                <w:kern w:val="0"/>
+                                <w:sz w:val="20"/>
+                                <w:szCs w:val="20"/>
+                                <w14:ligatures w14:val="none"/>
+                              </w:rPr>
+                              <w:t xml:space="preserve">if </w:t>
+                            </w:r>
+                            <w:r>
+                              <w:rPr>
+                                <w:rFonts w:ascii="Courier New" w:eastAsia="굴림체" w:hAnsi="Courier New" w:cs="Courier New"/>
+                                <w:color w:val="A9B7C6"/>
+                                <w:kern w:val="0"/>
+                                <w:sz w:val="20"/>
+                                <w:szCs w:val="20"/>
+                                <w14:ligatures w14:val="none"/>
+                              </w:rPr>
+                              <w:t>a[j] &gt; a[j+</w:t>
+                            </w:r>
+                            <w:r>
+                              <w:rPr>
+                                <w:rFonts w:ascii="Courier New" w:eastAsia="굴림체" w:hAnsi="Courier New" w:cs="Courier New"/>
+                                <w:color w:val="6897BB"/>
+                                <w:kern w:val="0"/>
+                                <w:sz w:val="20"/>
+                                <w:szCs w:val="20"/>
+                                <w14:ligatures w14:val="none"/>
+                              </w:rPr>
+                              <w:t>1</w:t>
+                            </w:r>
+                            <w:r>
+                              <w:rPr>
+                                <w:rFonts w:ascii="Courier New" w:eastAsia="굴림체" w:hAnsi="Courier New" w:cs="Courier New"/>
+                                <w:color w:val="A9B7C6"/>
+                                <w:kern w:val="0"/>
+                                <w:sz w:val="20"/>
+                                <w:szCs w:val="20"/>
+                                <w14:ligatures w14:val="none"/>
+                              </w:rPr>
+                              <w:t>]</w:t>
+                            </w:r>
+                            <w:r>
+                              <w:rPr>
+                                <w:rFonts w:ascii="Courier New" w:eastAsia="굴림체" w:hAnsi="Courier New" w:cs="Courier New"/>
+                                <w:color w:val="A9B7C6"/>
+                                <w:kern w:val="0"/>
+                                <w:sz w:val="20"/>
+                                <w:szCs w:val="20"/>
+                                <w14:ligatures w14:val="none"/>
+                              </w:rPr>
+                              <w:br/>
+                              <w:t xml:space="preserve">            a[j]</w:t>
+                            </w:r>
+                            <w:r>
+                              <w:rPr>
+                                <w:rFonts w:ascii="Courier New" w:eastAsia="굴림체" w:hAnsi="Courier New" w:cs="Courier New"/>
+                                <w:color w:val="CC7832"/>
+                                <w:kern w:val="0"/>
+                                <w:sz w:val="20"/>
+                                <w:szCs w:val="20"/>
+                                <w14:ligatures w14:val="none"/>
+                              </w:rPr>
+                              <w:t xml:space="preserve">, </w:t>
+                            </w:r>
+                            <w:r>
+                              <w:rPr>
+                                <w:rFonts w:ascii="Courier New" w:eastAsia="굴림체" w:hAnsi="Courier New" w:cs="Courier New"/>
+                                <w:color w:val="A9B7C6"/>
+                                <w:kern w:val="0"/>
+                                <w:sz w:val="20"/>
+                                <w:szCs w:val="20"/>
+                                <w14:ligatures w14:val="none"/>
+                              </w:rPr>
+                              <w:t>a[j+</w:t>
+                            </w:r>
+                            <w:r>
+                              <w:rPr>
+                                <w:rFonts w:ascii="Courier New" w:eastAsia="굴림체" w:hAnsi="Courier New" w:cs="Courier New"/>
+                                <w:color w:val="6897BB"/>
+                                <w:kern w:val="0"/>
+                                <w:sz w:val="20"/>
+                                <w:szCs w:val="20"/>
+                                <w14:ligatures w14:val="none"/>
+                              </w:rPr>
+                              <w:t>1</w:t>
+                            </w:r>
+                            <w:r>
+                              <w:rPr>
+                                <w:rFonts w:ascii="Courier New" w:eastAsia="굴림체" w:hAnsi="Courier New" w:cs="Courier New"/>
+                                <w:color w:val="A9B7C6"/>
+                                <w:kern w:val="0"/>
+                                <w:sz w:val="20"/>
+                                <w:szCs w:val="20"/>
+                                <w14:ligatures w14:val="none"/>
+                              </w:rPr>
+                              <w:t>] = a[j+</w:t>
+                            </w:r>
+                            <w:r>
+                              <w:rPr>
+                                <w:rFonts w:ascii="Courier New" w:eastAsia="굴림체" w:hAnsi="Courier New" w:cs="Courier New"/>
+                                <w:color w:val="6897BB"/>
+                                <w:kern w:val="0"/>
+                                <w:sz w:val="20"/>
+                                <w:szCs w:val="20"/>
+                                <w14:ligatures w14:val="none"/>
+                              </w:rPr>
+                              <w:t>1</w:t>
+                            </w:r>
+                            <w:r>
+                              <w:rPr>
+                                <w:rFonts w:ascii="Courier New" w:eastAsia="굴림체" w:hAnsi="Courier New" w:cs="Courier New"/>
+                                <w:color w:val="A9B7C6"/>
+                                <w:kern w:val="0"/>
+                                <w:sz w:val="20"/>
+                                <w:szCs w:val="20"/>
+                                <w14:ligatures w14:val="none"/>
+                              </w:rPr>
+                              <w:t>]</w:t>
+                            </w:r>
+                            <w:r>
+                              <w:rPr>
+                                <w:rFonts w:ascii="Courier New" w:eastAsia="굴림체" w:hAnsi="Courier New" w:cs="Courier New"/>
+                                <w:color w:val="CC7832"/>
+                                <w:kern w:val="0"/>
+                                <w:sz w:val="20"/>
+                                <w:szCs w:val="20"/>
+                                <w14:ligatures w14:val="none"/>
+                              </w:rPr>
+                              <w:t xml:space="preserve">, </w:t>
+                            </w:r>
+                            <w:r>
+                              <w:rPr>
+                                <w:rFonts w:ascii="Courier New" w:eastAsia="굴림체" w:hAnsi="Courier New" w:cs="Courier New"/>
+                                <w:color w:val="A9B7C6"/>
+                                <w:kern w:val="0"/>
+                                <w:sz w:val="20"/>
+                                <w:szCs w:val="20"/>
+                                <w14:ligatures w14:val="none"/>
+                              </w:rPr>
+                              <w:t>a[j]</w:t>
+                            </w:r>
+                          </w:p>
+                          <w:p/>
+                        </w:txbxContent>
+                      </wps:txbx>
+                      <wps:bodyPr rot="0" vert="horz" wrap="square" lIns="91440" tIns="45720" rIns="91440" bIns="45720" anchor="t" anchorCtr="0">
+                        <a:noAutofit/>
+                      </wps:bodyPr>
+                    </wps:wsp>
+                  </a:graphicData>
+                </a:graphic>
+                <wp14:sizeRelH relativeFrom="margin">
+                  <wp14:pctWidth>0</wp14:pctWidth>
+                </wp14:sizeRelH>
+                <wp14:sizeRelV relativeFrom="margin">
+                  <wp14:pctHeight>0</wp14:pctHeight>
+                </wp14:sizeRelV>
+              </wp:anchor>
+            </w:drawing>
+          </mc:Choice>
+          <mc:Fallback>
+            <w:pict>
+              <v:shapetype w14:anchorId="16CD268A" id="_x0000_t202" coordsize="21600,21600" o:spt="202" path="m,l,21600r21600,l21600,xe">
+                <v:stroke joinstyle="miter"/>
+                <v:path gradientshapeok="t" o:connecttype="rect"/>
+              </v:shapetype>
+              <v:shape id="텍스트 상자 2" o:spid="_x0000_s1026" type="#_x0000_t202" style="position:absolute;left:0;text-align:left;margin-left:320.35pt;margin-top:.45pt;width:246.4pt;height:50.5pt;z-index:251662336;visibility:visible;mso-wrap-style:square;mso-width-percent:0;mso-height-percent:0;mso-wrap-distance-left:0;mso-wrap-distance-top:0;mso-wrap-distance-right:0;mso-wrap-distance-bottom:0;mso-position-horizontal:absolute;mso-position-horizontal-relative:margin;mso-position-vertical:absolute;mso-position-vertical-relative:text;mso-width-percent:0;mso-height-percent:0;mso-width-relative:margin;mso-height-relative:margin;v-text-anchor:top" o:gfxdata="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" stroked="f">
+                <v:textbox>
+                  <w:txbxContent>
+                    <w:p>
+                      <w:pPr>
+                        <w:widowControl/>
+                        <w:shd w:val="clear" w:color="auto" w:fill="2B2B2B"/>
+                        <w:tabs>
+                          <w:tab w:val="left" w:pos="916"/>
+                          <w:tab w:val="left" w:pos="1832"/>
+                          <w:tab w:val="left" w:pos="2748"/>
+                          <w:tab w:val="left" w:pos="3664"/>
+                          <w:tab w:val="left" w:pos="4580"/>
+                          <w:tab w:val="left" w:pos="5496"/>
+                          <w:tab w:val="left" w:pos="6412"/>
+                          <w:tab w:val="left" w:pos="7328"/>
+                          <w:tab w:val="left" w:pos="8244"/>
+                          <w:tab w:val="left" w:pos="9160"/>
+                          <w:tab w:val="left" w:pos="10076"/>
+                          <w:tab w:val="left" w:pos="10992"/>
+                          <w:tab w:val="left" w:pos="11908"/>
+                          <w:tab w:val="left" w:pos="12824"/>
+                          <w:tab w:val="left" w:pos="13740"/>
+                          <w:tab w:val="left" w:pos="14656"/>
+                        </w:tabs>
+                        <w:wordWrap/>
+                        <w:autoSpaceDE/>
+                        <w:autoSpaceDN/>
+                        <w:spacing w:after="0"/>
+                        <w:rPr>
+                          <w:rFonts w:ascii="Courier New" w:eastAsia="굴림체" w:hAnsi="Courier New" w:cs="Courier New"/>
+                          <w:color w:val="A9B7C6"/>
+                          <w:kern w:val="0"/>
+                          <w:sz w:val="20"/>
+                          <w:szCs w:val="20"/>
+                          <w14:ligatures w14:val="none"/>
+                        </w:rPr>
+                      </w:pPr>
+                      <w:r>
+                        <w:rPr>
+                          <w:rFonts w:ascii="Courier New" w:eastAsia="굴림체" w:hAnsi="Courier New" w:cs="Courier New"/>
+                          <w:color w:val="CC7832"/>
+                          <w:kern w:val="0"/>
+                          <w:sz w:val="20"/>
+                          <w:szCs w:val="20"/>
+                          <w14:ligatures w14:val="none"/>
+                        </w:rPr>
+                        <w:t xml:space="preserve">for </w:t>
+                      </w:r>
+                      <w:r>
+                        <w:rPr>
+                          <w:rFonts w:ascii="Courier New" w:eastAsia="굴림체" w:hAnsi="Courier New" w:cs="Courier New"/>
+                          <w:color w:val="A9B7C6"/>
+                          <w:kern w:val="0"/>
+                          <w:sz w:val="20"/>
+                          <w:szCs w:val="20"/>
+                          <w14:ligatures w14:val="none"/>
+                        </w:rPr>
+                        <w:t xml:space="preserve">i </w:t>
+                      </w:r>
+                      <w:r>
+                        <w:rPr>
+                          <w:rFonts w:ascii="Courier New" w:eastAsia="굴림체" w:hAnsi="Courier New" w:cs="Courier New"/>
+                          <w:color w:val="CC7832"/>
+                          <w:kern w:val="0"/>
+                          <w:sz w:val="20"/>
+                          <w:szCs w:val="20"/>
+                          <w14:ligatures w14:val="none"/>
+                        </w:rPr>
+                        <w:t xml:space="preserve">in </w:t>
+                      </w:r>
+                      <w:r>
+                        <w:rPr>
+                          <w:rFonts w:ascii="Courier New" w:eastAsia="굴림체" w:hAnsi="Courier New" w:cs="Courier New"/>
+                          <w:color w:val="8888C6"/>
+                          <w:kern w:val="0"/>
+                          <w:sz w:val="20"/>
+                          <w:szCs w:val="20"/>
+                          <w14:ligatures w14:val="none"/>
+                        </w:rPr>
+                        <w:t>range</w:t>
+                      </w:r>
+                      <w:r>
+                        <w:rPr>
+                          <w:rFonts w:ascii="Courier New" w:eastAsia="굴림체" w:hAnsi="Courier New" w:cs="Courier New"/>
+                          <w:color w:val="A9B7C6"/>
+                          <w:kern w:val="0"/>
+                          <w:sz w:val="20"/>
+                          <w:szCs w:val="20"/>
+                          <w14:ligatures w14:val="none"/>
+                        </w:rPr>
+                        <w:t>((N-</w:t>
+                      </w:r>
+                      <w:r>
+                        <w:rPr>
+                          <w:rFonts w:ascii="Courier New" w:eastAsia="굴림체" w:hAnsi="Courier New" w:cs="Courier New"/>
+                          <w:color w:val="6897BB"/>
+                          <w:kern w:val="0"/>
+                          <w:sz w:val="20"/>
+                          <w:szCs w:val="20"/>
+                          <w14:ligatures w14:val="none"/>
+                        </w:rPr>
+                        <w:t>1</w:t>
+                      </w:r>
+                      <w:r>
+                        <w:rPr>
+                          <w:rFonts w:ascii="Courier New" w:eastAsia="굴림체" w:hAnsi="Courier New" w:cs="Courier New"/>
+                          <w:color w:val="CC7832"/>
+                          <w:kern w:val="0"/>
+                          <w:sz w:val="20"/>
+                          <w:szCs w:val="20"/>
+                          <w14:ligatures w14:val="none"/>
+                        </w:rPr>
+                        <w:t xml:space="preserve">, </w:t>
+                      </w:r>
+                      <w:r>
+                        <w:rPr>
+                          <w:rFonts w:ascii="Courier New" w:eastAsia="굴림체" w:hAnsi="Courier New" w:cs="Courier New"/>
+                          <w:color w:val="6897BB"/>
+                          <w:kern w:val="0"/>
+                          <w:sz w:val="20"/>
+                          <w:szCs w:val="20"/>
+                          <w14:ligatures w14:val="none"/>
+                        </w:rPr>
+                        <w:t>0</w:t>
+                      </w:r>
+                      <w:r>
+                        <w:rPr>
+                          <w:rFonts w:ascii="Courier New" w:eastAsia="굴림체" w:hAnsi="Courier New" w:cs="Courier New"/>
+                          <w:color w:val="CC7832"/>
+                          <w:kern w:val="0"/>
+                          <w:sz w:val="20"/>
+                          <w:szCs w:val="20"/>
+                          <w14:ligatures w14:val="none"/>
+                        </w:rPr>
+                        <w:t xml:space="preserve">, </w:t>
+                      </w:r>
+                      <w:r>
+                        <w:rPr>
+                          <w:rFonts w:ascii="Courier New" w:eastAsia="굴림체" w:hAnsi="Courier New" w:cs="Courier New"/>
+                          <w:color w:val="A9B7C6"/>
+                          <w:kern w:val="0"/>
+                          <w:sz w:val="20"/>
+                          <w:szCs w:val="20"/>
+                          <w14:ligatures w14:val="none"/>
+                        </w:rPr>
+                        <w:t>-</w:t>
+                      </w:r>
+                      <w:r>
+                        <w:rPr>
+                          <w:rFonts w:ascii="Courier New" w:eastAsia="굴림체" w:hAnsi="Courier New" w:cs="Courier New"/>
+                          <w:color w:val="6897BB"/>
+                          <w:kern w:val="0"/>
+                          <w:sz w:val="20"/>
+                          <w:szCs w:val="20"/>
+                          <w14:ligatures w14:val="none"/>
+                        </w:rPr>
+                        <w:t>1</w:t>
+                      </w:r>
+                      <w:r>
+                        <w:rPr>
+                          <w:rFonts w:ascii="Courier New" w:eastAsia="굴림체" w:hAnsi="Courier New" w:cs="Courier New"/>
+                          <w:color w:val="A9B7C6"/>
+                          <w:kern w:val="0"/>
+                          <w:sz w:val="20"/>
+                          <w:szCs w:val="20"/>
+                          <w14:ligatures w14:val="none"/>
+                        </w:rPr>
+                        <w:t>) :</w:t>
+                      </w:r>
+                      <w:r>
+                        <w:rPr>
+                          <w:rFonts w:ascii="Courier New" w:eastAsia="굴림체" w:hAnsi="Courier New" w:cs="Courier New"/>
+                          <w:color w:val="A9B7C6"/>
+                          <w:kern w:val="0"/>
+                          <w:sz w:val="20"/>
+                          <w:szCs w:val="20"/>
+                          <w14:ligatures w14:val="none"/>
+                        </w:rPr>
+                        <w:br/>
+                        <w:t xml:space="preserve">    </w:t>
+                      </w:r>
+                      <w:r>
+                        <w:rPr>
+                          <w:rFonts w:ascii="Courier New" w:eastAsia="굴림체" w:hAnsi="Courier New" w:cs="Courier New"/>
+                          <w:color w:val="CC7832"/>
+                          <w:kern w:val="0"/>
+                          <w:sz w:val="20"/>
+                          <w:szCs w:val="20"/>
+                          <w14:ligatures w14:val="none"/>
+                        </w:rPr>
+                        <w:t xml:space="preserve">for </w:t>
+                      </w:r>
+                      <w:r>
+                        <w:rPr>
+                          <w:rFonts w:ascii="Courier New" w:eastAsia="굴림체" w:hAnsi="Courier New" w:cs="Courier New"/>
+                          <w:color w:val="A9B7C6"/>
+                          <w:kern w:val="0"/>
+                          <w:sz w:val="20"/>
+                          <w:szCs w:val="20"/>
+                          <w14:ligatures w14:val="none"/>
+                        </w:rPr>
+                        <w:t xml:space="preserve">j </w:t>
+                      </w:r>
+                      <w:r>
+                        <w:rPr>
+                          <w:rFonts w:ascii="Courier New" w:eastAsia="굴림체" w:hAnsi="Courier New" w:cs="Courier New"/>
+                          <w:color w:val="CC7832"/>
+                          <w:kern w:val="0"/>
+                          <w:sz w:val="20"/>
+                          <w:szCs w:val="20"/>
+                          <w14:ligatures w14:val="none"/>
+                        </w:rPr>
+                        <w:t xml:space="preserve">in </w:t>
+                      </w:r>
+                      <w:r>
+                        <w:rPr>
+                          <w:rFonts w:ascii="Courier New" w:eastAsia="굴림체" w:hAnsi="Courier New" w:cs="Courier New"/>
+                          <w:color w:val="A9B7C6"/>
+                          <w:kern w:val="0"/>
+                          <w:sz w:val="20"/>
+                          <w:szCs w:val="20"/>
+                          <w14:ligatures w14:val="none"/>
+                        </w:rPr>
+                        <w:t>range(i) :</w:t>
+                      </w:r>
+                      <w:r>
+                        <w:rPr>
+                          <w:rFonts w:ascii="Courier New" w:eastAsia="굴림체" w:hAnsi="Courier New" w:cs="Courier New"/>
+                          <w:color w:val="A9B7C6"/>
+                          <w:kern w:val="0"/>
+                          <w:sz w:val="20"/>
+                          <w:szCs w:val="20"/>
+                          <w14:ligatures w14:val="none"/>
+                        </w:rPr>
+                        <w:br/>
+                        <w:t xml:space="preserve">        </w:t>
+                      </w:r>
+                      <w:r>
+                        <w:rPr>
+                          <w:rFonts w:ascii="Courier New" w:eastAsia="굴림체" w:hAnsi="Courier New" w:cs="Courier New"/>
+                          <w:color w:val="CC7832"/>
+                          <w:kern w:val="0"/>
+                          <w:sz w:val="20"/>
+                          <w:szCs w:val="20"/>
+                          <w14:ligatures w14:val="none"/>
+                        </w:rPr>
+                        <w:t xml:space="preserve">if </w:t>
+                      </w:r>
+                      <w:r>
+                        <w:rPr>
+                          <w:rFonts w:ascii="Courier New" w:eastAsia="굴림체" w:hAnsi="Courier New" w:cs="Courier New"/>
+                          <w:color w:val="A9B7C6"/>
+                          <w:kern w:val="0"/>
+                          <w:sz w:val="20"/>
+                          <w:szCs w:val="20"/>
+                          <w14:ligatures w14:val="none"/>
+                        </w:rPr>
+                        <w:t>a[j] &gt; a[j+</w:t>
+                      </w:r>
+                      <w:r>
+                        <w:rPr>
+                          <w:rFonts w:ascii="Courier New" w:eastAsia="굴림체" w:hAnsi="Courier New" w:cs="Courier New"/>
+                          <w:color w:val="6897BB"/>
+                          <w:kern w:val="0"/>
+                          <w:sz w:val="20"/>
+                          <w:szCs w:val="20"/>
+                          <w14:ligatures w14:val="none"/>
+                        </w:rPr>
+                        <w:t>1</w:t>
+                      </w:r>
+                      <w:r>
+                        <w:rPr>
+                          <w:rFonts w:ascii="Courier New" w:eastAsia="굴림체" w:hAnsi="Courier New" w:cs="Courier New"/>
+                          <w:color w:val="A9B7C6"/>
+                          <w:kern w:val="0"/>
+                          <w:sz w:val="20"/>
+                          <w:szCs w:val="20"/>
+                          <w14:ligatures w14:val="none"/>
+                        </w:rPr>
+                        <w:t>]</w:t>
+                      </w:r>
+                      <w:r>
+                        <w:rPr>
+                          <w:rFonts w:ascii="Courier New" w:eastAsia="굴림체" w:hAnsi="Courier New" w:cs="Courier New"/>
+                          <w:color w:val="A9B7C6"/>
+                          <w:kern w:val="0"/>
+                          <w:sz w:val="20"/>
+                          <w:szCs w:val="20"/>
+                          <w14:ligatures w14:val="none"/>
+                        </w:rPr>
+                        <w:br/>
+                        <w:t xml:space="preserve">            a[j]</w:t>
+                      </w:r>
+                      <w:r>
+                        <w:rPr>
+                          <w:rFonts w:ascii="Courier New" w:eastAsia="굴림체" w:hAnsi="Courier New" w:cs="Courier New"/>
+                          <w:color w:val="CC7832"/>
+                          <w:kern w:val="0"/>
+                          <w:sz w:val="20"/>
+                          <w:szCs w:val="20"/>
+                          <w14:ligatures w14:val="none"/>
+                        </w:rPr>
+                        <w:t xml:space="preserve">, </w:t>
+                      </w:r>
+                      <w:r>
+                        <w:rPr>
+                          <w:rFonts w:ascii="Courier New" w:eastAsia="굴림체" w:hAnsi="Courier New" w:cs="Courier New"/>
+                          <w:color w:val="A9B7C6"/>
+                          <w:kern w:val="0"/>
+                          <w:sz w:val="20"/>
+                          <w:szCs w:val="20"/>
+                          <w14:ligatures w14:val="none"/>
+                        </w:rPr>
+                        <w:t>a[j+</w:t>
+                      </w:r>
+                      <w:r>
+                        <w:rPr>
+                          <w:rFonts w:ascii="Courier New" w:eastAsia="굴림체" w:hAnsi="Courier New" w:cs="Courier New"/>
+                          <w:color w:val="6897BB"/>
+                          <w:kern w:val="0"/>
+                          <w:sz w:val="20"/>
+                          <w:szCs w:val="20"/>
+                          <w14:ligatures w14:val="none"/>
+                        </w:rPr>
+                        <w:t>1</w:t>
+                      </w:r>
+                      <w:r>
+                        <w:rPr>
+                          <w:rFonts w:ascii="Courier New" w:eastAsia="굴림체" w:hAnsi="Courier New" w:cs="Courier New"/>
+                          <w:color w:val="A9B7C6"/>
+                          <w:kern w:val="0"/>
+                          <w:sz w:val="20"/>
+                          <w:szCs w:val="20"/>
+                          <w14:ligatures w14:val="none"/>
+                        </w:rPr>
+                        <w:t>] = a[j+</w:t>
+                      </w:r>
+                      <w:r>
+                        <w:rPr>
+                          <w:rFonts w:ascii="Courier New" w:eastAsia="굴림체" w:hAnsi="Courier New" w:cs="Courier New"/>
+                          <w:color w:val="6897BB"/>
+                          <w:kern w:val="0"/>
+                          <w:sz w:val="20"/>
+                          <w:szCs w:val="20"/>
+                          <w14:ligatures w14:val="none"/>
+                        </w:rPr>
+                        <w:t>1</w:t>
+                      </w:r>
+                      <w:r>
+                        <w:rPr>
+                          <w:rFonts w:ascii="Courier New" w:eastAsia="굴림체" w:hAnsi="Courier New" w:cs="Courier New"/>
+                          <w:color w:val="A9B7C6"/>
+                          <w:kern w:val="0"/>
+                          <w:sz w:val="20"/>
+                          <w:szCs w:val="20"/>
+                          <w14:ligatures w14:val="none"/>
+                        </w:rPr>
+                        <w:t>]</w:t>
+                      </w:r>
+                      <w:r>
+                        <w:rPr>
+                          <w:rFonts w:ascii="Courier New" w:eastAsia="굴림체" w:hAnsi="Courier New" w:cs="Courier New"/>
+                          <w:color w:val="CC7832"/>
+                          <w:kern w:val="0"/>
+                          <w:sz w:val="20"/>
+                          <w:szCs w:val="20"/>
+                          <w14:ligatures w14:val="none"/>
+                        </w:rPr>
+                        <w:t xml:space="preserve">, </w:t>
+                      </w:r>
+                      <w:r>
+                        <w:rPr>
+                          <w:rFonts w:ascii="Courier New" w:eastAsia="굴림체" w:hAnsi="Courier New" w:cs="Courier New"/>
+                          <w:color w:val="A9B7C6"/>
+                          <w:kern w:val="0"/>
+                          <w:sz w:val="20"/>
+                          <w:szCs w:val="20"/>
+                          <w14:ligatures w14:val="none"/>
+                        </w:rPr>
+                        <w:t>a[j]</w:t>
+                      </w:r>
+                    </w:p>
+                    <w:p/>
+                  </w:txbxContent>
+                </v:textbox>
+                <w10:wrap type="square" anchorx="margin"/>
+              </v:shape>
+            </w:pict>
+          </mc:Fallback>
+        </mc:AlternateContent>
+      </w:r>
+      <w:r>
+        <w:rPr>
+          <w:rFonts w:ascii="굴림" w:eastAsia="굴림" w:hAnsi="굴림" w:hint="eastAsia"/>
+          <w:sz w:val="20"/>
+          <w:szCs w:val="20"/>
+        </w:rPr>
+        <w:t>인접한 두 원소를 비교해 큰 쪽이 오른쪽으로 이동</w:t>
       </w:r>
     </w:p>
     <w:p>
@@ -742,7 +1598,7 @@
       <w:pPr>
         <w:pStyle w:val="a6"/>
         <w:numPr>
-          <w:ilvl w:val="2"/>
+          <w:ilvl w:val="1"/>
           <w:numId w:val="5"/>
         </w:numPr>
         <w:rPr>
@@ -751,6 +1607,62 @@
           <w:szCs w:val="20"/>
         </w:rPr>
       </w:pPr>
+      <w:r>
+        <w:rPr>
+          <w:rFonts w:ascii="굴림" w:eastAsia="굴림" w:hAnsi="굴림" w:hint="eastAsia"/>
+          <w:sz w:val="20"/>
+          <w:szCs w:val="20"/>
+        </w:rPr>
+        <w:t xml:space="preserve">카운팅 정렬 </w:t>
+      </w:r>
+      <w:r>
+        <w:rPr>
+          <w:rFonts w:ascii="굴림" w:eastAsia="굴림" w:hAnsi="굴림"/>
+          <w:sz w:val="20"/>
+          <w:szCs w:val="20"/>
+        </w:rPr>
+        <w:t xml:space="preserve">– </w:t>
+      </w:r>
+      <w:r>
+        <w:rPr>
+          <w:rFonts w:ascii="굴림" w:eastAsia="굴림" w:hAnsi="굴림" w:hint="eastAsia"/>
+          <w:sz w:val="20"/>
+          <w:szCs w:val="20"/>
+        </w:rPr>
+        <w:t xml:space="preserve">집합에 각 항목이 몇 개씩 있는지 카운트 하고 </w:t>
+      </w:r>
+      <w:r>
+        <w:rPr>
+          <w:rFonts w:ascii="굴림" w:eastAsia="굴림" w:hAnsi="굴림"/>
+          <w:sz w:val="20"/>
+          <w:szCs w:val="20"/>
+        </w:rPr>
+        <w:t xml:space="preserve">, </w:t>
+      </w:r>
+      <w:r>
+        <w:rPr>
+          <w:rFonts w:ascii="굴림" w:eastAsia="굴림" w:hAnsi="굴림" w:hint="eastAsia"/>
+          <w:sz w:val="20"/>
+          <w:szCs w:val="20"/>
+        </w:rPr>
+        <w:t>선형 시간에 정렬하는 효율적인</w:t>
+      </w:r>
+      <w:r>
+        <w:rPr>
+          <w:rFonts w:ascii="굴림" w:eastAsia="굴림" w:hAnsi="굴림"/>
+          <w:sz w:val="20"/>
+          <w:szCs w:val="20"/>
+        </w:rPr>
+        <w:t xml:space="preserve"> </w:t>
+      </w:r>
+      <w:r>
+        <w:rPr>
+          <w:rFonts w:ascii="굴림" w:eastAsia="굴림" w:hAnsi="굴림" w:hint="eastAsia"/>
+          <w:sz w:val="20"/>
+          <w:szCs w:val="20"/>
+        </w:rPr>
+        <w:t>방식</w:t>
+      </w:r>
     </w:p>
     <w:p>
       <w:pPr>
@@ -760,7 +1672,1322 @@
           <w:numId w:val="5"/>
         </w:numPr>
         <w:rPr>
-          <w:rFonts w:ascii="굴림" w:eastAsia="굴림" w:hAnsi="굴림" w:hint="eastAsia"/>
+          <w:rFonts w:ascii="굴림" w:eastAsia="굴림" w:hAnsi="굴림"/>
+          <w:sz w:val="20"/>
+          <w:szCs w:val="20"/>
+        </w:rPr>
+      </w:pPr>
+      <w:r>
+        <w:rPr>
+          <w:rFonts w:ascii="Courier New" w:eastAsia="굴림체" w:hAnsi="Courier New" w:cs="Courier New"/>
+          <w:noProof/>
+          <w:color w:val="CC7832"/>
+          <w:kern w:val="0"/>
+          <w:sz w:val="20"/>
+          <w:szCs w:val="20"/>
+          <w14:ligatures w14:val="none"/>
+        </w:rPr>
+        <mc:AlternateContent>
+          <mc:Choice Requires="wps">
+            <w:drawing>
+              <wp:anchor distT="0" distB="0" distL="0" distR="0" simplePos="0" relativeHeight="251660288" behindDoc="0" locked="0" layoutInCell="1" allowOverlap="1" wp14:anchorId="01E8E711" wp14:editId="52115963">
+                <wp:simplePos x="0" y="0"/>
+                <wp:positionH relativeFrom="page">
+                  <wp:align>right</wp:align>
+                </wp:positionH>
+                <wp:positionV relativeFrom="paragraph">
+                  <wp:posOffset>134620</wp:posOffset>
+                </wp:positionV>
+                <wp:extent cx="2217420" cy="668655"/>
+                <wp:effectExtent l="0" t="0" r="0" b="0"/>
+                <wp:wrapSquare wrapText="bothSides"/>
+                <wp:docPr id="217" name="텍스트 상자 2"/>
+                <wp:cNvGraphicFramePr>
+                  <a:graphicFrameLocks xmlns:a="http://schemas.openxmlformats.org/drawingml/2006/main"/>
+                </wp:cNvGraphicFramePr>
+                <a:graphic xmlns:a="http://schemas.openxmlformats.org/drawingml/2006/main">
+                  <a:graphicData uri="http://schemas.microsoft.com/office/word/2010/wordprocessingShape">
+                    <wps:wsp>
+                      <wps:cNvSpPr txBox="1">
+                        <a:spLocks noChangeArrowheads="1"/>
+                      </wps:cNvSpPr>
+                      <wps:spPr bwMode="auto">
+                        <a:xfrm>
+                          <a:off x="0" y="0"/>
+                          <a:ext cx="2217420" cy="668655"/>
+                        </a:xfrm>
+                        <a:prstGeom prst="rect">
+                          <a:avLst/>
+                        </a:prstGeom>
+                        <a:solidFill>
+                          <a:srgbClr val="FFFFFF"/>
+                        </a:solidFill>
+                        <a:ln w="9525">
+                          <a:noFill/>
+                          <a:miter lim="800000"/>
+                          <a:headEnd/>
+                          <a:tailEnd/>
+                        </a:ln>
+                      </wps:spPr>
+                      <wps:txbx>
+                        <w:txbxContent>
+                          <w:p>
+                            <w:pPr>
+                              <w:widowControl/>
+                              <w:shd w:val="clear" w:color="auto" w:fill="2B2B2B"/>
+                              <w:tabs>
+                                <w:tab w:val="left" w:pos="916"/>
+                                <w:tab w:val="left" w:pos="1832"/>
+                                <w:tab w:val="left" w:pos="2748"/>
+                                <w:tab w:val="left" w:pos="3664"/>
+                                <w:tab w:val="left" w:pos="4580"/>
+                                <w:tab w:val="left" w:pos="5496"/>
+                                <w:tab w:val="left" w:pos="6412"/>
+                                <w:tab w:val="left" w:pos="7328"/>
+                                <w:tab w:val="left" w:pos="8244"/>
+                                <w:tab w:val="left" w:pos="9160"/>
+                                <w:tab w:val="left" w:pos="10076"/>
+                                <w:tab w:val="left" w:pos="10992"/>
+                                <w:tab w:val="left" w:pos="11908"/>
+                                <w:tab w:val="left" w:pos="12824"/>
+                                <w:tab w:val="left" w:pos="13740"/>
+                                <w:tab w:val="left" w:pos="14656"/>
+                              </w:tabs>
+                              <w:wordWrap/>
+                              <w:autoSpaceDE/>
+                              <w:autoSpaceDN/>
+                              <w:spacing w:after="0"/>
+                              <w:rPr>
+                                <w:rFonts w:ascii="Courier New" w:eastAsia="굴림체" w:hAnsi="Courier New" w:cs="Courier New"/>
+                                <w:color w:val="6897BB"/>
+                                <w:kern w:val="0"/>
+                                <w:sz w:val="20"/>
+                                <w:szCs w:val="20"/>
+                                <w14:ligatures w14:val="none"/>
+                              </w:rPr>
+                            </w:pPr>
+                            <w:r>
+                              <w:rPr>
+                                <w:rFonts w:ascii="Courier New" w:eastAsia="굴림체" w:hAnsi="Courier New" w:cs="Courier New"/>
+                                <w:color w:val="CC7832"/>
+                                <w:kern w:val="0"/>
+                                <w:sz w:val="20"/>
+                                <w:szCs w:val="20"/>
+                                <w14:ligatures w14:val="none"/>
+                              </w:rPr>
+                              <w:t xml:space="preserve">for </w:t>
+                            </w:r>
+                            <w:r>
+                              <w:rPr>
+                                <w:rFonts w:ascii="Courier New" w:eastAsia="굴림체" w:hAnsi="Courier New" w:cs="Courier New"/>
+                                <w:color w:val="A9B7C6"/>
+                                <w:kern w:val="0"/>
+                                <w:sz w:val="20"/>
+                                <w:szCs w:val="20"/>
+                                <w14:ligatures w14:val="none"/>
+                              </w:rPr>
+                              <w:t>x</w:t>
+                            </w:r>
+                            <w:r>
+                              <w:rPr>
+                                <w:rFonts w:ascii="Courier New" w:eastAsia="굴림체" w:hAnsi="Courier New" w:cs="Courier New"/>
+                                <w:color w:val="A9B7C6"/>
+                                <w:kern w:val="0"/>
+                                <w:sz w:val="20"/>
+                                <w:szCs w:val="20"/>
+                                <w14:ligatures w14:val="none"/>
+                              </w:rPr>
+                              <w:t xml:space="preserve"> </w:t>
+                            </w:r>
+                            <w:r>
+                              <w:rPr>
+                                <w:rFonts w:ascii="Courier New" w:eastAsia="굴림체" w:hAnsi="Courier New" w:cs="Courier New"/>
+                                <w:color w:val="CC7832"/>
+                                <w:kern w:val="0"/>
+                                <w:sz w:val="20"/>
+                                <w:szCs w:val="20"/>
+                                <w14:ligatures w14:val="none"/>
+                              </w:rPr>
+                              <w:t xml:space="preserve">in </w:t>
+                            </w:r>
+                            <w:r>
+                              <w:rPr>
+                                <w:rFonts w:ascii="Courier New" w:eastAsia="굴림체" w:hAnsi="Courier New" w:cs="Courier New"/>
+                                <w:color w:val="A9B7C6"/>
+                                <w:kern w:val="0"/>
+                                <w:sz w:val="20"/>
+                                <w:szCs w:val="20"/>
+                                <w14:ligatures w14:val="none"/>
+                              </w:rPr>
+                              <w:t>DATA:</w:t>
+                            </w:r>
+                            <w:r>
+                              <w:rPr>
+                                <w:rFonts w:ascii="Courier New" w:eastAsia="굴림체" w:hAnsi="Courier New" w:cs="Courier New"/>
+                                <w:color w:val="A9B7C6"/>
+                                <w:kern w:val="0"/>
+                                <w:sz w:val="20"/>
+                                <w:szCs w:val="20"/>
+                                <w14:ligatures w14:val="none"/>
+                              </w:rPr>
+                              <w:br/>
+                              <w:t xml:space="preserve">   counts[</w:t>
+                            </w:r>
+                            <w:r>
+                              <w:rPr>
+                                <w:rFonts w:ascii="Courier New" w:eastAsia="굴림체" w:hAnsi="Courier New" w:cs="Courier New"/>
+                                <w:color w:val="A9B7C6"/>
+                                <w:kern w:val="0"/>
+                                <w:sz w:val="20"/>
+                                <w:szCs w:val="20"/>
+                                <w14:ligatures w14:val="none"/>
+                              </w:rPr>
+                              <w:t>x</w:t>
+                            </w:r>
+                            <w:r>
+                              <w:rPr>
+                                <w:rFonts w:ascii="Courier New" w:eastAsia="굴림체" w:hAnsi="Courier New" w:cs="Courier New"/>
+                                <w:color w:val="A9B7C6"/>
+                                <w:kern w:val="0"/>
+                                <w:sz w:val="20"/>
+                                <w:szCs w:val="20"/>
+                                <w14:ligatures w14:val="none"/>
+                              </w:rPr>
+                              <w:t xml:space="preserve">] += </w:t>
+                            </w:r>
+                            <w:r>
+                              <w:rPr>
+                                <w:rFonts w:ascii="Courier New" w:eastAsia="굴림체" w:hAnsi="Courier New" w:cs="Courier New"/>
+                                <w:color w:val="6897BB"/>
+                                <w:kern w:val="0"/>
+                                <w:sz w:val="20"/>
+                                <w:szCs w:val="20"/>
+                                <w14:ligatures w14:val="none"/>
+                              </w:rPr>
+                              <w:t>1</w:t>
+                            </w:r>
+                          </w:p>
+                          <w:p>
+                            <w:pPr>
+                              <w:widowControl/>
+                              <w:shd w:val="clear" w:color="auto" w:fill="2B2B2B"/>
+                              <w:tabs>
+                                <w:tab w:val="left" w:pos="916"/>
+                                <w:tab w:val="left" w:pos="1832"/>
+                                <w:tab w:val="left" w:pos="2748"/>
+                                <w:tab w:val="left" w:pos="3664"/>
+                                <w:tab w:val="left" w:pos="4580"/>
+                                <w:tab w:val="left" w:pos="5496"/>
+                                <w:tab w:val="left" w:pos="6412"/>
+                                <w:tab w:val="left" w:pos="7328"/>
+                                <w:tab w:val="left" w:pos="8244"/>
+                                <w:tab w:val="left" w:pos="9160"/>
+                                <w:tab w:val="left" w:pos="10076"/>
+                                <w:tab w:val="left" w:pos="10992"/>
+                                <w:tab w:val="left" w:pos="11908"/>
+                                <w:tab w:val="left" w:pos="12824"/>
+                                <w:tab w:val="left" w:pos="13740"/>
+                                <w:tab w:val="left" w:pos="14656"/>
+                              </w:tabs>
+                              <w:wordWrap/>
+                              <w:autoSpaceDE/>
+                              <w:autoSpaceDN/>
+                              <w:spacing w:after="0"/>
+                              <w:rPr>
+                                <w:rFonts w:ascii="Courier New" w:eastAsia="굴림체" w:hAnsi="Courier New" w:cs="Courier New" w:hint="eastAsia"/>
+                                <w:color w:val="A9B7C6"/>
+                                <w:kern w:val="0"/>
+                                <w:sz w:val="20"/>
+                                <w:szCs w:val="20"/>
+                                <w14:ligatures w14:val="none"/>
+                              </w:rPr>
+                            </w:pPr>
+                            <w:r>
+                              <w:rPr>
+                                <w:rFonts w:ascii="Courier New" w:eastAsia="굴림체" w:hAnsi="Courier New" w:cs="Courier New"/>
+                                <w:color w:val="CC7832"/>
+                                <w:kern w:val="0"/>
+                                <w:sz w:val="20"/>
+                                <w:szCs w:val="20"/>
+                                <w14:ligatures w14:val="none"/>
+                              </w:rPr>
+                              <w:t xml:space="preserve">for </w:t>
+                            </w:r>
+                            <w:r>
+                              <w:rPr>
+                                <w:rFonts w:ascii="Courier New" w:eastAsia="굴림체" w:hAnsi="Courier New" w:cs="Courier New"/>
+                                <w:color w:val="A9B7C6"/>
+                                <w:kern w:val="0"/>
+                                <w:sz w:val="20"/>
+                                <w:szCs w:val="20"/>
+                                <w14:ligatures w14:val="none"/>
+                              </w:rPr>
+                              <w:t xml:space="preserve">i </w:t>
+                            </w:r>
+                            <w:r>
+                              <w:rPr>
+                                <w:rFonts w:ascii="Courier New" w:eastAsia="굴림체" w:hAnsi="Courier New" w:cs="Courier New"/>
+                                <w:color w:val="CC7832"/>
+                                <w:kern w:val="0"/>
+                                <w:sz w:val="20"/>
+                                <w:szCs w:val="20"/>
+                                <w14:ligatures w14:val="none"/>
+                              </w:rPr>
+                              <w:t xml:space="preserve">in </w:t>
+                            </w:r>
+                            <w:r>
+                              <w:rPr>
+                                <w:rFonts w:ascii="Courier New" w:eastAsia="굴림체" w:hAnsi="Courier New" w:cs="Courier New"/>
+                                <w:color w:val="8888C6"/>
+                                <w:kern w:val="0"/>
+                                <w:sz w:val="20"/>
+                                <w:szCs w:val="20"/>
+                                <w14:ligatures w14:val="none"/>
+                              </w:rPr>
+                              <w:t>range</w:t>
+                            </w:r>
+                            <w:r>
+                              <w:rPr>
+                                <w:rFonts w:ascii="Courier New" w:eastAsia="굴림체" w:hAnsi="Courier New" w:cs="Courier New"/>
+                                <w:color w:val="A9B7C6"/>
+                                <w:kern w:val="0"/>
+                                <w:sz w:val="20"/>
+                                <w:szCs w:val="20"/>
+                                <w14:ligatures w14:val="none"/>
+                              </w:rPr>
+                              <w:t>(</w:t>
+                            </w:r>
+                            <w:r>
+                              <w:rPr>
+                                <w:rFonts w:ascii="Courier New" w:eastAsia="굴림체" w:hAnsi="Courier New" w:cs="Courier New"/>
+                                <w:color w:val="6897BB"/>
+                                <w:kern w:val="0"/>
+                                <w:sz w:val="20"/>
+                                <w:szCs w:val="20"/>
+                                <w14:ligatures w14:val="none"/>
+                              </w:rPr>
+                              <w:t>1</w:t>
+                            </w:r>
+                            <w:r>
+                              <w:rPr>
+                                <w:rFonts w:ascii="Courier New" w:eastAsia="굴림체" w:hAnsi="Courier New" w:cs="Courier New"/>
+                                <w:color w:val="CC7832"/>
+                                <w:kern w:val="0"/>
+                                <w:sz w:val="20"/>
+                                <w:szCs w:val="20"/>
+                                <w14:ligatures w14:val="none"/>
+                              </w:rPr>
+                              <w:t xml:space="preserve">, </w:t>
+                            </w:r>
+                            <w:r>
+                              <w:rPr>
+                                <w:rFonts w:ascii="Courier New" w:eastAsia="굴림체" w:hAnsi="Courier New" w:cs="Courier New"/>
+                                <w:color w:val="A9B7C6"/>
+                                <w:kern w:val="0"/>
+                                <w:sz w:val="20"/>
+                                <w:szCs w:val="20"/>
+                                <w14:ligatures w14:val="none"/>
+                              </w:rPr>
+                              <w:t>K+</w:t>
+                            </w:r>
+                            <w:r>
+                              <w:rPr>
+                                <w:rFonts w:ascii="Courier New" w:eastAsia="굴림체" w:hAnsi="Courier New" w:cs="Courier New"/>
+                                <w:color w:val="6897BB"/>
+                                <w:kern w:val="0"/>
+                                <w:sz w:val="20"/>
+                                <w:szCs w:val="20"/>
+                                <w14:ligatures w14:val="none"/>
+                              </w:rPr>
+                              <w:t>1</w:t>
+                            </w:r>
+                            <w:r>
+                              <w:rPr>
+                                <w:rFonts w:ascii="Courier New" w:eastAsia="굴림체" w:hAnsi="Courier New" w:cs="Courier New"/>
+                                <w:color w:val="A9B7C6"/>
+                                <w:kern w:val="0"/>
+                                <w:sz w:val="20"/>
+                                <w:szCs w:val="20"/>
+                                <w14:ligatures w14:val="none"/>
+                              </w:rPr>
+                              <w:t>)</w:t>
+                            </w:r>
+                            <w:r>
+                              <w:rPr>
+                                <w:rFonts w:ascii="Courier New" w:eastAsia="굴림체" w:hAnsi="Courier New" w:cs="Courier New"/>
+                                <w:color w:val="A9B7C6"/>
+                                <w:kern w:val="0"/>
+                                <w:sz w:val="20"/>
+                                <w:szCs w:val="20"/>
+                                <w14:ligatures w14:val="none"/>
+                              </w:rPr>
+                              <w:br/>
+                              <w:t xml:space="preserve">   counts[i] += counts[:-</w:t>
+                            </w:r>
+                            <w:r>
+                              <w:rPr>
+                                <w:rFonts w:ascii="Courier New" w:eastAsia="굴림체" w:hAnsi="Courier New" w:cs="Courier New"/>
+                                <w:color w:val="6897BB"/>
+                                <w:kern w:val="0"/>
+                                <w:sz w:val="20"/>
+                                <w:szCs w:val="20"/>
+                                <w14:ligatures w14:val="none"/>
+                              </w:rPr>
+                              <w:t>1</w:t>
+                            </w:r>
+                            <w:r>
+                              <w:rPr>
+                                <w:rFonts w:ascii="Courier New" w:eastAsia="굴림체" w:hAnsi="Courier New" w:cs="Courier New"/>
+                                <w:color w:val="A9B7C6"/>
+                                <w:kern w:val="0"/>
+                                <w:sz w:val="20"/>
+                                <w:szCs w:val="20"/>
+                                <w14:ligatures w14:val="none"/>
+                              </w:rPr>
+                              <w:t>]</w:t>
+                            </w:r>
+                          </w:p>
+                          <w:p/>
+                        </w:txbxContent>
+                      </wps:txbx>
+                      <wps:bodyPr rot="0" vert="horz" wrap="square" lIns="91440" tIns="45720" rIns="91440" bIns="45720" anchor="t" anchorCtr="0">
+                        <a:noAutofit/>
+                      </wps:bodyPr>
+                    </wps:wsp>
+                  </a:graphicData>
+                </a:graphic>
+                <wp14:sizeRelH relativeFrom="margin">
+                  <wp14:pctWidth>0</wp14:pctWidth>
+                </wp14:sizeRelH>
+                <wp14:sizeRelV relativeFrom="margin">
+                  <wp14:pctHeight>0</wp14:pctHeight>
+                </wp14:sizeRelV>
+              </wp:anchor>
+            </w:drawing>
+          </mc:Choice>
+          <mc:Fallback>
+            <w:pict>
+              <v:shape w14:anchorId="01E8E711" id="_x0000_s1027" type="#_x0000_t202" style="position:absolute;left:0;text-align:left;margin-left:123.4pt;margin-top:10.6pt;width:174.6pt;height:52.65pt;z-index:251660288;visibility:visible;mso-wrap-style:square;mso-width-percent:0;mso-height-percent:0;mso-wrap-distance-left:0;mso-wrap-distance-top:0;mso-wrap-distance-right:0;mso-wrap-distance-bottom:0;mso-position-horizontal:right;mso-position-horizontal-relative:page;mso-position-vertical:absolute;mso-position-vertical-relative:text;mso-width-percent:0;mso-height-percent:0;mso-width-relative:margin;mso-height-relative:margin;v-text-anchor:top" o:gfxdata="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" stroked="f">
+                <v:textbox>
+                  <w:txbxContent>
+                    <w:p>
+                      <w:pPr>
+                        <w:widowControl/>
+                        <w:shd w:val="clear" w:color="auto" w:fill="2B2B2B"/>
+                        <w:tabs>
+                          <w:tab w:val="left" w:pos="916"/>
+                          <w:tab w:val="left" w:pos="1832"/>
+                          <w:tab w:val="left" w:pos="2748"/>
+                          <w:tab w:val="left" w:pos="3664"/>
+                          <w:tab w:val="left" w:pos="4580"/>
+                          <w:tab w:val="left" w:pos="5496"/>
+                          <w:tab w:val="left" w:pos="6412"/>
+                          <w:tab w:val="left" w:pos="7328"/>
+                          <w:tab w:val="left" w:pos="8244"/>
+                          <w:tab w:val="left" w:pos="9160"/>
+                          <w:tab w:val="left" w:pos="10076"/>
+                          <w:tab w:val="left" w:pos="10992"/>
+                          <w:tab w:val="left" w:pos="11908"/>
+                          <w:tab w:val="left" w:pos="12824"/>
+                          <w:tab w:val="left" w:pos="13740"/>
+                          <w:tab w:val="left" w:pos="14656"/>
+                        </w:tabs>
+                        <w:wordWrap/>
+                        <w:autoSpaceDE/>
+                        <w:autoSpaceDN/>
+                        <w:spacing w:after="0"/>
+                        <w:rPr>
+                          <w:rFonts w:ascii="Courier New" w:eastAsia="굴림체" w:hAnsi="Courier New" w:cs="Courier New"/>
+                          <w:color w:val="6897BB"/>
+                          <w:kern w:val="0"/>
+                          <w:sz w:val="20"/>
+                          <w:szCs w:val="20"/>
+                          <w14:ligatures w14:val="none"/>
+                        </w:rPr>
+                      </w:pPr>
+                      <w:r>
+                        <w:rPr>
+                          <w:rFonts w:ascii="Courier New" w:eastAsia="굴림체" w:hAnsi="Courier New" w:cs="Courier New"/>
+                          <w:color w:val="CC7832"/>
+                          <w:kern w:val="0"/>
+                          <w:sz w:val="20"/>
+                          <w:szCs w:val="20"/>
+                          <w14:ligatures w14:val="none"/>
+                        </w:rPr>
+                        <w:t xml:space="preserve">for </w:t>
+                      </w:r>
+                      <w:r>
+                        <w:rPr>
+                          <w:rFonts w:ascii="Courier New" w:eastAsia="굴림체" w:hAnsi="Courier New" w:cs="Courier New"/>
+                          <w:color w:val="A9B7C6"/>
+                          <w:kern w:val="0"/>
+                          <w:sz w:val="20"/>
+                          <w:szCs w:val="20"/>
+                          <w14:ligatures w14:val="none"/>
+                        </w:rPr>
+                        <w:t>x</w:t>
+                      </w:r>
+                      <w:r>
+                        <w:rPr>
+                          <w:rFonts w:ascii="Courier New" w:eastAsia="굴림체" w:hAnsi="Courier New" w:cs="Courier New"/>
+                          <w:color w:val="A9B7C6"/>
+                          <w:kern w:val="0"/>
+                          <w:sz w:val="20"/>
+                          <w:szCs w:val="20"/>
+                          <w14:ligatures w14:val="none"/>
+                        </w:rPr>
+                        <w:t xml:space="preserve"> </w:t>
+                      </w:r>
+                      <w:r>
+                        <w:rPr>
+                          <w:rFonts w:ascii="Courier New" w:eastAsia="굴림체" w:hAnsi="Courier New" w:cs="Courier New"/>
+                          <w:color w:val="CC7832"/>
+                          <w:kern w:val="0"/>
+                          <w:sz w:val="20"/>
+                          <w:szCs w:val="20"/>
+                          <w14:ligatures w14:val="none"/>
+                        </w:rPr>
+                        <w:t xml:space="preserve">in </w:t>
+                      </w:r>
+                      <w:r>
+                        <w:rPr>
+                          <w:rFonts w:ascii="Courier New" w:eastAsia="굴림체" w:hAnsi="Courier New" w:cs="Courier New"/>
+                          <w:color w:val="A9B7C6"/>
+                          <w:kern w:val="0"/>
+                          <w:sz w:val="20"/>
+                          <w:szCs w:val="20"/>
+                          <w14:ligatures w14:val="none"/>
+                        </w:rPr>
+                        <w:t>DATA:</w:t>
+                      </w:r>
+                      <w:r>
+                        <w:rPr>
+                          <w:rFonts w:ascii="Courier New" w:eastAsia="굴림체" w:hAnsi="Courier New" w:cs="Courier New"/>
+                          <w:color w:val="A9B7C6"/>
+                          <w:kern w:val="0"/>
+                          <w:sz w:val="20"/>
+                          <w:szCs w:val="20"/>
+                          <w14:ligatures w14:val="none"/>
+                        </w:rPr>
+                        <w:br/>
+                        <w:t xml:space="preserve">   counts[</w:t>
+                      </w:r>
+                      <w:r>
+                        <w:rPr>
+                          <w:rFonts w:ascii="Courier New" w:eastAsia="굴림체" w:hAnsi="Courier New" w:cs="Courier New"/>
+                          <w:color w:val="A9B7C6"/>
+                          <w:kern w:val="0"/>
+                          <w:sz w:val="20"/>
+                          <w:szCs w:val="20"/>
+                          <w14:ligatures w14:val="none"/>
+                        </w:rPr>
+                        <w:t>x</w:t>
+                      </w:r>
+                      <w:r>
+                        <w:rPr>
+                          <w:rFonts w:ascii="Courier New" w:eastAsia="굴림체" w:hAnsi="Courier New" w:cs="Courier New"/>
+                          <w:color w:val="A9B7C6"/>
+                          <w:kern w:val="0"/>
+                          <w:sz w:val="20"/>
+                          <w:szCs w:val="20"/>
+                          <w14:ligatures w14:val="none"/>
+                        </w:rPr>
+                        <w:t xml:space="preserve">] += </w:t>
+                      </w:r>
+                      <w:r>
+                        <w:rPr>
+                          <w:rFonts w:ascii="Courier New" w:eastAsia="굴림체" w:hAnsi="Courier New" w:cs="Courier New"/>
+                          <w:color w:val="6897BB"/>
+                          <w:kern w:val="0"/>
+                          <w:sz w:val="20"/>
+                          <w:szCs w:val="20"/>
+                          <w14:ligatures w14:val="none"/>
+                        </w:rPr>
+                        <w:t>1</w:t>
+                      </w:r>
+                    </w:p>
+                    <w:p>
+                      <w:pPr>
+                        <w:widowControl/>
+                        <w:shd w:val="clear" w:color="auto" w:fill="2B2B2B"/>
+                        <w:tabs>
+                          <w:tab w:val="left" w:pos="916"/>
+                          <w:tab w:val="left" w:pos="1832"/>
+                          <w:tab w:val="left" w:pos="2748"/>
+                          <w:tab w:val="left" w:pos="3664"/>
+                          <w:tab w:val="left" w:pos="4580"/>
+                          <w:tab w:val="left" w:pos="5496"/>
+                          <w:tab w:val="left" w:pos="6412"/>
+                          <w:tab w:val="left" w:pos="7328"/>
+                          <w:tab w:val="left" w:pos="8244"/>
+                          <w:tab w:val="left" w:pos="9160"/>
+                          <w:tab w:val="left" w:pos="10076"/>
+                          <w:tab w:val="left" w:pos="10992"/>
+                          <w:tab w:val="left" w:pos="11908"/>
+                          <w:tab w:val="left" w:pos="12824"/>
+                          <w:tab w:val="left" w:pos="13740"/>
+                          <w:tab w:val="left" w:pos="14656"/>
+                        </w:tabs>
+                        <w:wordWrap/>
+                        <w:autoSpaceDE/>
+                        <w:autoSpaceDN/>
+                        <w:spacing w:after="0"/>
+                        <w:rPr>
+                          <w:rFonts w:ascii="Courier New" w:eastAsia="굴림체" w:hAnsi="Courier New" w:cs="Courier New" w:hint="eastAsia"/>
+                          <w:color w:val="A9B7C6"/>
+                          <w:kern w:val="0"/>
+                          <w:sz w:val="20"/>
+                          <w:szCs w:val="20"/>
+                          <w14:ligatures w14:val="none"/>
+                        </w:rPr>
+                      </w:pPr>
+                      <w:r>
+                        <w:rPr>
+                          <w:rFonts w:ascii="Courier New" w:eastAsia="굴림체" w:hAnsi="Courier New" w:cs="Courier New"/>
+                          <w:color w:val="CC7832"/>
+                          <w:kern w:val="0"/>
+                          <w:sz w:val="20"/>
+                          <w:szCs w:val="20"/>
+                          <w14:ligatures w14:val="none"/>
+                        </w:rPr>
+                        <w:t xml:space="preserve">for </w:t>
+                      </w:r>
+                      <w:r>
+                        <w:rPr>
+                          <w:rFonts w:ascii="Courier New" w:eastAsia="굴림체" w:hAnsi="Courier New" w:cs="Courier New"/>
+                          <w:color w:val="A9B7C6"/>
+                          <w:kern w:val="0"/>
+                          <w:sz w:val="20"/>
+                          <w:szCs w:val="20"/>
+                          <w14:ligatures w14:val="none"/>
+                        </w:rPr>
+                        <w:t xml:space="preserve">i </w:t>
+                      </w:r>
+                      <w:r>
+                        <w:rPr>
+                          <w:rFonts w:ascii="Courier New" w:eastAsia="굴림체" w:hAnsi="Courier New" w:cs="Courier New"/>
+                          <w:color w:val="CC7832"/>
+                          <w:kern w:val="0"/>
+                          <w:sz w:val="20"/>
+                          <w:szCs w:val="20"/>
+                          <w14:ligatures w14:val="none"/>
+                        </w:rPr>
+                        <w:t xml:space="preserve">in </w:t>
+                      </w:r>
+                      <w:r>
+                        <w:rPr>
+                          <w:rFonts w:ascii="Courier New" w:eastAsia="굴림체" w:hAnsi="Courier New" w:cs="Courier New"/>
+                          <w:color w:val="8888C6"/>
+                          <w:kern w:val="0"/>
+                          <w:sz w:val="20"/>
+                          <w:szCs w:val="20"/>
+                          <w14:ligatures w14:val="none"/>
+                        </w:rPr>
+                        <w:t>range</w:t>
+                      </w:r>
+                      <w:r>
+                        <w:rPr>
+                          <w:rFonts w:ascii="Courier New" w:eastAsia="굴림체" w:hAnsi="Courier New" w:cs="Courier New"/>
+                          <w:color w:val="A9B7C6"/>
+                          <w:kern w:val="0"/>
+                          <w:sz w:val="20"/>
+                          <w:szCs w:val="20"/>
+                          <w14:ligatures w14:val="none"/>
+                        </w:rPr>
+                        <w:t>(</w:t>
+                      </w:r>
+                      <w:r>
+                        <w:rPr>
+                          <w:rFonts w:ascii="Courier New" w:eastAsia="굴림체" w:hAnsi="Courier New" w:cs="Courier New"/>
+                          <w:color w:val="6897BB"/>
+                          <w:kern w:val="0"/>
+                          <w:sz w:val="20"/>
+                          <w:szCs w:val="20"/>
+                          <w14:ligatures w14:val="none"/>
+                        </w:rPr>
+                        <w:t>1</w:t>
+                      </w:r>
+                      <w:r>
+                        <w:rPr>
+                          <w:rFonts w:ascii="Courier New" w:eastAsia="굴림체" w:hAnsi="Courier New" w:cs="Courier New"/>
+                          <w:color w:val="CC7832"/>
+                          <w:kern w:val="0"/>
+                          <w:sz w:val="20"/>
+                          <w:szCs w:val="20"/>
+                          <w14:ligatures w14:val="none"/>
+                        </w:rPr>
+                        <w:t xml:space="preserve">, </w:t>
+                      </w:r>
+                      <w:r>
+                        <w:rPr>
+                          <w:rFonts w:ascii="Courier New" w:eastAsia="굴림체" w:hAnsi="Courier New" w:cs="Courier New"/>
+                          <w:color w:val="A9B7C6"/>
+                          <w:kern w:val="0"/>
+                          <w:sz w:val="20"/>
+                          <w:szCs w:val="20"/>
+                          <w14:ligatures w14:val="none"/>
+                        </w:rPr>
+                        <w:t>K+</w:t>
+                      </w:r>
+                      <w:r>
+                        <w:rPr>
+                          <w:rFonts w:ascii="Courier New" w:eastAsia="굴림체" w:hAnsi="Courier New" w:cs="Courier New"/>
+                          <w:color w:val="6897BB"/>
+                          <w:kern w:val="0"/>
+                          <w:sz w:val="20"/>
+                          <w:szCs w:val="20"/>
+                          <w14:ligatures w14:val="none"/>
+                        </w:rPr>
+                        <w:t>1</w:t>
+                      </w:r>
+                      <w:r>
+                        <w:rPr>
+                          <w:rFonts w:ascii="Courier New" w:eastAsia="굴림체" w:hAnsi="Courier New" w:cs="Courier New"/>
+                          <w:color w:val="A9B7C6"/>
+                          <w:kern w:val="0"/>
+                          <w:sz w:val="20"/>
+                          <w:szCs w:val="20"/>
+                          <w14:ligatures w14:val="none"/>
+                        </w:rPr>
+                        <w:t>)</w:t>
+                      </w:r>
+                      <w:r>
+                        <w:rPr>
+                          <w:rFonts w:ascii="Courier New" w:eastAsia="굴림체" w:hAnsi="Courier New" w:cs="Courier New"/>
+                          <w:color w:val="A9B7C6"/>
+                          <w:kern w:val="0"/>
+                          <w:sz w:val="20"/>
+                          <w:szCs w:val="20"/>
+                          <w14:ligatures w14:val="none"/>
+                        </w:rPr>
+                        <w:br/>
+                        <w:t xml:space="preserve">   counts[i] += counts[:-</w:t>
+                      </w:r>
+                      <w:r>
+                        <w:rPr>
+                          <w:rFonts w:ascii="Courier New" w:eastAsia="굴림체" w:hAnsi="Courier New" w:cs="Courier New"/>
+                          <w:color w:val="6897BB"/>
+                          <w:kern w:val="0"/>
+                          <w:sz w:val="20"/>
+                          <w:szCs w:val="20"/>
+                          <w14:ligatures w14:val="none"/>
+                        </w:rPr>
+                        <w:t>1</w:t>
+                      </w:r>
+                      <w:r>
+                        <w:rPr>
+                          <w:rFonts w:ascii="Courier New" w:eastAsia="굴림체" w:hAnsi="Courier New" w:cs="Courier New"/>
+                          <w:color w:val="A9B7C6"/>
+                          <w:kern w:val="0"/>
+                          <w:sz w:val="20"/>
+                          <w:szCs w:val="20"/>
+                          <w14:ligatures w14:val="none"/>
+                        </w:rPr>
+                        <w:t>]</w:t>
+                      </w:r>
+                    </w:p>
+                    <w:p/>
+                  </w:txbxContent>
+                </v:textbox>
+                <w10:wrap type="square" anchorx="page"/>
+              </v:shape>
+            </w:pict>
+          </mc:Fallback>
+        </mc:AlternateContent>
+      </w:r>
+      <w:r>
+        <w:rPr>
+          <w:rFonts w:ascii="굴림" w:eastAsia="굴림" w:hAnsi="굴림" w:hint="eastAsia"/>
+          <w:sz w:val="20"/>
+          <w:szCs w:val="20"/>
+        </w:rPr>
+        <w:t xml:space="preserve">제약 사항 </w:t>
+      </w:r>
+      <w:r>
+        <w:rPr>
+          <w:rFonts w:ascii="굴림" w:eastAsia="굴림" w:hAnsi="굴림"/>
+          <w:sz w:val="20"/>
+          <w:szCs w:val="20"/>
+        </w:rPr>
+        <w:t xml:space="preserve">– </w:t>
+      </w:r>
+      <w:r>
+        <w:rPr>
+          <w:rFonts w:ascii="굴림" w:eastAsia="굴림" w:hAnsi="굴림" w:hint="eastAsia"/>
+          <w:sz w:val="20"/>
+          <w:szCs w:val="20"/>
+        </w:rPr>
+        <w:t>정수나 정수로 표현할 수 있는 자료만 적용 가능</w:t>
+      </w:r>
+    </w:p>
+    <w:p>
+      <w:pPr>
+        <w:pStyle w:val="a6"/>
+        <w:numPr>
+          <w:ilvl w:val="3"/>
+          <w:numId w:val="5"/>
+        </w:numPr>
+        <w:rPr>
+          <w:rFonts w:ascii="굴림" w:eastAsia="굴림" w:hAnsi="굴림"/>
+          <w:sz w:val="20"/>
+          <w:szCs w:val="20"/>
+        </w:rPr>
+      </w:pPr>
+      <w:r>
+        <w:rPr>
+          <w:rFonts w:ascii="굴림" w:eastAsia="굴림" w:hAnsi="굴림" w:hint="eastAsia"/>
+          <w:sz w:val="20"/>
+          <w:szCs w:val="20"/>
+          <w:u w:val="single"/>
+        </w:rPr>
+        <w:t>집합 내의 가장 큰 정수를 알아야 함</w:t>
+      </w:r>
+    </w:p>
+    <w:p>
+      <w:pPr>
+        <w:pStyle w:val="a6"/>
+        <w:numPr>
+          <w:ilvl w:val="2"/>
+          <w:numId w:val="5"/>
+        </w:numPr>
+        <w:rPr>
+          <w:rFonts w:ascii="굴림" w:eastAsia="굴림" w:hAnsi="굴림"/>
+          <w:sz w:val="20"/>
+          <w:szCs w:val="20"/>
+        </w:rPr>
+      </w:pPr>
+      <w:r>
+        <w:rPr>
+          <w:rFonts w:ascii="굴림" w:eastAsia="굴림" w:hAnsi="굴림" w:hint="eastAsia"/>
+          <w:sz w:val="20"/>
+          <w:szCs w:val="20"/>
+          <w:u w:val="single"/>
+        </w:rPr>
+        <w:t>가장 큰 정수</w:t>
+      </w:r>
+      <w:r>
+        <w:rPr>
+          <w:rFonts w:ascii="굴림" w:eastAsia="굴림" w:hAnsi="굴림" w:hint="eastAsia"/>
+          <w:sz w:val="20"/>
+          <w:szCs w:val="20"/>
+        </w:rPr>
+        <w:t xml:space="preserve">가 </w:t>
+      </w:r>
+      <w:r>
+        <w:rPr>
+          <w:rFonts w:ascii="굴림" w:eastAsia="굴림" w:hAnsi="굴림"/>
+          <w:sz w:val="20"/>
+          <w:szCs w:val="20"/>
+        </w:rPr>
+        <w:t xml:space="preserve">K </w:t>
+      </w:r>
+      <w:r>
+        <w:rPr>
+          <w:rFonts w:ascii="굴림" w:eastAsia="굴림" w:hAnsi="굴림" w:hint="eastAsia"/>
+          <w:sz w:val="20"/>
+          <w:szCs w:val="20"/>
+        </w:rPr>
+        <w:t>라</w:t>
+      </w:r>
+      <w:r>
+        <w:rPr>
+          <w:rFonts w:ascii="굴림" w:eastAsia="굴림" w:hAnsi="굴림" w:hint="eastAsia"/>
+          <w:sz w:val="20"/>
+          <w:szCs w:val="20"/>
+        </w:rPr>
+        <w:t>면</w:t>
+      </w:r>
+      <w:r>
+        <w:rPr>
+          <w:rFonts w:ascii="굴림" w:eastAsia="굴림" w:hAnsi="굴림" w:hint="eastAsia"/>
+          <w:sz w:val="20"/>
+          <w:szCs w:val="20"/>
+        </w:rPr>
+        <w:t>,</w:t>
+      </w:r>
+      <w:r>
+        <w:rPr>
+          <w:rFonts w:ascii="굴림" w:eastAsia="굴림" w:hAnsi="굴림"/>
+          <w:sz w:val="20"/>
+          <w:szCs w:val="20"/>
+        </w:rPr>
+        <w:t xml:space="preserve"> </w:t>
+      </w:r>
+      <w:r>
+        <w:rPr>
+          <w:rFonts w:ascii="굴림" w:eastAsia="굴림" w:hAnsi="굴림"/>
+          <w:sz w:val="20"/>
+          <w:szCs w:val="20"/>
+          <w:u w:val="single"/>
+        </w:rPr>
+        <w:t>K+1</w:t>
+      </w:r>
+      <w:r>
+        <w:rPr>
+          <w:rFonts w:ascii="굴림" w:eastAsia="굴림" w:hAnsi="굴림" w:hint="eastAsia"/>
+          <w:sz w:val="20"/>
+          <w:szCs w:val="20"/>
+        </w:rPr>
+        <w:t xml:space="preserve">개의 </w:t>
+      </w:r>
+      <w:r>
+        <w:rPr>
+          <w:rFonts w:ascii="굴림" w:eastAsia="굴림" w:hAnsi="굴림"/>
+          <w:sz w:val="20"/>
+          <w:szCs w:val="20"/>
+        </w:rPr>
+        <w:t>0</w:t>
+      </w:r>
+      <w:r>
+        <w:rPr>
+          <w:rFonts w:ascii="굴림" w:eastAsia="굴림" w:hAnsi="굴림" w:hint="eastAsia"/>
+          <w:sz w:val="20"/>
+          <w:szCs w:val="20"/>
+        </w:rPr>
+        <w:t xml:space="preserve">으로 </w:t>
+      </w:r>
+      <w:r>
+        <w:rPr>
+          <w:rFonts w:ascii="굴림" w:eastAsia="굴림" w:hAnsi="굴림" w:hint="eastAsia"/>
+          <w:sz w:val="20"/>
+          <w:szCs w:val="20"/>
+        </w:rPr>
+        <w:t>구성된</w:t>
+      </w:r>
+      <w:r>
+        <w:rPr>
+          <w:rFonts w:ascii="굴림" w:eastAsia="굴림" w:hAnsi="굴림"/>
+          <w:sz w:val="20"/>
+          <w:szCs w:val="20"/>
+        </w:rPr>
+        <w:t xml:space="preserve"> counts </w:t>
+      </w:r>
+      <w:r>
+        <w:rPr>
+          <w:rFonts w:ascii="굴림" w:eastAsia="굴림" w:hAnsi="굴림" w:hint="eastAsia"/>
+          <w:sz w:val="20"/>
+          <w:szCs w:val="20"/>
+        </w:rPr>
+        <w:t>리스트를 만듦</w:t>
+      </w:r>
+    </w:p>
+    <w:p>
+      <w:pPr>
+        <w:pStyle w:val="a6"/>
+        <w:numPr>
+          <w:ilvl w:val="3"/>
+          <w:numId w:val="5"/>
+        </w:numPr>
+        <w:rPr>
+          <w:rFonts w:ascii="굴림" w:eastAsia="굴림" w:hAnsi="굴림"/>
+          <w:sz w:val="20"/>
+          <w:szCs w:val="20"/>
+        </w:rPr>
+      </w:pPr>
+      <w:r>
+        <w:rPr>
+          <w:rFonts w:ascii="굴림" w:eastAsia="굴림" w:hAnsi="굴림" w:hint="eastAsia"/>
+          <w:sz w:val="20"/>
+          <w:szCs w:val="20"/>
+        </w:rPr>
+        <w:t xml:space="preserve">각 인덱스 값에 해당하는 숫자가 나오면 해당 인덱스의 값을 </w:t>
+      </w:r>
+      <w:r>
+        <w:rPr>
+          <w:rFonts w:ascii="굴림" w:eastAsia="굴림" w:hAnsi="굴림"/>
+          <w:sz w:val="20"/>
+          <w:szCs w:val="20"/>
+        </w:rPr>
+        <w:t xml:space="preserve">1 </w:t>
+      </w:r>
+      <w:r>
+        <w:rPr>
+          <w:rFonts w:ascii="굴림" w:eastAsia="굴림" w:hAnsi="굴림" w:hint="eastAsia"/>
+          <w:sz w:val="20"/>
+          <w:szCs w:val="20"/>
+        </w:rPr>
+        <w:t>증</w:t>
+      </w:r>
+      <w:r>
+        <w:rPr>
+          <w:rFonts w:ascii="굴림" w:eastAsia="굴림" w:hAnsi="굴림" w:hint="eastAsia"/>
+          <w:sz w:val="20"/>
+          <w:szCs w:val="20"/>
+        </w:rPr>
+        <w:t>가</w:t>
+      </w:r>
+    </w:p>
+    <w:p>
+      <w:pPr>
+        <w:pStyle w:val="a6"/>
+        <w:numPr>
+          <w:ilvl w:val="3"/>
+          <w:numId w:val="5"/>
+        </w:numPr>
+        <w:rPr>
+          <w:rFonts w:ascii="굴림" w:eastAsia="굴림" w:hAnsi="굴림"/>
+          <w:sz w:val="20"/>
+          <w:szCs w:val="20"/>
+        </w:rPr>
+      </w:pPr>
+      <w:r>
+        <w:rPr>
+          <w:rFonts w:ascii="굴림" w:eastAsia="굴림" w:hAnsi="굴림"/>
+          <w:sz w:val="20"/>
+          <w:szCs w:val="20"/>
+        </w:rPr>
+        <w:t>각 항목</w:t>
+      </w:r>
+      <w:r>
+        <w:rPr>
+          <w:rFonts w:ascii="굴림" w:eastAsia="굴림" w:hAnsi="굴림" w:hint="eastAsia"/>
+          <w:sz w:val="20"/>
+          <w:szCs w:val="20"/>
+        </w:rPr>
+        <w:t>의 앞 카운트 수와 해당 항목을 더해줌</w:t>
+      </w:r>
+    </w:p>
+    <w:p>
+      <w:pPr>
+        <w:pStyle w:val="a6"/>
+        <w:numPr>
+          <w:ilvl w:val="1"/>
+          <w:numId w:val="5"/>
+        </w:numPr>
+        <w:rPr>
+          <w:rFonts w:ascii="굴림" w:eastAsia="굴림" w:hAnsi="굴림"/>
+          <w:sz w:val="20"/>
+          <w:szCs w:val="20"/>
+        </w:rPr>
+      </w:pPr>
+      <w:r>
+        <w:rPr>
+          <w:rFonts w:ascii="굴림" w:eastAsia="굴림" w:hAnsi="굴림" w:hint="eastAsia"/>
+          <w:sz w:val="20"/>
+          <w:szCs w:val="20"/>
+        </w:rPr>
+        <w:t>.</w:t>
+      </w:r>
+      <w:r>
+        <w:rPr>
+          <w:rFonts w:ascii="굴림" w:eastAsia="굴림" w:hAnsi="굴림"/>
+          <w:sz w:val="20"/>
+          <w:szCs w:val="20"/>
+        </w:rPr>
+        <w:t>...</w:t>
+      </w:r>
+    </w:p>
+    <w:p>
+      <w:pPr>
+        <w:pStyle w:val="a6"/>
+        <w:numPr>
+          <w:ilvl w:val="1"/>
+          <w:numId w:val="5"/>
+        </w:numPr>
+        <w:rPr>
+          <w:rFonts w:ascii="굴림" w:eastAsia="굴림" w:hAnsi="굴림"/>
+          <w:sz w:val="20"/>
+          <w:szCs w:val="20"/>
+        </w:rPr>
+      </w:pPr>
+      <w:r>
+        <w:rPr>
+          <w:rFonts w:ascii="굴림" w:eastAsia="굴림" w:hAnsi="굴림" w:hint="eastAsia"/>
+          <w:sz w:val="20"/>
+          <w:szCs w:val="20"/>
+        </w:rPr>
+        <w:t xml:space="preserve">탐욕 알고리즘 </w:t>
+      </w:r>
+      <w:r>
+        <w:rPr>
+          <w:rFonts w:ascii="굴림" w:eastAsia="굴림" w:hAnsi="굴림"/>
+          <w:sz w:val="20"/>
+          <w:szCs w:val="20"/>
+        </w:rPr>
+        <w:t xml:space="preserve">Gredy – </w:t>
+      </w:r>
+      <w:r>
+        <w:rPr>
+          <w:rFonts w:ascii="굴림" w:eastAsia="굴림" w:hAnsi="굴림" w:hint="eastAsia"/>
+          <w:sz w:val="20"/>
+          <w:szCs w:val="20"/>
+        </w:rPr>
+        <w:t>최적의 해를 구하는 알고리즘</w:t>
+      </w:r>
+    </w:p>
+    <w:p>
+      <w:pPr>
+        <w:pStyle w:val="a6"/>
+        <w:numPr>
+          <w:ilvl w:val="2"/>
+          <w:numId w:val="5"/>
+        </w:numPr>
+        <w:rPr>
+          <w:rFonts w:ascii="굴림" w:eastAsia="굴림" w:hAnsi="굴림"/>
+          <w:sz w:val="20"/>
+          <w:szCs w:val="20"/>
+        </w:rPr>
+      </w:pPr>
+      <w:r>
+        <w:rPr>
+          <w:rFonts w:ascii="굴림" w:eastAsia="굴림" w:hAnsi="굴림" w:hint="eastAsia"/>
+          <w:sz w:val="20"/>
+          <w:szCs w:val="20"/>
+        </w:rPr>
+        <w:t>각 시점에서</w:t>
+      </w:r>
+      <w:r>
+        <w:rPr>
+          <w:rFonts w:ascii="굴림" w:eastAsia="굴림" w:hAnsi="굴림"/>
+          <w:sz w:val="20"/>
+          <w:szCs w:val="20"/>
+        </w:rPr>
+        <w:t xml:space="preserve"> </w:t>
+      </w:r>
+      <w:r>
+        <w:rPr>
+          <w:rFonts w:ascii="굴림" w:eastAsia="굴림" w:hAnsi="굴림" w:hint="eastAsia"/>
+          <w:sz w:val="20"/>
+          <w:szCs w:val="20"/>
+        </w:rPr>
+        <w:t>지역적으로 최적의 선택을 반복,</w:t>
+      </w:r>
+      <w:r>
+        <w:rPr>
+          <w:rFonts w:ascii="굴림" w:eastAsia="굴림" w:hAnsi="굴림"/>
+          <w:sz w:val="20"/>
+          <w:szCs w:val="20"/>
+        </w:rPr>
+        <w:t xml:space="preserve"> </w:t>
+      </w:r>
+      <w:r>
+        <w:rPr>
+          <w:rFonts w:ascii="굴림" w:eastAsia="굴림" w:hAnsi="굴림" w:hint="eastAsia"/>
+          <w:sz w:val="20"/>
+          <w:szCs w:val="20"/>
+        </w:rPr>
+        <w:t>최총</w:t>
+      </w:r>
+      <w:r>
+        <w:rPr>
+          <w:rFonts w:ascii="굴림" w:eastAsia="굴림" w:hAnsi="굴림"/>
+          <w:sz w:val="20"/>
+          <w:szCs w:val="20"/>
+        </w:rPr>
+        <w:t xml:space="preserve"> </w:t>
+      </w:r>
+      <w:r>
+        <w:rPr>
+          <w:rFonts w:ascii="굴림" w:eastAsia="굴림" w:hAnsi="굴림" w:hint="eastAsia"/>
+          <w:sz w:val="20"/>
+          <w:szCs w:val="20"/>
+        </w:rPr>
+        <w:t>답이 최적이라는 보장은 없음</w:t>
+      </w:r>
+    </w:p>
+    <w:p>
+      <w:pPr>
+        <w:pStyle w:val="a6"/>
+        <w:numPr>
+          <w:ilvl w:val="2"/>
+          <w:numId w:val="5"/>
+        </w:numPr>
+        <w:rPr>
+          <w:rFonts w:ascii="굴림" w:eastAsia="굴림" w:hAnsi="굴림"/>
+          <w:sz w:val="20"/>
+          <w:szCs w:val="20"/>
+        </w:rPr>
+      </w:pPr>
+      <w:r>
+        <w:rPr>
+          <w:rFonts w:ascii="굴림" w:eastAsia="굴림" w:hAnsi="굴림" w:hint="eastAsia"/>
+          <w:sz w:val="20"/>
+          <w:szCs w:val="20"/>
+        </w:rPr>
+        <w:t xml:space="preserve">순서 </w:t>
+      </w:r>
+      <w:r>
+        <w:rPr>
+          <w:rFonts w:ascii="굴림" w:eastAsia="굴림" w:hAnsi="굴림"/>
+          <w:sz w:val="20"/>
+          <w:szCs w:val="20"/>
+        </w:rPr>
+        <w:t xml:space="preserve">– </w:t>
+      </w:r>
+      <w:r>
+        <w:rPr>
+          <w:rFonts w:ascii="굴림" w:eastAsia="굴림" w:hAnsi="굴림" w:hint="eastAsia"/>
+          <w:sz w:val="20"/>
+          <w:szCs w:val="20"/>
+        </w:rPr>
+        <w:t>다음 3단계를 반복</w:t>
+      </w:r>
+    </w:p>
+    <w:p>
+      <w:pPr>
+        <w:pStyle w:val="a6"/>
+        <w:numPr>
+          <w:ilvl w:val="3"/>
+          <w:numId w:val="5"/>
+        </w:numPr>
+        <w:rPr>
+          <w:rFonts w:ascii="굴림" w:eastAsia="굴림" w:hAnsi="굴림"/>
+          <w:sz w:val="20"/>
+          <w:szCs w:val="20"/>
+        </w:rPr>
+      </w:pPr>
+      <w:r>
+        <w:rPr>
+          <w:rFonts w:ascii="굴림" w:eastAsia="굴림" w:hAnsi="굴림" w:hint="eastAsia"/>
+          <w:sz w:val="20"/>
+          <w:szCs w:val="20"/>
+        </w:rPr>
+        <w:t xml:space="preserve">해 선택 </w:t>
+      </w:r>
+      <w:r>
+        <w:rPr>
+          <w:rFonts w:ascii="굴림" w:eastAsia="굴림" w:hAnsi="굴림"/>
+          <w:sz w:val="20"/>
+          <w:szCs w:val="20"/>
+        </w:rPr>
+        <w:t xml:space="preserve">– </w:t>
+      </w:r>
+      <w:r>
+        <w:rPr>
+          <w:rFonts w:ascii="굴림" w:eastAsia="굴림" w:hAnsi="굴림" w:hint="eastAsia"/>
+          <w:sz w:val="20"/>
+          <w:szCs w:val="20"/>
+        </w:rPr>
+        <w:t>가장 좋은 해를 선택</w:t>
+      </w:r>
+    </w:p>
+    <w:p>
+      <w:pPr>
+        <w:pStyle w:val="a6"/>
+        <w:numPr>
+          <w:ilvl w:val="3"/>
+          <w:numId w:val="5"/>
+        </w:numPr>
+        <w:rPr>
+          <w:rFonts w:ascii="굴림" w:eastAsia="굴림" w:hAnsi="굴림"/>
+          <w:sz w:val="20"/>
+          <w:szCs w:val="20"/>
+        </w:rPr>
+      </w:pPr>
+      <w:r>
+        <w:rPr>
+          <w:rFonts w:ascii="굴림" w:eastAsia="굴림" w:hAnsi="굴림" w:hint="eastAsia"/>
+          <w:sz w:val="20"/>
+          <w:szCs w:val="20"/>
+        </w:rPr>
+        <w:t xml:space="preserve">실행 가능성 검사 </w:t>
+      </w:r>
+      <w:r>
+        <w:rPr>
+          <w:rFonts w:ascii="굴림" w:eastAsia="굴림" w:hAnsi="굴림"/>
+          <w:sz w:val="20"/>
+          <w:szCs w:val="20"/>
+        </w:rPr>
+        <w:t>-</w:t>
+      </w:r>
+      <w:r>
+        <w:rPr>
+          <w:rFonts w:ascii="굴림" w:eastAsia="굴림" w:hAnsi="굴림" w:hint="eastAsia"/>
+          <w:sz w:val="20"/>
+          <w:szCs w:val="20"/>
+        </w:rPr>
+        <w:t xml:space="preserve"> 해당 해를 적용하는 것이 가능한지 확인</w:t>
+      </w:r>
+    </w:p>
+    <w:p>
+      <w:pPr>
+        <w:pStyle w:val="a6"/>
+        <w:numPr>
+          <w:ilvl w:val="3"/>
+          <w:numId w:val="5"/>
+        </w:numPr>
+        <w:rPr>
+          <w:rFonts w:ascii="굴림" w:eastAsia="굴림" w:hAnsi="굴림"/>
+          <w:sz w:val="20"/>
+          <w:szCs w:val="20"/>
+        </w:rPr>
+      </w:pPr>
+      <w:r>
+        <w:rPr>
+          <w:rFonts w:ascii="굴림" w:eastAsia="굴림" w:hAnsi="굴림" w:hint="eastAsia"/>
+          <w:sz w:val="20"/>
+          <w:szCs w:val="20"/>
+        </w:rPr>
+        <w:t xml:space="preserve">해 검사 </w:t>
+      </w:r>
+      <w:r>
+        <w:rPr>
+          <w:rFonts w:ascii="굴림" w:eastAsia="굴림" w:hAnsi="굴림"/>
+          <w:sz w:val="20"/>
+          <w:szCs w:val="20"/>
+        </w:rPr>
+        <w:t xml:space="preserve">– </w:t>
+      </w:r>
+      <w:r>
+        <w:rPr>
+          <w:rFonts w:ascii="굴림" w:eastAsia="굴림" w:hAnsi="굴림" w:hint="eastAsia"/>
+          <w:sz w:val="20"/>
+          <w:szCs w:val="20"/>
+        </w:rPr>
+        <w:t xml:space="preserve">해를 적용한 후 </w:t>
+      </w:r>
+    </w:p>
+    <w:p>
+      <w:pPr>
+        <w:pStyle w:val="a6"/>
+        <w:numPr>
+          <w:ilvl w:val="2"/>
+          <w:numId w:val="5"/>
+        </w:numPr>
+        <w:rPr>
+          <w:rFonts w:ascii="굴림" w:eastAsia="굴림" w:hAnsi="굴림"/>
+          <w:sz w:val="20"/>
+          <w:szCs w:val="20"/>
+        </w:rPr>
+      </w:pPr>
+    </w:p>
+    <w:p>
+      <w:pPr>
+        <w:pStyle w:val="a6"/>
+        <w:numPr>
+          <w:ilvl w:val="2"/>
+          <w:numId w:val="5"/>
+        </w:numPr>
+        <w:rPr>
+          <w:rFonts w:ascii="굴림" w:eastAsia="굴림" w:hAnsi="굴림"/>
+          <w:sz w:val="20"/>
+          <w:szCs w:val="20"/>
+        </w:rPr>
+      </w:pPr>
+    </w:p>
+    <w:p>
+      <w:pPr>
+        <w:pStyle w:val="a6"/>
+        <w:numPr>
+          <w:ilvl w:val="2"/>
+          <w:numId w:val="5"/>
+        </w:numPr>
+        <w:rPr>
+          <w:rFonts w:ascii="굴림" w:eastAsia="굴림" w:hAnsi="굴림"/>
+          <w:sz w:val="20"/>
+          <w:szCs w:val="20"/>
+        </w:rPr>
+      </w:pPr>
+    </w:p>
+    <w:p>
+      <w:pPr>
+        <w:pStyle w:val="a6"/>
+        <w:numPr>
+          <w:ilvl w:val="2"/>
+          <w:numId w:val="5"/>
+        </w:numPr>
+        <w:rPr>
+          <w:rFonts w:ascii="굴림" w:eastAsia="굴림" w:hAnsi="굴림"/>
           <w:sz w:val="20"/>
           <w:szCs w:val="20"/>
         </w:rPr>
@@ -785,7 +3012,7 @@
 </file>
 
 <file path=word/endnotes.xml><?xml version="1.0" encoding="utf-8"?>
-<w:endnotes xmlns:wpc="http://schemas.microsoft.com/office/word/2010/wordprocessingCanvas" xmlns:cx="http://schemas.microsoft.com/office/drawing/2014/chartex" xmlns:cx1="http://schemas.microsoft.com/office/drawing/2015/9/8/chartex" xmlns:cx2="http://schemas.microsoft.com/office/drawing/2015/10/21/chartex" xmlns:cx3="http://schemas.microsoft.com/office/drawing/2016/5/9/chartex" xmlns:cx4="http://schemas.microsoft.com/office/drawing/2016/5/10/chartex" xmlns:cx5="http://schemas.microsoft.com/office/drawing/2016/5/11/chartex" xmlns:cx6="http://schemas.microsoft.com/office/drawing/2016/5/12/chartex" xmlns:cx7="http://schemas.microsoft.com/office/drawing/2016/5/13/chartex" xmlns:cx8="http://schemas.microsoft.com/office/drawing/2016/5/14/chartex" xmlns:mc="http://schemas.openxmlformats.org/markup-compatibility/2006" xmlns:aink="http://schemas.microsoft.com/office/drawing/2016/ink" xmlns:am3d="http://schemas.microsoft.com/office/drawing/2017/model3d" xmlns:o="urn:schemas-microsoft-com:office:office" xmlns:oel="http://schemas.microsoft.com/office/2019/extlst" xmlns:r="http://schemas.openxmlformats.org/officeDocument/2006/relationships" xmlns:m="http://schemas.openxmlformats.org/officeDocument/2006/math" xmlns:v="urn:schemas-microsoft-com:vml" xmlns:wp14="http://schemas.microsoft.com/office/word/2010/wordprocessingDrawing" xmlns:wp="http://schemas.openxmlformats.org/drawingml/2006/wordprocessingDrawing" xmlns:w10="urn:schemas-microsoft-com:office:word" xmlns:w="http://schemas.openxmlformats.org/wordprocessingml/2006/main" xmlns:w14="http://schemas.microsoft.com/office/word/2010/wordml" xmlns:w15="http://schemas.microsoft.com/office/word/2012/wordml" xmlns:w16cex="http://schemas.microsoft.com/office/word/2018/wordml/cex" xmlns:w16cid="http://schemas.microsoft.com/office/word/2016/wordml/cid" xmlns:w16="http://schemas.microsoft.com/office/word/2018/wordml" xmlns:w16du="http://schemas.microsoft.com/office/word/2023/wordml/word16du" xmlns:w16sdtdh="http://schemas.microsoft.com/office/word/2020/wordml/sdtdatahash" xmlns:w16sdtfl="http://schemas.microsoft.com/office/word/2024/wordml/sdtformatlock" xmlns:w16se="http://schemas.microsoft.com/office/word/2015/wordml/symex" xmlns:wpg="http://schemas.microsoft.com/office/word/2010/wordprocessingGroup" xmlns:wpi="http://schemas.microsoft.com/office/word/2010/wordprocessingInk" xmlns:wne="http://schemas.microsoft.com/office/word/2006/wordml" xmlns:wps="http://schemas.microsoft.com/office/word/2010/wordprocessingShape" mc:Ignorable="w14 w15 w16se w16cid w16 w16cex w16sdtdh w16sdtfl w16du wp14">
+<w:endnotes xmlns:wpc="http://schemas.microsoft.com/office/word/2010/wordprocessingCanvas" xmlns:cx="http://schemas.microsoft.com/office/drawing/2014/chartex" xmlns:cx1="http://schemas.microsoft.com/office/drawing/2015/9/8/chartex" xmlns:cx2="http://schemas.microsoft.com/office/drawing/2015/10/21/chartex" xmlns:cx3="http://schemas.microsoft.com/office/drawing/2016/5/9/chartex" xmlns:cx4="http://schemas.microsoft.com/office/drawing/2016/5/10/chartex" xmlns:cx5="http://schemas.microsoft.com/office/drawing/2016/5/11/chartex" xmlns:cx6="http://schemas.microsoft.com/office/drawing/2016/5/12/chartex" xmlns:cx7="http://schemas.microsoft.com/office/drawing/2016/5/13/chartex" xmlns:cx8="http://schemas.microsoft.com/office/drawing/2016/5/14/chartex" xmlns:mc="http://schemas.openxmlformats.org/markup-compatibility/2006" xmlns:aink="http://schemas.microsoft.com/office/drawing/2016/ink" xmlns:am3d="http://schemas.microsoft.com/office/drawing/2017/model3d" xmlns:o="urn:schemas-microsoft-com:office:office" xmlns:r="http://schemas.openxmlformats.org/officeDocument/2006/relationships" xmlns:m="http://schemas.openxmlformats.org/officeDocument/2006/math" xmlns:v="urn:schemas-microsoft-com:vml" xmlns:wp14="http://schemas.microsoft.com/office/word/2010/wordprocessingDrawing" xmlns:wp="http://schemas.openxmlformats.org/drawingml/2006/wordprocessingDrawing" xmlns:w10="urn:schemas-microsoft-com:office:word" xmlns:w="http://schemas.openxmlformats.org/wordprocessingml/2006/main" xmlns:w14="http://schemas.microsoft.com/office/word/2010/wordml" xmlns:w15="http://schemas.microsoft.com/office/word/2012/wordml" xmlns:w16cex="http://schemas.microsoft.com/office/word/2018/wordml/cex" xmlns:w16cid="http://schemas.microsoft.com/office/word/2016/wordml/cid" xmlns:w16="http://schemas.microsoft.com/office/word/2018/wordml" xmlns:w16sdtdh="http://schemas.microsoft.com/office/word/2020/wordml/sdtdatahash" xmlns:w16se="http://schemas.microsoft.com/office/word/2015/wordml/symex" xmlns:wpg="http://schemas.microsoft.com/office/word/2010/wordprocessingGroup" xmlns:wpi="http://schemas.microsoft.com/office/word/2010/wordprocessingInk" xmlns:wne="http://schemas.microsoft.com/office/word/2006/wordml" xmlns:wps="http://schemas.microsoft.com/office/word/2010/wordprocessingShape" mc:Ignorable="w14 w15 w16se w16cid w16 w16cex w16sdtdh wp14">
   <w:endnote w:type="separator" w:id="-1">
     <w:p>
       <w:pPr>
@@ -810,7 +3037,7 @@
 </file>
 
 <file path=word/footnotes.xml><?xml version="1.0" encoding="utf-8"?>
-<w:footnotes xmlns:wpc="http://schemas.microsoft.com/office/word/2010/wordprocessingCanvas" xmlns:cx="http://schemas.microsoft.com/office/drawing/2014/chartex" xmlns:cx1="http://schemas.microsoft.com/office/drawing/2015/9/8/chartex" xmlns:cx2="http://schemas.microsoft.com/office/drawing/2015/10/21/chartex" xmlns:cx3="http://schemas.microsoft.com/office/drawing/2016/5/9/chartex" xmlns:cx4="http://schemas.microsoft.com/office/drawing/2016/5/10/chartex" xmlns:cx5="http://schemas.microsoft.com/office/drawing/2016/5/11/chartex" xmlns:cx6="http://schemas.microsoft.com/office/drawing/2016/5/12/chartex" xmlns:cx7="http://schemas.microsoft.com/office/drawing/2016/5/13/chartex" xmlns:cx8="http://schemas.microsoft.com/office/drawing/2016/5/14/chartex" xmlns:mc="http://schemas.openxmlformats.org/markup-compatibility/2006" xmlns:aink="http://schemas.microsoft.com/office/drawing/2016/ink" xmlns:am3d="http://schemas.microsoft.com/office/drawing/2017/model3d" xmlns:o="urn:schemas-microsoft-com:office:office" xmlns:oel="http://schemas.microsoft.com/office/2019/extlst" xmlns:r="http://schemas.openxmlformats.org/officeDocument/2006/relationships" xmlns:m="http://schemas.openxmlformats.org/officeDocument/2006/math" xmlns:v="urn:schemas-microsoft-com:vml" xmlns:wp14="http://schemas.microsoft.com/office/word/2010/wordprocessingDrawing" xmlns:wp="http://schemas.openxmlformats.org/drawingml/2006/wordprocessingDrawing" xmlns:w10="urn:schemas-microsoft-com:office:word" xmlns:w="http://schemas.openxmlformats.org/wordprocessingml/2006/main" xmlns:w14="http://schemas.microsoft.com/office/word/2010/wordml" xmlns:w15="http://schemas.microsoft.com/office/word/2012/wordml" xmlns:w16cex="http://schemas.microsoft.com/office/word/2018/wordml/cex" xmlns:w16cid="http://schemas.microsoft.com/office/word/2016/wordml/cid" xmlns:w16="http://schemas.microsoft.com/office/word/2018/wordml" xmlns:w16du="http://schemas.microsoft.com/office/word/2023/wordml/word16du" xmlns:w16sdtdh="http://schemas.microsoft.com/office/word/2020/wordml/sdtdatahash" xmlns:w16sdtfl="http://schemas.microsoft.com/office/word/2024/wordml/sdtformatlock" xmlns:w16se="http://schemas.microsoft.com/office/word/2015/wordml/symex" xmlns:wpg="http://schemas.microsoft.com/office/word/2010/wordprocessingGroup" xmlns:wpi="http://schemas.microsoft.com/office/word/2010/wordprocessingInk" xmlns:wne="http://schemas.microsoft.com/office/word/2006/wordml" xmlns:wps="http://schemas.microsoft.com/office/word/2010/wordprocessingShape" mc:Ignorable="w14 w15 w16se w16cid w16 w16cex w16sdtdh w16sdtfl w16du wp14">
+<w:footnotes xmlns:wpc="http://schemas.microsoft.com/office/word/2010/wordprocessingCanvas" xmlns:cx="http://schemas.microsoft.com/office/drawing/2014/chartex" xmlns:cx1="http://schemas.microsoft.com/office/drawing/2015/9/8/chartex" xmlns:cx2="http://schemas.microsoft.com/office/drawing/2015/10/21/chartex" xmlns:cx3="http://schemas.microsoft.com/office/drawing/2016/5/9/chartex" xmlns:cx4="http://schemas.microsoft.com/office/drawing/2016/5/10/chartex" xmlns:cx5="http://schemas.microsoft.com/office/drawing/2016/5/11/chartex" xmlns:cx6="http://schemas.microsoft.com/office/drawing/2016/5/12/chartex" xmlns:cx7="http://schemas.microsoft.com/office/drawing/2016/5/13/chartex" xmlns:cx8="http://schemas.microsoft.com/office/drawing/2016/5/14/chartex" xmlns:mc="http://schemas.openxmlformats.org/markup-compatibility/2006" xmlns:aink="http://schemas.microsoft.com/office/drawing/2016/ink" xmlns:am3d="http://schemas.microsoft.com/office/drawing/2017/model3d" xmlns:o="urn:schemas-microsoft-com:office:office" xmlns:r="http://schemas.openxmlformats.org/officeDocument/2006/relationships" xmlns:m="http://schemas.openxmlformats.org/officeDocument/2006/math" xmlns:v="urn:schemas-microsoft-com:vml" xmlns:wp14="http://schemas.microsoft.com/office/word/2010/wordprocessingDrawing" xmlns:wp="http://schemas.openxmlformats.org/drawingml/2006/wordprocessingDrawing" xmlns:w10="urn:schemas-microsoft-com:office:word" xmlns:w="http://schemas.openxmlformats.org/wordprocessingml/2006/main" xmlns:w14="http://schemas.microsoft.com/office/word/2010/wordml" xmlns:w15="http://schemas.microsoft.com/office/word/2012/wordml" xmlns:w16cex="http://schemas.microsoft.com/office/word/2018/wordml/cex" xmlns:w16cid="http://schemas.microsoft.com/office/word/2016/wordml/cid" xmlns:w16="http://schemas.microsoft.com/office/word/2018/wordml" xmlns:w16sdtdh="http://schemas.microsoft.com/office/word/2020/wordml/sdtdatahash" xmlns:w16se="http://schemas.microsoft.com/office/word/2015/wordml/symex" xmlns:wpg="http://schemas.microsoft.com/office/word/2010/wordprocessingGroup" xmlns:wpi="http://schemas.microsoft.com/office/word/2010/wordprocessingInk" xmlns:wne="http://schemas.microsoft.com/office/word/2006/wordml" xmlns:wps="http://schemas.microsoft.com/office/word/2010/wordprocessingShape" mc:Ignorable="w14 w15 w16se w16cid w16 w16cex w16sdtdh wp14">
   <w:footnote w:type="separator" w:id="-1">
     <w:p>
       <w:pPr>
@@ -835,7 +3062,7 @@
 </file>
 
 <file path=word/numbering.xml><?xml version="1.0" encoding="utf-8"?>
-<w:numbering xmlns:wpc="http://schemas.microsoft.com/office/word/2010/wordprocessingCanvas" xmlns:cx="http://schemas.microsoft.com/office/drawing/2014/chartex" xmlns:cx1="http://schemas.microsoft.com/office/drawing/2015/9/8/chartex" xmlns:cx2="http://schemas.microsoft.com/office/drawing/2015/10/21/chartex" xmlns:cx3="http://schemas.microsoft.com/office/drawing/2016/5/9/chartex" xmlns:cx4="http://schemas.microsoft.com/office/drawing/2016/5/10/chartex" xmlns:cx5="http://schemas.microsoft.com/office/drawing/2016/5/11/chartex" xmlns:cx6="http://schemas.microsoft.com/office/drawing/2016/5/12/chartex" xmlns:cx7="http://schemas.microsoft.com/office/drawing/2016/5/13/chartex" xmlns:cx8="http://schemas.microsoft.com/office/drawing/2016/5/14/chartex" xmlns:mc="http://schemas.openxmlformats.org/markup-compatibility/2006" xmlns:aink="http://schemas.microsoft.com/office/drawing/2016/ink" xmlns:am3d="http://schemas.microsoft.com/office/drawing/2017/model3d" xmlns:o="urn:schemas-microsoft-com:office:office" xmlns:oel="http://schemas.microsoft.com/office/2019/extlst" xmlns:r="http://schemas.openxmlformats.org/officeDocument/2006/relationships" xmlns:m="http://schemas.openxmlformats.org/officeDocument/2006/math" xmlns:v="urn:schemas-microsoft-com:vml" xmlns:wp14="http://schemas.microsoft.com/office/word/2010/wordprocessingDrawing" xmlns:wp="http://schemas.openxmlformats.org/drawingml/2006/wordprocessingDrawing" xmlns:w10="urn:schemas-microsoft-com:office:word" xmlns:w="http://schemas.openxmlformats.org/wordprocessingml/2006/main" xmlns:w14="http://schemas.microsoft.com/office/word/2010/wordml" xmlns:w15="http://schemas.microsoft.com/office/word/2012/wordml" xmlns:w16cex="http://schemas.microsoft.com/office/word/2018/wordml/cex" xmlns:w16cid="http://schemas.microsoft.com/office/word/2016/wordml/cid" xmlns:w16="http://schemas.microsoft.com/office/word/2018/wordml" xmlns:w16du="http://schemas.microsoft.com/office/word/2023/wordml/word16du" xmlns:w16sdtdh="http://schemas.microsoft.com/office/word/2020/wordml/sdtdatahash" xmlns:w16sdtfl="http://schemas.microsoft.com/office/word/2024/wordml/sdtformatlock" xmlns:w16se="http://schemas.microsoft.com/office/word/2015/wordml/symex" xmlns:wpg="http://schemas.microsoft.com/office/word/2010/wordprocessingGroup" xmlns:wpi="http://schemas.microsoft.com/office/word/2010/wordprocessingInk" xmlns:wne="http://schemas.microsoft.com/office/word/2006/wordml" xmlns:wps="http://schemas.microsoft.com/office/word/2010/wordprocessingShape" mc:Ignorable="w14 w15 w16se w16cid w16 w16cex w16sdtdh w16sdtfl w16du wp14">
+<w:numbering xmlns:wpc="http://schemas.microsoft.com/office/word/2010/wordprocessingCanvas" xmlns:cx="http://schemas.microsoft.com/office/drawing/2014/chartex" xmlns:cx1="http://schemas.microsoft.com/office/drawing/2015/9/8/chartex" xmlns:cx2="http://schemas.microsoft.com/office/drawing/2015/10/21/chartex" xmlns:cx3="http://schemas.microsoft.com/office/drawing/2016/5/9/chartex" xmlns:cx4="http://schemas.microsoft.com/office/drawing/2016/5/10/chartex" xmlns:cx5="http://schemas.microsoft.com/office/drawing/2016/5/11/chartex" xmlns:cx6="http://schemas.microsoft.com/office/drawing/2016/5/12/chartex" xmlns:cx7="http://schemas.microsoft.com/office/drawing/2016/5/13/chartex" xmlns:cx8="http://schemas.microsoft.com/office/drawing/2016/5/14/chartex" xmlns:mc="http://schemas.openxmlformats.org/markup-compatibility/2006" xmlns:aink="http://schemas.microsoft.com/office/drawing/2016/ink" xmlns:am3d="http://schemas.microsoft.com/office/drawing/2017/model3d" xmlns:o="urn:schemas-microsoft-com:office:office" xmlns:r="http://schemas.openxmlformats.org/officeDocument/2006/relationships" xmlns:m="http://schemas.openxmlformats.org/officeDocument/2006/math" xmlns:v="urn:schemas-microsoft-com:vml" xmlns:wp14="http://schemas.microsoft.com/office/word/2010/wordprocessingDrawing" xmlns:wp="http://schemas.openxmlformats.org/drawingml/2006/wordprocessingDrawing" xmlns:w10="urn:schemas-microsoft-com:office:word" xmlns:w="http://schemas.openxmlformats.org/wordprocessingml/2006/main" xmlns:w14="http://schemas.microsoft.com/office/word/2010/wordml" xmlns:w15="http://schemas.microsoft.com/office/word/2012/wordml" xmlns:w16cex="http://schemas.microsoft.com/office/word/2018/wordml/cex" xmlns:w16cid="http://schemas.microsoft.com/office/word/2016/wordml/cid" xmlns:w16="http://schemas.microsoft.com/office/word/2018/wordml" xmlns:w16sdtdh="http://schemas.microsoft.com/office/word/2020/wordml/sdtdatahash" xmlns:w16se="http://schemas.microsoft.com/office/word/2015/wordml/symex" xmlns:wpg="http://schemas.microsoft.com/office/word/2010/wordprocessingGroup" xmlns:wpi="http://schemas.microsoft.com/office/word/2010/wordprocessingInk" xmlns:wne="http://schemas.microsoft.com/office/word/2006/wordml" xmlns:wps="http://schemas.microsoft.com/office/word/2010/wordprocessingShape" mc:Ignorable="w14 w15 w16se w16cid w16 w16cex w16sdtdh wp14">
   <w:abstractNum w:abstractNumId="0" w15:restartNumberingAfterBreak="0">
     <w:nsid w:val="04683BC2"/>
     <w:multiLevelType w:val="multilevel"/>
@@ -1501,32 +3728,32 @@
       </w:rPr>
     </w:lvl>
   </w:abstractNum>
-  <w:num w:numId="1" w16cid:durableId="1100880775">
+  <w:num w:numId="1">
     <w:abstractNumId w:val="6"/>
   </w:num>
-  <w:num w:numId="2" w16cid:durableId="1282495395">
+  <w:num w:numId="2">
     <w:abstractNumId w:val="2"/>
   </w:num>
-  <w:num w:numId="3" w16cid:durableId="1437214504">
+  <w:num w:numId="3">
     <w:abstractNumId w:val="4"/>
   </w:num>
-  <w:num w:numId="4" w16cid:durableId="841629074">
+  <w:num w:numId="4">
     <w:abstractNumId w:val="3"/>
   </w:num>
-  <w:num w:numId="5" w16cid:durableId="1867013249">
+  <w:num w:numId="5">
     <w:abstractNumId w:val="1"/>
   </w:num>
-  <w:num w:numId="6" w16cid:durableId="943226552">
+  <w:num w:numId="6">
     <w:abstractNumId w:val="0"/>
   </w:num>
-  <w:num w:numId="7" w16cid:durableId="569269734">
+  <w:num w:numId="7">
     <w:abstractNumId w:val="5"/>
   </w:num>
 </w:numbering>
 </file>
 
 <file path=word/styles.xml><?xml version="1.0" encoding="utf-8"?>
-<w:styles xmlns:mc="http://schemas.openxmlformats.org/markup-compatibility/2006" xmlns:r="http://schemas.openxmlformats.org/officeDocument/2006/relationships" xmlns:w="http://schemas.openxmlformats.org/wordprocessingml/2006/main" xmlns:w14="http://schemas.microsoft.com/office/word/2010/wordml" xmlns:w15="http://schemas.microsoft.com/office/word/2012/wordml" xmlns:w16cex="http://schemas.microsoft.com/office/word/2018/wordml/cex" xmlns:w16cid="http://schemas.microsoft.com/office/word/2016/wordml/cid" xmlns:w16="http://schemas.microsoft.com/office/word/2018/wordml" xmlns:w16du="http://schemas.microsoft.com/office/word/2023/wordml/word16du" xmlns:w16sdtdh="http://schemas.microsoft.com/office/word/2020/wordml/sdtdatahash" xmlns:w16sdtfl="http://schemas.microsoft.com/office/word/2024/wordml/sdtformatlock" xmlns:w16se="http://schemas.microsoft.com/office/word/2015/wordml/symex" mc:Ignorable="w14 w15 w16se w16cid w16 w16cex w16sdtdh w16sdtfl w16du">
+<w:styles xmlns:mc="http://schemas.openxmlformats.org/markup-compatibility/2006" xmlns:r="http://schemas.openxmlformats.org/officeDocument/2006/relationships" xmlns:w="http://schemas.openxmlformats.org/wordprocessingml/2006/main" xmlns:w14="http://schemas.microsoft.com/office/word/2010/wordml" xmlns:w15="http://schemas.microsoft.com/office/word/2012/wordml" xmlns:w16cex="http://schemas.microsoft.com/office/word/2018/wordml/cex" xmlns:w16cid="http://schemas.microsoft.com/office/word/2016/wordml/cid" xmlns:w16="http://schemas.microsoft.com/office/word/2018/wordml" xmlns:w16sdtdh="http://schemas.microsoft.com/office/word/2020/wordml/sdtdatahash" xmlns:w16se="http://schemas.microsoft.com/office/word/2015/wordml/symex" mc:Ignorable="w14 w15 w16se w16cid w16 w16cex w16sdtdh">
   <w:docDefaults>
     <w:rPrDefault>
       <w:rPr>

--- a/4. Algorithm/1. list 1.docx
+++ b/4. Algorithm/1. list 1.docx
@@ -682,16 +682,16 @@
         <mc:AlternateContent>
           <mc:Choice Requires="wps">
             <w:drawing>
-              <wp:anchor distT="0" distB="0" distL="0" distR="0" simplePos="0" relativeHeight="251662336" behindDoc="0" locked="0" layoutInCell="1" allowOverlap="1" wp14:anchorId="16CD268A" wp14:editId="2760F56F">
+              <wp:anchor distT="0" distB="0" distL="0" distR="0" simplePos="0" relativeHeight="251662336" behindDoc="0" locked="0" layoutInCell="1" allowOverlap="1" wp14:anchorId="16CD268A" wp14:editId="51F3CFB1">
                 <wp:simplePos x="0" y="0"/>
                 <wp:positionH relativeFrom="margin">
-                  <wp:posOffset>4068445</wp:posOffset>
+                  <wp:posOffset>4354830</wp:posOffset>
                 </wp:positionH>
                 <wp:positionV relativeFrom="paragraph">
                   <wp:posOffset>5715</wp:posOffset>
                 </wp:positionV>
-                <wp:extent cx="3129280" cy="641350"/>
-                <wp:effectExtent l="0" t="0" r="0" b="6350"/>
+                <wp:extent cx="2842260" cy="647700"/>
+                <wp:effectExtent l="0" t="0" r="0" b="0"/>
                 <wp:wrapSquare wrapText="bothSides"/>
                 <wp:docPr id="1" name="텍스트 상자 2"/>
                 <wp:cNvGraphicFramePr>
@@ -706,7 +706,7 @@
                       <wps:spPr bwMode="auto">
                         <a:xfrm>
                           <a:off x="0" y="0"/>
-                          <a:ext cx="3129280" cy="641350"/>
+                          <a:ext cx="2842260" cy="647700"/>
                         </a:xfrm>
                         <a:prstGeom prst="rect">
                           <a:avLst/>
@@ -753,8 +753,8 @@
                                 <w:rFonts w:ascii="Courier New" w:eastAsia="굴림체" w:hAnsi="Courier New" w:cs="Courier New"/>
                                 <w:color w:val="A9B7C6"/>
                                 <w:kern w:val="0"/>
-                                <w:sz w:val="20"/>
-                                <w:szCs w:val="20"/>
+                                <w:sz w:val="18"/>
+                                <w:szCs w:val="18"/>
                                 <w14:ligatures w14:val="none"/>
                               </w:rPr>
                             </w:pPr>
@@ -763,8 +763,8 @@
                                 <w:rFonts w:ascii="Courier New" w:eastAsia="굴림체" w:hAnsi="Courier New" w:cs="Courier New"/>
                                 <w:color w:val="CC7832"/>
                                 <w:kern w:val="0"/>
-                                <w:sz w:val="20"/>
-                                <w:szCs w:val="20"/>
+                                <w:sz w:val="18"/>
+                                <w:szCs w:val="18"/>
                                 <w14:ligatures w14:val="none"/>
                               </w:rPr>
                               <w:t xml:space="preserve">for </w:t>
@@ -774,8 +774,8 @@
                                 <w:rFonts w:ascii="Courier New" w:eastAsia="굴림체" w:hAnsi="Courier New" w:cs="Courier New"/>
                                 <w:color w:val="A9B7C6"/>
                                 <w:kern w:val="0"/>
-                                <w:sz w:val="20"/>
-                                <w:szCs w:val="20"/>
+                                <w:sz w:val="18"/>
+                                <w:szCs w:val="18"/>
                                 <w14:ligatures w14:val="none"/>
                               </w:rPr>
                               <w:t xml:space="preserve">i </w:t>
@@ -785,8 +785,8 @@
                                 <w:rFonts w:ascii="Courier New" w:eastAsia="굴림체" w:hAnsi="Courier New" w:cs="Courier New"/>
                                 <w:color w:val="CC7832"/>
                                 <w:kern w:val="0"/>
-                                <w:sz w:val="20"/>
-                                <w:szCs w:val="20"/>
+                                <w:sz w:val="18"/>
+                                <w:szCs w:val="18"/>
                                 <w14:ligatures w14:val="none"/>
                               </w:rPr>
                               <w:t xml:space="preserve">in </w:t>
@@ -796,8 +796,8 @@
                                 <w:rFonts w:ascii="Courier New" w:eastAsia="굴림체" w:hAnsi="Courier New" w:cs="Courier New"/>
                                 <w:color w:val="8888C6"/>
                                 <w:kern w:val="0"/>
-                                <w:sz w:val="20"/>
-                                <w:szCs w:val="20"/>
+                                <w:sz w:val="18"/>
+                                <w:szCs w:val="18"/>
                                 <w14:ligatures w14:val="none"/>
                               </w:rPr>
                               <w:t>range</w:t>
@@ -807,8 +807,8 @@
                                 <w:rFonts w:ascii="Courier New" w:eastAsia="굴림체" w:hAnsi="Courier New" w:cs="Courier New"/>
                                 <w:color w:val="A9B7C6"/>
                                 <w:kern w:val="0"/>
-                                <w:sz w:val="20"/>
-                                <w:szCs w:val="20"/>
+                                <w:sz w:val="18"/>
+                                <w:szCs w:val="18"/>
                                 <w14:ligatures w14:val="none"/>
                               </w:rPr>
                               <w:t>((N-</w:t>
@@ -818,8 +818,8 @@
                                 <w:rFonts w:ascii="Courier New" w:eastAsia="굴림체" w:hAnsi="Courier New" w:cs="Courier New"/>
                                 <w:color w:val="6897BB"/>
                                 <w:kern w:val="0"/>
-                                <w:sz w:val="20"/>
-                                <w:szCs w:val="20"/>
+                                <w:sz w:val="18"/>
+                                <w:szCs w:val="18"/>
                                 <w14:ligatures w14:val="none"/>
                               </w:rPr>
                               <w:t>1</w:t>
@@ -829,8 +829,8 @@
                                 <w:rFonts w:ascii="Courier New" w:eastAsia="굴림체" w:hAnsi="Courier New" w:cs="Courier New"/>
                                 <w:color w:val="CC7832"/>
                                 <w:kern w:val="0"/>
-                                <w:sz w:val="20"/>
-                                <w:szCs w:val="20"/>
+                                <w:sz w:val="18"/>
+                                <w:szCs w:val="18"/>
                                 <w14:ligatures w14:val="none"/>
                               </w:rPr>
                               <w:t xml:space="preserve">, </w:t>
@@ -840,8 +840,8 @@
                                 <w:rFonts w:ascii="Courier New" w:eastAsia="굴림체" w:hAnsi="Courier New" w:cs="Courier New"/>
                                 <w:color w:val="6897BB"/>
                                 <w:kern w:val="0"/>
-                                <w:sz w:val="20"/>
-                                <w:szCs w:val="20"/>
+                                <w:sz w:val="18"/>
+                                <w:szCs w:val="18"/>
                                 <w14:ligatures w14:val="none"/>
                               </w:rPr>
                               <w:t>0</w:t>
@@ -851,8 +851,8 @@
                                 <w:rFonts w:ascii="Courier New" w:eastAsia="굴림체" w:hAnsi="Courier New" w:cs="Courier New"/>
                                 <w:color w:val="CC7832"/>
                                 <w:kern w:val="0"/>
-                                <w:sz w:val="20"/>
-                                <w:szCs w:val="20"/>
+                                <w:sz w:val="18"/>
+                                <w:szCs w:val="18"/>
                                 <w14:ligatures w14:val="none"/>
                               </w:rPr>
                               <w:t xml:space="preserve">, </w:t>
@@ -862,8 +862,8 @@
                                 <w:rFonts w:ascii="Courier New" w:eastAsia="굴림체" w:hAnsi="Courier New" w:cs="Courier New"/>
                                 <w:color w:val="A9B7C6"/>
                                 <w:kern w:val="0"/>
-                                <w:sz w:val="20"/>
-                                <w:szCs w:val="20"/>
+                                <w:sz w:val="18"/>
+                                <w:szCs w:val="18"/>
                                 <w14:ligatures w14:val="none"/>
                               </w:rPr>
                               <w:t>-</w:t>
@@ -873,8 +873,8 @@
                                 <w:rFonts w:ascii="Courier New" w:eastAsia="굴림체" w:hAnsi="Courier New" w:cs="Courier New"/>
                                 <w:color w:val="6897BB"/>
                                 <w:kern w:val="0"/>
-                                <w:sz w:val="20"/>
-                                <w:szCs w:val="20"/>
+                                <w:sz w:val="18"/>
+                                <w:szCs w:val="18"/>
                                 <w14:ligatures w14:val="none"/>
                               </w:rPr>
                               <w:t>1</w:t>
@@ -884,8 +884,8 @@
                                 <w:rFonts w:ascii="Courier New" w:eastAsia="굴림체" w:hAnsi="Courier New" w:cs="Courier New"/>
                                 <w:color w:val="A9B7C6"/>
                                 <w:kern w:val="0"/>
-                                <w:sz w:val="20"/>
-                                <w:szCs w:val="20"/>
+                                <w:sz w:val="18"/>
+                                <w:szCs w:val="18"/>
                                 <w14:ligatures w14:val="none"/>
                               </w:rPr>
                               <w:t>) :</w:t>
@@ -895,8 +895,8 @@
                                 <w:rFonts w:ascii="Courier New" w:eastAsia="굴림체" w:hAnsi="Courier New" w:cs="Courier New"/>
                                 <w:color w:val="A9B7C6"/>
                                 <w:kern w:val="0"/>
-                                <w:sz w:val="20"/>
-                                <w:szCs w:val="20"/>
+                                <w:sz w:val="18"/>
+                                <w:szCs w:val="18"/>
                                 <w14:ligatures w14:val="none"/>
                               </w:rPr>
                               <w:br/>
@@ -907,8 +907,8 @@
                                 <w:rFonts w:ascii="Courier New" w:eastAsia="굴림체" w:hAnsi="Courier New" w:cs="Courier New"/>
                                 <w:color w:val="CC7832"/>
                                 <w:kern w:val="0"/>
-                                <w:sz w:val="20"/>
-                                <w:szCs w:val="20"/>
+                                <w:sz w:val="18"/>
+                                <w:szCs w:val="18"/>
                                 <w14:ligatures w14:val="none"/>
                               </w:rPr>
                               <w:t xml:space="preserve">for </w:t>
@@ -918,8 +918,8 @@
                                 <w:rFonts w:ascii="Courier New" w:eastAsia="굴림체" w:hAnsi="Courier New" w:cs="Courier New"/>
                                 <w:color w:val="A9B7C6"/>
                                 <w:kern w:val="0"/>
-                                <w:sz w:val="20"/>
-                                <w:szCs w:val="20"/>
+                                <w:sz w:val="18"/>
+                                <w:szCs w:val="18"/>
                                 <w14:ligatures w14:val="none"/>
                               </w:rPr>
                               <w:t xml:space="preserve">j </w:t>
@@ -929,8 +929,8 @@
                                 <w:rFonts w:ascii="Courier New" w:eastAsia="굴림체" w:hAnsi="Courier New" w:cs="Courier New"/>
                                 <w:color w:val="CC7832"/>
                                 <w:kern w:val="0"/>
-                                <w:sz w:val="20"/>
-                                <w:szCs w:val="20"/>
+                                <w:sz w:val="18"/>
+                                <w:szCs w:val="18"/>
                                 <w14:ligatures w14:val="none"/>
                               </w:rPr>
                               <w:t xml:space="preserve">in </w:t>
@@ -940,8 +940,8 @@
                                 <w:rFonts w:ascii="Courier New" w:eastAsia="굴림체" w:hAnsi="Courier New" w:cs="Courier New"/>
                                 <w:color w:val="A9B7C6"/>
                                 <w:kern w:val="0"/>
-                                <w:sz w:val="20"/>
-                                <w:szCs w:val="20"/>
+                                <w:sz w:val="18"/>
+                                <w:szCs w:val="18"/>
                                 <w14:ligatures w14:val="none"/>
                               </w:rPr>
                               <w:t>range(i) :</w:t>
@@ -951,8 +951,8 @@
                                 <w:rFonts w:ascii="Courier New" w:eastAsia="굴림체" w:hAnsi="Courier New" w:cs="Courier New"/>
                                 <w:color w:val="A9B7C6"/>
                                 <w:kern w:val="0"/>
-                                <w:sz w:val="20"/>
-                                <w:szCs w:val="20"/>
+                                <w:sz w:val="18"/>
+                                <w:szCs w:val="18"/>
                                 <w14:ligatures w14:val="none"/>
                               </w:rPr>
                               <w:br/>
@@ -963,8 +963,8 @@
                                 <w:rFonts w:ascii="Courier New" w:eastAsia="굴림체" w:hAnsi="Courier New" w:cs="Courier New"/>
                                 <w:color w:val="CC7832"/>
                                 <w:kern w:val="0"/>
-                                <w:sz w:val="20"/>
-                                <w:szCs w:val="20"/>
+                                <w:sz w:val="18"/>
+                                <w:szCs w:val="18"/>
                                 <w14:ligatures w14:val="none"/>
                               </w:rPr>
                               <w:t xml:space="preserve">if </w:t>
@@ -974,8 +974,8 @@
                                 <w:rFonts w:ascii="Courier New" w:eastAsia="굴림체" w:hAnsi="Courier New" w:cs="Courier New"/>
                                 <w:color w:val="A9B7C6"/>
                                 <w:kern w:val="0"/>
-                                <w:sz w:val="20"/>
-                                <w:szCs w:val="20"/>
+                                <w:sz w:val="18"/>
+                                <w:szCs w:val="18"/>
                                 <w14:ligatures w14:val="none"/>
                               </w:rPr>
                               <w:t>a[j] &gt; a[j+</w:t>
@@ -985,8 +985,8 @@
                                 <w:rFonts w:ascii="Courier New" w:eastAsia="굴림체" w:hAnsi="Courier New" w:cs="Courier New"/>
                                 <w:color w:val="6897BB"/>
                                 <w:kern w:val="0"/>
-                                <w:sz w:val="20"/>
-                                <w:szCs w:val="20"/>
+                                <w:sz w:val="18"/>
+                                <w:szCs w:val="18"/>
                                 <w14:ligatures w14:val="none"/>
                               </w:rPr>
                               <w:t>1</w:t>
@@ -996,8 +996,8 @@
                                 <w:rFonts w:ascii="Courier New" w:eastAsia="굴림체" w:hAnsi="Courier New" w:cs="Courier New"/>
                                 <w:color w:val="A9B7C6"/>
                                 <w:kern w:val="0"/>
-                                <w:sz w:val="20"/>
-                                <w:szCs w:val="20"/>
+                                <w:sz w:val="18"/>
+                                <w:szCs w:val="18"/>
                                 <w14:ligatures w14:val="none"/>
                               </w:rPr>
                               <w:t>]</w:t>
@@ -1007,8 +1007,8 @@
                                 <w:rFonts w:ascii="Courier New" w:eastAsia="굴림체" w:hAnsi="Courier New" w:cs="Courier New"/>
                                 <w:color w:val="A9B7C6"/>
                                 <w:kern w:val="0"/>
-                                <w:sz w:val="20"/>
-                                <w:szCs w:val="20"/>
+                                <w:sz w:val="18"/>
+                                <w:szCs w:val="18"/>
                                 <w14:ligatures w14:val="none"/>
                               </w:rPr>
                               <w:br/>
@@ -1019,8 +1019,8 @@
                                 <w:rFonts w:ascii="Courier New" w:eastAsia="굴림체" w:hAnsi="Courier New" w:cs="Courier New"/>
                                 <w:color w:val="CC7832"/>
                                 <w:kern w:val="0"/>
-                                <w:sz w:val="20"/>
-                                <w:szCs w:val="20"/>
+                                <w:sz w:val="18"/>
+                                <w:szCs w:val="18"/>
                                 <w14:ligatures w14:val="none"/>
                               </w:rPr>
                               <w:t xml:space="preserve">, </w:t>
@@ -1030,8 +1030,8 @@
                                 <w:rFonts w:ascii="Courier New" w:eastAsia="굴림체" w:hAnsi="Courier New" w:cs="Courier New"/>
                                 <w:color w:val="A9B7C6"/>
                                 <w:kern w:val="0"/>
-                                <w:sz w:val="20"/>
-                                <w:szCs w:val="20"/>
+                                <w:sz w:val="18"/>
+                                <w:szCs w:val="18"/>
                                 <w14:ligatures w14:val="none"/>
                               </w:rPr>
                               <w:t>a[j+</w:t>
@@ -1041,8 +1041,8 @@
                                 <w:rFonts w:ascii="Courier New" w:eastAsia="굴림체" w:hAnsi="Courier New" w:cs="Courier New"/>
                                 <w:color w:val="6897BB"/>
                                 <w:kern w:val="0"/>
-                                <w:sz w:val="20"/>
-                                <w:szCs w:val="20"/>
+                                <w:sz w:val="18"/>
+                                <w:szCs w:val="18"/>
                                 <w14:ligatures w14:val="none"/>
                               </w:rPr>
                               <w:t>1</w:t>
@@ -1052,8 +1052,8 @@
                                 <w:rFonts w:ascii="Courier New" w:eastAsia="굴림체" w:hAnsi="Courier New" w:cs="Courier New"/>
                                 <w:color w:val="A9B7C6"/>
                                 <w:kern w:val="0"/>
-                                <w:sz w:val="20"/>
-                                <w:szCs w:val="20"/>
+                                <w:sz w:val="18"/>
+                                <w:szCs w:val="18"/>
                                 <w14:ligatures w14:val="none"/>
                               </w:rPr>
                               <w:t>] = a[j+</w:t>
@@ -1063,8 +1063,8 @@
                                 <w:rFonts w:ascii="Courier New" w:eastAsia="굴림체" w:hAnsi="Courier New" w:cs="Courier New"/>
                                 <w:color w:val="6897BB"/>
                                 <w:kern w:val="0"/>
-                                <w:sz w:val="20"/>
-                                <w:szCs w:val="20"/>
+                                <w:sz w:val="18"/>
+                                <w:szCs w:val="18"/>
                                 <w14:ligatures w14:val="none"/>
                               </w:rPr>
                               <w:t>1</w:t>
@@ -1074,8 +1074,8 @@
                                 <w:rFonts w:ascii="Courier New" w:eastAsia="굴림체" w:hAnsi="Courier New" w:cs="Courier New"/>
                                 <w:color w:val="A9B7C6"/>
                                 <w:kern w:val="0"/>
-                                <w:sz w:val="20"/>
-                                <w:szCs w:val="20"/>
+                                <w:sz w:val="18"/>
+                                <w:szCs w:val="18"/>
                                 <w14:ligatures w14:val="none"/>
                               </w:rPr>
                               <w:t>]</w:t>
@@ -1085,8 +1085,8 @@
                                 <w:rFonts w:ascii="Courier New" w:eastAsia="굴림체" w:hAnsi="Courier New" w:cs="Courier New"/>
                                 <w:color w:val="CC7832"/>
                                 <w:kern w:val="0"/>
-                                <w:sz w:val="20"/>
-                                <w:szCs w:val="20"/>
+                                <w:sz w:val="18"/>
+                                <w:szCs w:val="18"/>
                                 <w14:ligatures w14:val="none"/>
                               </w:rPr>
                               <w:t xml:space="preserve">, </w:t>
@@ -1096,8 +1096,8 @@
                                 <w:rFonts w:ascii="Courier New" w:eastAsia="굴림체" w:hAnsi="Courier New" w:cs="Courier New"/>
                                 <w:color w:val="A9B7C6"/>
                                 <w:kern w:val="0"/>
-                                <w:sz w:val="20"/>
-                                <w:szCs w:val="20"/>
+                                <w:sz w:val="18"/>
+                                <w:szCs w:val="18"/>
                                 <w14:ligatures w14:val="none"/>
                               </w:rPr>
                               <w:t>a[j]</w:t>
@@ -1127,7 +1127,7 @@
                 <v:stroke joinstyle="miter"/>
                 <v:path gradientshapeok="t" o:connecttype="rect"/>
               </v:shapetype>
-              <v:shape id="텍스트 상자 2" o:spid="_x0000_s1026" type="#_x0000_t202" style="position:absolute;left:0;text-align:left;margin-left:320.35pt;margin-top:.45pt;width:246.4pt;height:50.5pt;z-index:251662336;visibility:visible;mso-wrap-style:square;mso-width-percent:0;mso-height-percent:0;mso-wrap-distance-left:0;mso-wrap-distance-top:0;mso-wrap-distance-right:0;mso-wrap-distance-bottom:0;mso-position-horizontal:absolute;mso-position-horizontal-relative:margin;mso-position-vertical:absolute;mso-position-vertical-relative:text;mso-width-percent:0;mso-height-percent:0;mso-width-relative:margin;mso-height-relative:margin;v-text-anchor:top" o:gfxdata="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" stroked="f">
+              <v:shape id="텍스트 상자 2" o:spid="_x0000_s1026" type="#_x0000_t202" style="position:absolute;left:0;text-align:left;margin-left:342.9pt;margin-top:.45pt;width:223.8pt;height:51pt;z-index:251662336;visibility:visible;mso-wrap-style:square;mso-width-percent:0;mso-height-percent:0;mso-wrap-distance-left:0;mso-wrap-distance-top:0;mso-wrap-distance-right:0;mso-wrap-distance-bottom:0;mso-position-horizontal:absolute;mso-position-horizontal-relative:margin;mso-position-vertical:absolute;mso-position-vertical-relative:text;mso-width-percent:0;mso-height-percent:0;mso-width-relative:margin;mso-height-relative:margin;v-text-anchor:top" o:gfxdata="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" stroked="f">
                 <v:textbox>
                   <w:txbxContent>
                     <w:p>
@@ -1160,8 +1160,8 @@
                           <w:rFonts w:ascii="Courier New" w:eastAsia="굴림체" w:hAnsi="Courier New" w:cs="Courier New"/>
                           <w:color w:val="A9B7C6"/>
                           <w:kern w:val="0"/>
-                          <w:sz w:val="20"/>
-                          <w:szCs w:val="20"/>
+                          <w:sz w:val="18"/>
+                          <w:szCs w:val="18"/>
                           <w14:ligatures w14:val="none"/>
                         </w:rPr>
                       </w:pPr>
@@ -1170,8 +1170,8 @@
                           <w:rFonts w:ascii="Courier New" w:eastAsia="굴림체" w:hAnsi="Courier New" w:cs="Courier New"/>
                           <w:color w:val="CC7832"/>
                           <w:kern w:val="0"/>
-                          <w:sz w:val="20"/>
-                          <w:szCs w:val="20"/>
+                          <w:sz w:val="18"/>
+                          <w:szCs w:val="18"/>
                           <w14:ligatures w14:val="none"/>
                         </w:rPr>
                         <w:t xml:space="preserve">for </w:t>
@@ -1181,8 +1181,8 @@
                           <w:rFonts w:ascii="Courier New" w:eastAsia="굴림체" w:hAnsi="Courier New" w:cs="Courier New"/>
                           <w:color w:val="A9B7C6"/>
                           <w:kern w:val="0"/>
-                          <w:sz w:val="20"/>
-                          <w:szCs w:val="20"/>
+                          <w:sz w:val="18"/>
+                          <w:szCs w:val="18"/>
                           <w14:ligatures w14:val="none"/>
                         </w:rPr>
                         <w:t xml:space="preserve">i </w:t>
@@ -1192,8 +1192,8 @@
                           <w:rFonts w:ascii="Courier New" w:eastAsia="굴림체" w:hAnsi="Courier New" w:cs="Courier New"/>
                           <w:color w:val="CC7832"/>
                           <w:kern w:val="0"/>
-                          <w:sz w:val="20"/>
-                          <w:szCs w:val="20"/>
+                          <w:sz w:val="18"/>
+                          <w:szCs w:val="18"/>
                           <w14:ligatures w14:val="none"/>
                         </w:rPr>
                         <w:t xml:space="preserve">in </w:t>
@@ -1203,8 +1203,8 @@
                           <w:rFonts w:ascii="Courier New" w:eastAsia="굴림체" w:hAnsi="Courier New" w:cs="Courier New"/>
                           <w:color w:val="8888C6"/>
                           <w:kern w:val="0"/>
-                          <w:sz w:val="20"/>
-                          <w:szCs w:val="20"/>
+                          <w:sz w:val="18"/>
+                          <w:szCs w:val="18"/>
                           <w14:ligatures w14:val="none"/>
                         </w:rPr>
                         <w:t>range</w:t>
@@ -1214,8 +1214,8 @@
                           <w:rFonts w:ascii="Courier New" w:eastAsia="굴림체" w:hAnsi="Courier New" w:cs="Courier New"/>
                           <w:color w:val="A9B7C6"/>
                           <w:kern w:val="0"/>
-                          <w:sz w:val="20"/>
-                          <w:szCs w:val="20"/>
+                          <w:sz w:val="18"/>
+                          <w:szCs w:val="18"/>
                           <w14:ligatures w14:val="none"/>
                         </w:rPr>
                         <w:t>((N-</w:t>
@@ -1225,8 +1225,8 @@
                           <w:rFonts w:ascii="Courier New" w:eastAsia="굴림체" w:hAnsi="Courier New" w:cs="Courier New"/>
                           <w:color w:val="6897BB"/>
                           <w:kern w:val="0"/>
-                          <w:sz w:val="20"/>
-                          <w:szCs w:val="20"/>
+                          <w:sz w:val="18"/>
+                          <w:szCs w:val="18"/>
                           <w14:ligatures w14:val="none"/>
                         </w:rPr>
                         <w:t>1</w:t>
@@ -1236,8 +1236,8 @@
                           <w:rFonts w:ascii="Courier New" w:eastAsia="굴림체" w:hAnsi="Courier New" w:cs="Courier New"/>
                           <w:color w:val="CC7832"/>
                           <w:kern w:val="0"/>
-                          <w:sz w:val="20"/>
-                          <w:szCs w:val="20"/>
+                          <w:sz w:val="18"/>
+                          <w:szCs w:val="18"/>
                           <w14:ligatures w14:val="none"/>
                         </w:rPr>
                         <w:t xml:space="preserve">, </w:t>
@@ -1247,8 +1247,8 @@
                           <w:rFonts w:ascii="Courier New" w:eastAsia="굴림체" w:hAnsi="Courier New" w:cs="Courier New"/>
                           <w:color w:val="6897BB"/>
                           <w:kern w:val="0"/>
-                          <w:sz w:val="20"/>
-                          <w:szCs w:val="20"/>
+                          <w:sz w:val="18"/>
+                          <w:szCs w:val="18"/>
                           <w14:ligatures w14:val="none"/>
                         </w:rPr>
                         <w:t>0</w:t>
@@ -1258,8 +1258,8 @@
                           <w:rFonts w:ascii="Courier New" w:eastAsia="굴림체" w:hAnsi="Courier New" w:cs="Courier New"/>
                           <w:color w:val="CC7832"/>
                           <w:kern w:val="0"/>
-                          <w:sz w:val="20"/>
-                          <w:szCs w:val="20"/>
+                          <w:sz w:val="18"/>
+                          <w:szCs w:val="18"/>
                           <w14:ligatures w14:val="none"/>
                         </w:rPr>
                         <w:t xml:space="preserve">, </w:t>
@@ -1269,8 +1269,8 @@
                           <w:rFonts w:ascii="Courier New" w:eastAsia="굴림체" w:hAnsi="Courier New" w:cs="Courier New"/>
                           <w:color w:val="A9B7C6"/>
                           <w:kern w:val="0"/>
-                          <w:sz w:val="20"/>
-                          <w:szCs w:val="20"/>
+                          <w:sz w:val="18"/>
+                          <w:szCs w:val="18"/>
                           <w14:ligatures w14:val="none"/>
                         </w:rPr>
                         <w:t>-</w:t>
@@ -1280,8 +1280,8 @@
                           <w:rFonts w:ascii="Courier New" w:eastAsia="굴림체" w:hAnsi="Courier New" w:cs="Courier New"/>
                           <w:color w:val="6897BB"/>
                           <w:kern w:val="0"/>
-                          <w:sz w:val="20"/>
-                          <w:szCs w:val="20"/>
+                          <w:sz w:val="18"/>
+                          <w:szCs w:val="18"/>
                           <w14:ligatures w14:val="none"/>
                         </w:rPr>
                         <w:t>1</w:t>
@@ -1291,8 +1291,8 @@
                           <w:rFonts w:ascii="Courier New" w:eastAsia="굴림체" w:hAnsi="Courier New" w:cs="Courier New"/>
                           <w:color w:val="A9B7C6"/>
                           <w:kern w:val="0"/>
-                          <w:sz w:val="20"/>
-                          <w:szCs w:val="20"/>
+                          <w:sz w:val="18"/>
+                          <w:szCs w:val="18"/>
                           <w14:ligatures w14:val="none"/>
                         </w:rPr>
                         <w:t>) :</w:t>
@@ -1302,8 +1302,8 @@
                           <w:rFonts w:ascii="Courier New" w:eastAsia="굴림체" w:hAnsi="Courier New" w:cs="Courier New"/>
                           <w:color w:val="A9B7C6"/>
                           <w:kern w:val="0"/>
-                          <w:sz w:val="20"/>
-                          <w:szCs w:val="20"/>
+                          <w:sz w:val="18"/>
+                          <w:szCs w:val="18"/>
                           <w14:ligatures w14:val="none"/>
                         </w:rPr>
                         <w:br/>
@@ -1314,8 +1314,8 @@
                           <w:rFonts w:ascii="Courier New" w:eastAsia="굴림체" w:hAnsi="Courier New" w:cs="Courier New"/>
                           <w:color w:val="CC7832"/>
                           <w:kern w:val="0"/>
-                          <w:sz w:val="20"/>
-                          <w:szCs w:val="20"/>
+                          <w:sz w:val="18"/>
+                          <w:szCs w:val="18"/>
                           <w14:ligatures w14:val="none"/>
                         </w:rPr>
                         <w:t xml:space="preserve">for </w:t>
@@ -1325,8 +1325,8 @@
                           <w:rFonts w:ascii="Courier New" w:eastAsia="굴림체" w:hAnsi="Courier New" w:cs="Courier New"/>
                           <w:color w:val="A9B7C6"/>
                           <w:kern w:val="0"/>
-                          <w:sz w:val="20"/>
-                          <w:szCs w:val="20"/>
+                          <w:sz w:val="18"/>
+                          <w:szCs w:val="18"/>
                           <w14:ligatures w14:val="none"/>
                         </w:rPr>
                         <w:t xml:space="preserve">j </w:t>
@@ -1336,8 +1336,8 @@
                           <w:rFonts w:ascii="Courier New" w:eastAsia="굴림체" w:hAnsi="Courier New" w:cs="Courier New"/>
                           <w:color w:val="CC7832"/>
                           <w:kern w:val="0"/>
-                          <w:sz w:val="20"/>
-                          <w:szCs w:val="20"/>
+                          <w:sz w:val="18"/>
+                          <w:szCs w:val="18"/>
                           <w14:ligatures w14:val="none"/>
                         </w:rPr>
                         <w:t xml:space="preserve">in </w:t>
@@ -1347,8 +1347,8 @@
                           <w:rFonts w:ascii="Courier New" w:eastAsia="굴림체" w:hAnsi="Courier New" w:cs="Courier New"/>
                           <w:color w:val="A9B7C6"/>
                           <w:kern w:val="0"/>
-                          <w:sz w:val="20"/>
-                          <w:szCs w:val="20"/>
+                          <w:sz w:val="18"/>
+                          <w:szCs w:val="18"/>
                           <w14:ligatures w14:val="none"/>
                         </w:rPr>
                         <w:t>range(i) :</w:t>
@@ -1358,8 +1358,8 @@
                           <w:rFonts w:ascii="Courier New" w:eastAsia="굴림체" w:hAnsi="Courier New" w:cs="Courier New"/>
                           <w:color w:val="A9B7C6"/>
                           <w:kern w:val="0"/>
-                          <w:sz w:val="20"/>
-                          <w:szCs w:val="20"/>
+                          <w:sz w:val="18"/>
+                          <w:szCs w:val="18"/>
                           <w14:ligatures w14:val="none"/>
                         </w:rPr>
                         <w:br/>
@@ -1370,8 +1370,8 @@
                           <w:rFonts w:ascii="Courier New" w:eastAsia="굴림체" w:hAnsi="Courier New" w:cs="Courier New"/>
                           <w:color w:val="CC7832"/>
                           <w:kern w:val="0"/>
-                          <w:sz w:val="20"/>
-                          <w:szCs w:val="20"/>
+                          <w:sz w:val="18"/>
+                          <w:szCs w:val="18"/>
                           <w14:ligatures w14:val="none"/>
                         </w:rPr>
                         <w:t xml:space="preserve">if </w:t>
@@ -1381,8 +1381,8 @@
                           <w:rFonts w:ascii="Courier New" w:eastAsia="굴림체" w:hAnsi="Courier New" w:cs="Courier New"/>
                           <w:color w:val="A9B7C6"/>
                           <w:kern w:val="0"/>
-                          <w:sz w:val="20"/>
-                          <w:szCs w:val="20"/>
+                          <w:sz w:val="18"/>
+                          <w:szCs w:val="18"/>
                           <w14:ligatures w14:val="none"/>
                         </w:rPr>
                         <w:t>a[j] &gt; a[j+</w:t>
@@ -1392,8 +1392,8 @@
                           <w:rFonts w:ascii="Courier New" w:eastAsia="굴림체" w:hAnsi="Courier New" w:cs="Courier New"/>
                           <w:color w:val="6897BB"/>
                           <w:kern w:val="0"/>
-                          <w:sz w:val="20"/>
-                          <w:szCs w:val="20"/>
+                          <w:sz w:val="18"/>
+                          <w:szCs w:val="18"/>
                           <w14:ligatures w14:val="none"/>
                         </w:rPr>
                         <w:t>1</w:t>
@@ -1403,8 +1403,8 @@
                           <w:rFonts w:ascii="Courier New" w:eastAsia="굴림체" w:hAnsi="Courier New" w:cs="Courier New"/>
                           <w:color w:val="A9B7C6"/>
                           <w:kern w:val="0"/>
-                          <w:sz w:val="20"/>
-                          <w:szCs w:val="20"/>
+                          <w:sz w:val="18"/>
+                          <w:szCs w:val="18"/>
                           <w14:ligatures w14:val="none"/>
                         </w:rPr>
                         <w:t>]</w:t>
@@ -1414,8 +1414,8 @@
                           <w:rFonts w:ascii="Courier New" w:eastAsia="굴림체" w:hAnsi="Courier New" w:cs="Courier New"/>
                           <w:color w:val="A9B7C6"/>
                           <w:kern w:val="0"/>
-                          <w:sz w:val="20"/>
-                          <w:szCs w:val="20"/>
+                          <w:sz w:val="18"/>
+                          <w:szCs w:val="18"/>
                           <w14:ligatures w14:val="none"/>
                         </w:rPr>
                         <w:br/>
@@ -1426,8 +1426,8 @@
                           <w:rFonts w:ascii="Courier New" w:eastAsia="굴림체" w:hAnsi="Courier New" w:cs="Courier New"/>
                           <w:color w:val="CC7832"/>
                           <w:kern w:val="0"/>
-                          <w:sz w:val="20"/>
-                          <w:szCs w:val="20"/>
+                          <w:sz w:val="18"/>
+                          <w:szCs w:val="18"/>
                           <w14:ligatures w14:val="none"/>
                         </w:rPr>
                         <w:t xml:space="preserve">, </w:t>
@@ -1437,8 +1437,8 @@
                           <w:rFonts w:ascii="Courier New" w:eastAsia="굴림체" w:hAnsi="Courier New" w:cs="Courier New"/>
                           <w:color w:val="A9B7C6"/>
                           <w:kern w:val="0"/>
-                          <w:sz w:val="20"/>
-                          <w:szCs w:val="20"/>
+                          <w:sz w:val="18"/>
+                          <w:szCs w:val="18"/>
                           <w14:ligatures w14:val="none"/>
                         </w:rPr>
                         <w:t>a[j+</w:t>
@@ -1448,8 +1448,8 @@
                           <w:rFonts w:ascii="Courier New" w:eastAsia="굴림체" w:hAnsi="Courier New" w:cs="Courier New"/>
                           <w:color w:val="6897BB"/>
                           <w:kern w:val="0"/>
-                          <w:sz w:val="20"/>
-                          <w:szCs w:val="20"/>
+                          <w:sz w:val="18"/>
+                          <w:szCs w:val="18"/>
                           <w14:ligatures w14:val="none"/>
                         </w:rPr>
                         <w:t>1</w:t>
@@ -1459,8 +1459,8 @@
                           <w:rFonts w:ascii="Courier New" w:eastAsia="굴림체" w:hAnsi="Courier New" w:cs="Courier New"/>
                           <w:color w:val="A9B7C6"/>
                           <w:kern w:val="0"/>
-                          <w:sz w:val="20"/>
-                          <w:szCs w:val="20"/>
+                          <w:sz w:val="18"/>
+                          <w:szCs w:val="18"/>
                           <w14:ligatures w14:val="none"/>
                         </w:rPr>
                         <w:t>] = a[j+</w:t>
@@ -1470,8 +1470,8 @@
                           <w:rFonts w:ascii="Courier New" w:eastAsia="굴림체" w:hAnsi="Courier New" w:cs="Courier New"/>
                           <w:color w:val="6897BB"/>
                           <w:kern w:val="0"/>
-                          <w:sz w:val="20"/>
-                          <w:szCs w:val="20"/>
+                          <w:sz w:val="18"/>
+                          <w:szCs w:val="18"/>
                           <w14:ligatures w14:val="none"/>
                         </w:rPr>
                         <w:t>1</w:t>
@@ -1481,8 +1481,8 @@
                           <w:rFonts w:ascii="Courier New" w:eastAsia="굴림체" w:hAnsi="Courier New" w:cs="Courier New"/>
                           <w:color w:val="A9B7C6"/>
                           <w:kern w:val="0"/>
-                          <w:sz w:val="20"/>
-                          <w:szCs w:val="20"/>
+                          <w:sz w:val="18"/>
+                          <w:szCs w:val="18"/>
                           <w14:ligatures w14:val="none"/>
                         </w:rPr>
                         <w:t>]</w:t>
@@ -1492,8 +1492,8 @@
                           <w:rFonts w:ascii="Courier New" w:eastAsia="굴림체" w:hAnsi="Courier New" w:cs="Courier New"/>
                           <w:color w:val="CC7832"/>
                           <w:kern w:val="0"/>
-                          <w:sz w:val="20"/>
-                          <w:szCs w:val="20"/>
+                          <w:sz w:val="18"/>
+                          <w:szCs w:val="18"/>
                           <w14:ligatures w14:val="none"/>
                         </w:rPr>
                         <w:t xml:space="preserve">, </w:t>
@@ -1503,8 +1503,8 @@
                           <w:rFonts w:ascii="Courier New" w:eastAsia="굴림체" w:hAnsi="Courier New" w:cs="Courier New"/>
                           <w:color w:val="A9B7C6"/>
                           <w:kern w:val="0"/>
-                          <w:sz w:val="20"/>
-                          <w:szCs w:val="20"/>
+                          <w:sz w:val="18"/>
+                          <w:szCs w:val="18"/>
                           <w14:ligatures w14:val="none"/>
                         </w:rPr>
                         <w:t>a[j]</w:t>
@@ -1690,15 +1690,15 @@
         <mc:AlternateContent>
           <mc:Choice Requires="wps">
             <w:drawing>
-              <wp:anchor distT="0" distB="0" distL="0" distR="0" simplePos="0" relativeHeight="251660288" behindDoc="0" locked="0" layoutInCell="1" allowOverlap="1" wp14:anchorId="01E8E711" wp14:editId="52115963">
+              <wp:anchor distT="0" distB="0" distL="0" distR="0" simplePos="0" relativeHeight="251660288" behindDoc="0" locked="0" layoutInCell="1" allowOverlap="1" wp14:anchorId="01E8E711" wp14:editId="61FBDC9B">
                 <wp:simplePos x="0" y="0"/>
                 <wp:positionH relativeFrom="page">
-                  <wp:align>right</wp:align>
+                  <wp:posOffset>5153499</wp:posOffset>
                 </wp:positionH>
                 <wp:positionV relativeFrom="paragraph">
-                  <wp:posOffset>134620</wp:posOffset>
+                  <wp:posOffset>11791</wp:posOffset>
                 </wp:positionV>
-                <wp:extent cx="2217420" cy="668655"/>
+                <wp:extent cx="2407285" cy="1221105"/>
                 <wp:effectExtent l="0" t="0" r="0" b="0"/>
                 <wp:wrapSquare wrapText="bothSides"/>
                 <wp:docPr id="217" name="텍스트 상자 2"/>
@@ -1714,7 +1714,7 @@
                       <wps:spPr bwMode="auto">
                         <a:xfrm>
                           <a:off x="0" y="0"/>
-                          <a:ext cx="2217420" cy="668655"/>
+                          <a:ext cx="2407285" cy="1221105"/>
                         </a:xfrm>
                         <a:prstGeom prst="rect">
                           <a:avLst/>
@@ -1759,20 +1759,131 @@
                               <w:spacing w:after="0"/>
                               <w:rPr>
                                 <w:rFonts w:ascii="Courier New" w:eastAsia="굴림체" w:hAnsi="Courier New" w:cs="Courier New"/>
+                                <w:color w:val="A9B7C6"/>
+                                <w:kern w:val="0"/>
+                                <w:sz w:val="16"/>
+                                <w:szCs w:val="16"/>
+                                <w14:ligatures w14:val="none"/>
+                              </w:rPr>
+                            </w:pPr>
+                            <w:r>
+                              <w:rPr>
+                                <w:rFonts w:ascii="Courier New" w:eastAsia="굴림체" w:hAnsi="Courier New" w:cs="Courier New"/>
+                                <w:color w:val="CC7832"/>
+                                <w:kern w:val="0"/>
+                                <w:sz w:val="16"/>
+                                <w:szCs w:val="16"/>
+                                <w14:ligatures w14:val="none"/>
+                              </w:rPr>
+                              <w:t xml:space="preserve">for </w:t>
+                            </w:r>
+                            <w:r>
+                              <w:rPr>
+                                <w:rFonts w:ascii="Courier New" w:eastAsia="굴림체" w:hAnsi="Courier New" w:cs="Courier New"/>
+                                <w:color w:val="A9B7C6"/>
+                                <w:kern w:val="0"/>
+                                <w:sz w:val="16"/>
+                                <w:szCs w:val="16"/>
+                                <w14:ligatures w14:val="none"/>
+                              </w:rPr>
+                              <w:t xml:space="preserve">x </w:t>
+                            </w:r>
+                            <w:r>
+                              <w:rPr>
+                                <w:rFonts w:ascii="Courier New" w:eastAsia="굴림체" w:hAnsi="Courier New" w:cs="Courier New"/>
+                                <w:color w:val="CC7832"/>
+                                <w:kern w:val="0"/>
+                                <w:sz w:val="16"/>
+                                <w:szCs w:val="16"/>
+                                <w14:ligatures w14:val="none"/>
+                              </w:rPr>
+                              <w:t xml:space="preserve">in </w:t>
+                            </w:r>
+                            <w:r>
+                              <w:rPr>
+                                <w:rFonts w:ascii="Courier New" w:eastAsia="굴림체" w:hAnsi="Courier New" w:cs="Courier New"/>
+                                <w:color w:val="A9B7C6"/>
+                                <w:kern w:val="0"/>
+                                <w:sz w:val="16"/>
+                                <w:szCs w:val="16"/>
+                                <w14:ligatures w14:val="none"/>
+                              </w:rPr>
+                              <w:t xml:space="preserve">DATA: </w:t>
+                            </w:r>
+                            <w:r>
+                              <w:rPr>
+                                <w:rFonts w:ascii="Courier New" w:eastAsia="굴림체" w:hAnsi="Courier New" w:cs="Courier New"/>
+                                <w:color w:val="808080"/>
+                                <w:kern w:val="0"/>
+                                <w:sz w:val="16"/>
+                                <w:szCs w:val="16"/>
+                                <w14:ligatures w14:val="none"/>
+                              </w:rPr>
+                              <w:t xml:space="preserve">#counts </w:t>
+                            </w:r>
+                            <w:r>
+                              <w:rPr>
+                                <w:rFonts w:ascii="맑은 고딕" w:eastAsia="맑은 고딕" w:hAnsi="맑은 고딕" w:cs="Courier New" w:hint="eastAsia"/>
+                                <w:color w:val="808080"/>
+                                <w:kern w:val="0"/>
+                                <w:sz w:val="16"/>
+                                <w:szCs w:val="16"/>
+                                <w14:ligatures w14:val="none"/>
+                              </w:rPr>
+                              <w:t>만들기</w:t>
+                            </w:r>
+                            <w:r>
+                              <w:rPr>
+                                <w:rFonts w:ascii="맑은 고딕" w:eastAsia="맑은 고딕" w:hAnsi="맑은 고딕" w:cs="Courier New" w:hint="eastAsia"/>
+                                <w:color w:val="808080"/>
+                                <w:kern w:val="0"/>
+                                <w:sz w:val="16"/>
+                                <w:szCs w:val="16"/>
+                                <w14:ligatures w14:val="none"/>
+                              </w:rPr>
+                              <w:br/>
+                              <w:t xml:space="preserve">   </w:t>
+                            </w:r>
+                            <w:r>
+                              <w:rPr>
+                                <w:rFonts w:ascii="Courier New" w:eastAsia="굴림체" w:hAnsi="Courier New" w:cs="Courier New"/>
+                                <w:color w:val="A9B7C6"/>
+                                <w:kern w:val="0"/>
+                                <w:sz w:val="16"/>
+                                <w:szCs w:val="16"/>
+                                <w14:ligatures w14:val="none"/>
+                              </w:rPr>
+                              <w:t xml:space="preserve">counts[x] += </w:t>
+                            </w:r>
+                            <w:r>
+                              <w:rPr>
+                                <w:rFonts w:ascii="Courier New" w:eastAsia="굴림체" w:hAnsi="Courier New" w:cs="Courier New"/>
                                 <w:color w:val="6897BB"/>
                                 <w:kern w:val="0"/>
-                                <w:sz w:val="20"/>
-                                <w:szCs w:val="20"/>
-                                <w14:ligatures w14:val="none"/>
-                              </w:rPr>
-                            </w:pPr>
+                                <w:sz w:val="16"/>
+                                <w:szCs w:val="16"/>
+                                <w14:ligatures w14:val="none"/>
+                              </w:rPr>
+                              <w:t>1</w:t>
+                            </w:r>
+                            <w:r>
+                              <w:rPr>
+                                <w:rFonts w:ascii="Courier New" w:eastAsia="굴림체" w:hAnsi="Courier New" w:cs="Courier New"/>
+                                <w:color w:val="6897BB"/>
+                                <w:kern w:val="0"/>
+                                <w:sz w:val="16"/>
+                                <w:szCs w:val="16"/>
+                                <w14:ligatures w14:val="none"/>
+                              </w:rPr>
+                              <w:br/>
+                            </w:r>
                             <w:r>
                               <w:rPr>
                                 <w:rFonts w:ascii="Courier New" w:eastAsia="굴림체" w:hAnsi="Courier New" w:cs="Courier New"/>
                                 <w:color w:val="CC7832"/>
                                 <w:kern w:val="0"/>
-                                <w:sz w:val="20"/>
-                                <w:szCs w:val="20"/>
+                                <w:sz w:val="16"/>
+                                <w:szCs w:val="16"/>
                                 <w14:ligatures w14:val="none"/>
                               </w:rPr>
                               <w:t xml:space="preserve">for </w:t>
@@ -1782,89 +1893,166 @@
                                 <w:rFonts w:ascii="Courier New" w:eastAsia="굴림체" w:hAnsi="Courier New" w:cs="Courier New"/>
                                 <w:color w:val="A9B7C6"/>
                                 <w:kern w:val="0"/>
-                                <w:sz w:val="20"/>
-                                <w:szCs w:val="20"/>
-                                <w14:ligatures w14:val="none"/>
-                              </w:rPr>
-                              <w:t>x</w:t>
+                                <w:sz w:val="16"/>
+                                <w:szCs w:val="16"/>
+                                <w14:ligatures w14:val="none"/>
+                              </w:rPr>
+                              <w:t xml:space="preserve">i </w:t>
+                            </w:r>
+                            <w:r>
+                              <w:rPr>
+                                <w:rFonts w:ascii="Courier New" w:eastAsia="굴림체" w:hAnsi="Courier New" w:cs="Courier New"/>
+                                <w:color w:val="CC7832"/>
+                                <w:kern w:val="0"/>
+                                <w:sz w:val="16"/>
+                                <w:szCs w:val="16"/>
+                                <w14:ligatures w14:val="none"/>
+                              </w:rPr>
+                              <w:t xml:space="preserve">in </w:t>
+                            </w:r>
+                            <w:r>
+                              <w:rPr>
+                                <w:rFonts w:ascii="Courier New" w:eastAsia="굴림체" w:hAnsi="Courier New" w:cs="Courier New"/>
+                                <w:color w:val="8888C6"/>
+                                <w:kern w:val="0"/>
+                                <w:sz w:val="16"/>
+                                <w:szCs w:val="16"/>
+                                <w14:ligatures w14:val="none"/>
+                              </w:rPr>
+                              <w:t>range</w:t>
                             </w:r>
                             <w:r>
                               <w:rPr>
                                 <w:rFonts w:ascii="Courier New" w:eastAsia="굴림체" w:hAnsi="Courier New" w:cs="Courier New"/>
                                 <w:color w:val="A9B7C6"/>
                                 <w:kern w:val="0"/>
-                                <w:sz w:val="20"/>
-                                <w:szCs w:val="20"/>
-                                <w14:ligatures w14:val="none"/>
-                              </w:rPr>
-                              <w:t xml:space="preserve"> </w:t>
+                                <w:sz w:val="16"/>
+                                <w:szCs w:val="16"/>
+                                <w14:ligatures w14:val="none"/>
+                              </w:rPr>
+                              <w:t>(</w:t>
+                            </w:r>
+                            <w:r>
+                              <w:rPr>
+                                <w:rFonts w:ascii="Courier New" w:eastAsia="굴림체" w:hAnsi="Courier New" w:cs="Courier New"/>
+                                <w:color w:val="6897BB"/>
+                                <w:kern w:val="0"/>
+                                <w:sz w:val="16"/>
+                                <w:szCs w:val="16"/>
+                                <w14:ligatures w14:val="none"/>
+                              </w:rPr>
+                              <w:t>1</w:t>
                             </w:r>
                             <w:r>
                               <w:rPr>
                                 <w:rFonts w:ascii="Courier New" w:eastAsia="굴림체" w:hAnsi="Courier New" w:cs="Courier New"/>
                                 <w:color w:val="CC7832"/>
                                 <w:kern w:val="0"/>
-                                <w:sz w:val="20"/>
-                                <w:szCs w:val="20"/>
-                                <w14:ligatures w14:val="none"/>
-                              </w:rPr>
-                              <w:t xml:space="preserve">in </w:t>
+                                <w:sz w:val="16"/>
+                                <w:szCs w:val="16"/>
+                                <w14:ligatures w14:val="none"/>
+                              </w:rPr>
+                              <w:t xml:space="preserve">, </w:t>
                             </w:r>
                             <w:r>
                               <w:rPr>
                                 <w:rFonts w:ascii="Courier New" w:eastAsia="굴림체" w:hAnsi="Courier New" w:cs="Courier New"/>
                                 <w:color w:val="A9B7C6"/>
                                 <w:kern w:val="0"/>
-                                <w:sz w:val="20"/>
-                                <w:szCs w:val="20"/>
-                                <w14:ligatures w14:val="none"/>
-                              </w:rPr>
-                              <w:t>DATA:</w:t>
+                                <w:sz w:val="16"/>
+                                <w:szCs w:val="16"/>
+                                <w14:ligatures w14:val="none"/>
+                              </w:rPr>
+                              <w:t>K+</w:t>
+                            </w:r>
+                            <w:r>
+                              <w:rPr>
+                                <w:rFonts w:ascii="Courier New" w:eastAsia="굴림체" w:hAnsi="Courier New" w:cs="Courier New"/>
+                                <w:color w:val="6897BB"/>
+                                <w:kern w:val="0"/>
+                                <w:sz w:val="16"/>
+                                <w:szCs w:val="16"/>
+                                <w14:ligatures w14:val="none"/>
+                              </w:rPr>
+                              <w:t>1</w:t>
                             </w:r>
                             <w:r>
                               <w:rPr>
                                 <w:rFonts w:ascii="Courier New" w:eastAsia="굴림체" w:hAnsi="Courier New" w:cs="Courier New"/>
                                 <w:color w:val="A9B7C6"/>
                                 <w:kern w:val="0"/>
-                                <w:sz w:val="20"/>
-                                <w:szCs w:val="20"/>
+                                <w:sz w:val="16"/>
+                                <w:szCs w:val="16"/>
+                                <w14:ligatures w14:val="none"/>
+                              </w:rPr>
+                              <w:t xml:space="preserve">): </w:t>
+                            </w:r>
+                            <w:r>
+                              <w:rPr>
+                                <w:rFonts w:ascii="Courier New" w:eastAsia="굴림체" w:hAnsi="Courier New" w:cs="Courier New"/>
+                                <w:color w:val="808080"/>
+                                <w:kern w:val="0"/>
+                                <w:sz w:val="16"/>
+                                <w:szCs w:val="16"/>
+                                <w14:ligatures w14:val="none"/>
+                              </w:rPr>
+                              <w:t xml:space="preserve">#counts </w:t>
+                            </w:r>
+                            <w:r>
+                              <w:rPr>
+                                <w:rFonts w:ascii="맑은 고딕" w:eastAsia="맑은 고딕" w:hAnsi="맑은 고딕" w:cs="Courier New" w:hint="eastAsia"/>
+                                <w:color w:val="808080"/>
+                                <w:kern w:val="0"/>
+                                <w:sz w:val="16"/>
+                                <w:szCs w:val="16"/>
+                                <w14:ligatures w14:val="none"/>
+                              </w:rPr>
+                              <w:t>정렬</w:t>
+                            </w:r>
+                            <w:r>
+                              <w:rPr>
+                                <w:rFonts w:ascii="맑은 고딕" w:eastAsia="맑은 고딕" w:hAnsi="맑은 고딕" w:cs="Courier New" w:hint="eastAsia"/>
+                                <w:color w:val="808080"/>
+                                <w:kern w:val="0"/>
+                                <w:sz w:val="16"/>
+                                <w:szCs w:val="16"/>
                                 <w14:ligatures w14:val="none"/>
                               </w:rPr>
                               <w:br/>
-                              <w:t xml:space="preserve">   counts[</w:t>
+                              <w:t xml:space="preserve">   </w:t>
                             </w:r>
                             <w:r>
                               <w:rPr>
                                 <w:rFonts w:ascii="Courier New" w:eastAsia="굴림체" w:hAnsi="Courier New" w:cs="Courier New"/>
                                 <w:color w:val="A9B7C6"/>
                                 <w:kern w:val="0"/>
-                                <w:sz w:val="20"/>
-                                <w:szCs w:val="20"/>
-                                <w14:ligatures w14:val="none"/>
-                              </w:rPr>
-                              <w:t>x</w:t>
+                                <w:sz w:val="16"/>
+                                <w:szCs w:val="16"/>
+                                <w14:ligatures w14:val="none"/>
+                              </w:rPr>
+                              <w:t>counts[i] += counts[i-</w:t>
+                            </w:r>
+                            <w:r>
+                              <w:rPr>
+                                <w:rFonts w:ascii="Courier New" w:eastAsia="굴림체" w:hAnsi="Courier New" w:cs="Courier New"/>
+                                <w:color w:val="6897BB"/>
+                                <w:kern w:val="0"/>
+                                <w:sz w:val="16"/>
+                                <w:szCs w:val="16"/>
+                                <w14:ligatures w14:val="none"/>
+                              </w:rPr>
+                              <w:t>1</w:t>
                             </w:r>
                             <w:r>
                               <w:rPr>
                                 <w:rFonts w:ascii="Courier New" w:eastAsia="굴림체" w:hAnsi="Courier New" w:cs="Courier New"/>
                                 <w:color w:val="A9B7C6"/>
                                 <w:kern w:val="0"/>
-                                <w:sz w:val="20"/>
-                                <w:szCs w:val="20"/>
-                                <w14:ligatures w14:val="none"/>
-                              </w:rPr>
-                              <w:t xml:space="preserve">] += </w:t>
-                            </w:r>
-                            <w:r>
-                              <w:rPr>
-                                <w:rFonts w:ascii="Courier New" w:eastAsia="굴림체" w:hAnsi="Courier New" w:cs="Courier New"/>
-                                <w:color w:val="6897BB"/>
-                                <w:kern w:val="0"/>
-                                <w:sz w:val="20"/>
-                                <w:szCs w:val="20"/>
-                                <w14:ligatures w14:val="none"/>
-                              </w:rPr>
-                              <w:t>1</w:t>
+                                <w:sz w:val="16"/>
+                                <w:szCs w:val="16"/>
+                                <w14:ligatures w14:val="none"/>
+                              </w:rPr>
+                              <w:t>]</w:t>
                             </w:r>
                           </w:p>
                           <w:p>
@@ -1894,160 +2082,284 @@
                               <w:autoSpaceDN/>
                               <w:spacing w:after="0"/>
                               <w:rPr>
+                                <w:rFonts w:ascii="Courier New" w:eastAsia="굴림체" w:hAnsi="Courier New" w:cs="Courier New"/>
+                                <w:color w:val="A9B7C6"/>
+                                <w:kern w:val="0"/>
+                                <w:sz w:val="16"/>
+                                <w:szCs w:val="16"/>
+                                <w14:ligatures w14:val="none"/>
+                              </w:rPr>
+                            </w:pPr>
+                            <w:r>
+                              <w:rPr>
+                                <w:rFonts w:ascii="Courier New" w:eastAsia="굴림체" w:hAnsi="Courier New" w:cs="Courier New"/>
+                                <w:color w:val="808080"/>
+                                <w:kern w:val="0"/>
+                                <w:sz w:val="16"/>
+                                <w:szCs w:val="16"/>
+                                <w14:ligatures w14:val="none"/>
+                              </w:rPr>
+                              <w:t>#TEMP</w:t>
+                            </w:r>
+                            <w:r>
+                              <w:rPr>
+                                <w:rFonts w:ascii="맑은 고딕" w:eastAsia="맑은 고딕" w:hAnsi="맑은 고딕" w:cs="Courier New" w:hint="eastAsia"/>
+                                <w:color w:val="808080"/>
+                                <w:kern w:val="0"/>
+                                <w:sz w:val="16"/>
+                                <w:szCs w:val="16"/>
+                                <w14:ligatures w14:val="none"/>
+                              </w:rPr>
+                              <w:t>에 순서대로 재정렬</w:t>
+                            </w:r>
+                            <w:r>
+                              <w:rPr>
+                                <w:rFonts w:ascii="Courier New" w:eastAsia="굴림체" w:hAnsi="Courier New" w:cs="Courier New"/>
+                                <w:color w:val="A9B7C6"/>
+                                <w:kern w:val="0"/>
+                                <w:sz w:val="16"/>
+                                <w:szCs w:val="16"/>
+                                <w14:ligatures w14:val="none"/>
+                              </w:rPr>
+                              <w:br/>
+                            </w:r>
+                            <w:r>
+                              <w:rPr>
+                                <w:rFonts w:ascii="Courier New" w:eastAsia="굴림체" w:hAnsi="Courier New" w:cs="Courier New"/>
+                                <w:color w:val="CC7832"/>
+                                <w:kern w:val="0"/>
+                                <w:sz w:val="16"/>
+                                <w:szCs w:val="16"/>
+                                <w14:ligatures w14:val="none"/>
+                              </w:rPr>
+                              <w:t xml:space="preserve">for </w:t>
+                            </w:r>
+                            <w:r>
+                              <w:rPr>
+                                <w:rFonts w:ascii="Courier New" w:eastAsia="굴림체" w:hAnsi="Courier New" w:cs="Courier New"/>
+                                <w:color w:val="A9B7C6"/>
+                                <w:kern w:val="0"/>
+                                <w:sz w:val="16"/>
+                                <w:szCs w:val="16"/>
+                                <w14:ligatures w14:val="none"/>
+                              </w:rPr>
+                              <w:t xml:space="preserve">j </w:t>
+                            </w:r>
+                            <w:r>
+                              <w:rPr>
+                                <w:rFonts w:ascii="Courier New" w:eastAsia="굴림체" w:hAnsi="Courier New" w:cs="Courier New"/>
+                                <w:color w:val="CC7832"/>
+                                <w:kern w:val="0"/>
+                                <w:sz w:val="16"/>
+                                <w:szCs w:val="16"/>
+                                <w14:ligatures w14:val="none"/>
+                              </w:rPr>
+                              <w:t xml:space="preserve">in </w:t>
+                            </w:r>
+                            <w:r>
+                              <w:rPr>
+                                <w:rFonts w:ascii="Courier New" w:eastAsia="굴림체" w:hAnsi="Courier New" w:cs="Courier New"/>
+                                <w:color w:val="8888C6"/>
+                                <w:kern w:val="0"/>
+                                <w:sz w:val="16"/>
+                                <w:szCs w:val="16"/>
+                                <w14:ligatures w14:val="none"/>
+                              </w:rPr>
+                              <w:t>range</w:t>
+                            </w:r>
+                            <w:r>
+                              <w:rPr>
+                                <w:rFonts w:ascii="Courier New" w:eastAsia="굴림체" w:hAnsi="Courier New" w:cs="Courier New"/>
+                                <w:color w:val="A9B7C6"/>
+                                <w:kern w:val="0"/>
+                                <w:sz w:val="16"/>
+                                <w:szCs w:val="16"/>
+                                <w14:ligatures w14:val="none"/>
+                              </w:rPr>
+                              <w:t>(N-</w:t>
+                            </w:r>
+                            <w:r>
+                              <w:rPr>
+                                <w:rFonts w:ascii="Courier New" w:eastAsia="굴림체" w:hAnsi="Courier New" w:cs="Courier New"/>
+                                <w:color w:val="6897BB"/>
+                                <w:kern w:val="0"/>
+                                <w:sz w:val="16"/>
+                                <w:szCs w:val="16"/>
+                                <w14:ligatures w14:val="none"/>
+                              </w:rPr>
+                              <w:t>1</w:t>
+                            </w:r>
+                            <w:r>
+                              <w:rPr>
+                                <w:rFonts w:ascii="Courier New" w:eastAsia="굴림체" w:hAnsi="Courier New" w:cs="Courier New"/>
+                                <w:color w:val="CC7832"/>
+                                <w:kern w:val="0"/>
+                                <w:sz w:val="16"/>
+                                <w:szCs w:val="16"/>
+                                <w14:ligatures w14:val="none"/>
+                              </w:rPr>
+                              <w:t xml:space="preserve">, </w:t>
+                            </w:r>
+                            <w:r>
+                              <w:rPr>
+                                <w:rFonts w:ascii="Courier New" w:eastAsia="굴림체" w:hAnsi="Courier New" w:cs="Courier New"/>
+                                <w:color w:val="A9B7C6"/>
+                                <w:kern w:val="0"/>
+                                <w:sz w:val="16"/>
+                                <w:szCs w:val="16"/>
+                                <w14:ligatures w14:val="none"/>
+                              </w:rPr>
+                              <w:t>-</w:t>
+                            </w:r>
+                            <w:r>
+                              <w:rPr>
+                                <w:rFonts w:ascii="Courier New" w:eastAsia="굴림체" w:hAnsi="Courier New" w:cs="Courier New"/>
+                                <w:color w:val="6897BB"/>
+                                <w:kern w:val="0"/>
+                                <w:sz w:val="16"/>
+                                <w:szCs w:val="16"/>
+                                <w14:ligatures w14:val="none"/>
+                              </w:rPr>
+                              <w:t>1</w:t>
+                            </w:r>
+                            <w:r>
+                              <w:rPr>
+                                <w:rFonts w:ascii="Courier New" w:eastAsia="굴림체" w:hAnsi="Courier New" w:cs="Courier New"/>
+                                <w:color w:val="CC7832"/>
+                                <w:kern w:val="0"/>
+                                <w:sz w:val="16"/>
+                                <w:szCs w:val="16"/>
+                                <w14:ligatures w14:val="none"/>
+                              </w:rPr>
+                              <w:t xml:space="preserve">, </w:t>
+                            </w:r>
+                            <w:r>
+                              <w:rPr>
+                                <w:rFonts w:ascii="Courier New" w:eastAsia="굴림체" w:hAnsi="Courier New" w:cs="Courier New"/>
+                                <w:color w:val="A9B7C6"/>
+                                <w:kern w:val="0"/>
+                                <w:sz w:val="16"/>
+                                <w:szCs w:val="16"/>
+                                <w14:ligatures w14:val="none"/>
+                              </w:rPr>
+                              <w:t>-</w:t>
+                            </w:r>
+                            <w:r>
+                              <w:rPr>
+                                <w:rFonts w:ascii="Courier New" w:eastAsia="굴림체" w:hAnsi="Courier New" w:cs="Courier New"/>
+                                <w:color w:val="6897BB"/>
+                                <w:kern w:val="0"/>
+                                <w:sz w:val="16"/>
+                                <w:szCs w:val="16"/>
+                                <w14:ligatures w14:val="none"/>
+                              </w:rPr>
+                              <w:t>1</w:t>
+                            </w:r>
+                            <w:r>
+                              <w:rPr>
+                                <w:rFonts w:ascii="Courier New" w:eastAsia="굴림체" w:hAnsi="Courier New" w:cs="Courier New"/>
+                                <w:color w:val="A9B7C6"/>
+                                <w:kern w:val="0"/>
+                                <w:sz w:val="16"/>
+                                <w:szCs w:val="16"/>
+                                <w14:ligatures w14:val="none"/>
+                              </w:rPr>
+                              <w:t>)</w:t>
+                            </w:r>
+                            <w:r>
+                              <w:rPr>
+                                <w:rFonts w:ascii="Courier New" w:eastAsia="굴림체" w:hAnsi="Courier New" w:cs="Courier New"/>
+                                <w:color w:val="A9B7C6"/>
+                                <w:kern w:val="0"/>
+                                <w:sz w:val="16"/>
+                                <w:szCs w:val="16"/>
+                                <w14:ligatures w14:val="none"/>
+                              </w:rPr>
+                              <w:t>:</w:t>
+                            </w:r>
+                          </w:p>
+                          <w:p>
+                            <w:pPr>
+                              <w:widowControl/>
+                              <w:shd w:val="clear" w:color="auto" w:fill="2B2B2B"/>
+                              <w:tabs>
+                                <w:tab w:val="left" w:pos="916"/>
+                                <w:tab w:val="left" w:pos="1832"/>
+                                <w:tab w:val="left" w:pos="2748"/>
+                                <w:tab w:val="left" w:pos="3664"/>
+                                <w:tab w:val="left" w:pos="4580"/>
+                                <w:tab w:val="left" w:pos="5496"/>
+                                <w:tab w:val="left" w:pos="6412"/>
+                                <w:tab w:val="left" w:pos="7328"/>
+                                <w:tab w:val="left" w:pos="8244"/>
+                                <w:tab w:val="left" w:pos="9160"/>
+                                <w:tab w:val="left" w:pos="10076"/>
+                                <w:tab w:val="left" w:pos="10992"/>
+                                <w:tab w:val="left" w:pos="11908"/>
+                                <w:tab w:val="left" w:pos="12824"/>
+                                <w:tab w:val="left" w:pos="13740"/>
+                                <w:tab w:val="left" w:pos="14656"/>
+                              </w:tabs>
+                              <w:wordWrap/>
+                              <w:autoSpaceDE/>
+                              <w:autoSpaceDN/>
+                              <w:spacing w:after="0"/>
+                              <w:ind w:firstLineChars="200" w:firstLine="320"/>
+                              <w:rPr>
                                 <w:rFonts w:ascii="Courier New" w:eastAsia="굴림체" w:hAnsi="Courier New" w:cs="Courier New" w:hint="eastAsia"/>
                                 <w:color w:val="A9B7C6"/>
                                 <w:kern w:val="0"/>
-                                <w:sz w:val="20"/>
-                                <w:szCs w:val="20"/>
+                                <w:sz w:val="16"/>
+                                <w:szCs w:val="16"/>
                                 <w14:ligatures w14:val="none"/>
                               </w:rPr>
                             </w:pPr>
                             <w:r>
                               <w:rPr>
                                 <w:rFonts w:ascii="Courier New" w:eastAsia="굴림체" w:hAnsi="Courier New" w:cs="Courier New"/>
-                                <w:color w:val="CC7832"/>
-                                <w:kern w:val="0"/>
-                                <w:sz w:val="20"/>
-                                <w:szCs w:val="20"/>
-                                <w14:ligatures w14:val="none"/>
-                              </w:rPr>
-                              <w:t xml:space="preserve">for </w:t>
-                            </w:r>
-                            <w:r>
-                              <w:rPr>
-                                <w:rFonts w:ascii="Courier New" w:eastAsia="굴림체" w:hAnsi="Courier New" w:cs="Courier New"/>
                                 <w:color w:val="A9B7C6"/>
                                 <w:kern w:val="0"/>
-                                <w:sz w:val="20"/>
-                                <w:szCs w:val="20"/>
-                                <w14:ligatures w14:val="none"/>
-                              </w:rPr>
-                              <w:t xml:space="preserve">i </w:t>
-                            </w:r>
-                            <w:r>
-                              <w:rPr>
-                                <w:rFonts w:ascii="Courier New" w:eastAsia="굴림체" w:hAnsi="Courier New" w:cs="Courier New"/>
-                                <w:color w:val="CC7832"/>
-                                <w:kern w:val="0"/>
-                                <w:sz w:val="20"/>
-                                <w:szCs w:val="20"/>
-                                <w14:ligatures w14:val="none"/>
-                              </w:rPr>
-                              <w:t xml:space="preserve">in </w:t>
-                            </w:r>
-                            <w:r>
-                              <w:rPr>
-                                <w:rFonts w:ascii="Courier New" w:eastAsia="굴림체" w:hAnsi="Courier New" w:cs="Courier New"/>
-                                <w:color w:val="8888C6"/>
-                                <w:kern w:val="0"/>
-                                <w:sz w:val="20"/>
-                                <w:szCs w:val="20"/>
-                                <w14:ligatures w14:val="none"/>
-                              </w:rPr>
-                              <w:t>range</w:t>
+                                <w:sz w:val="16"/>
+                                <w:szCs w:val="16"/>
+                                <w14:ligatures w14:val="none"/>
+                              </w:rPr>
+                              <w:t xml:space="preserve">counts[DATA[j]] -= </w:t>
+                            </w:r>
+                            <w:r>
+                              <w:rPr>
+                                <w:rFonts w:ascii="Courier New" w:eastAsia="굴림체" w:hAnsi="Courier New" w:cs="Courier New"/>
+                                <w:color w:val="6897BB"/>
+                                <w:kern w:val="0"/>
+                                <w:sz w:val="16"/>
+                                <w:szCs w:val="16"/>
+                                <w14:ligatures w14:val="none"/>
+                              </w:rPr>
+                              <w:t>1</w:t>
+                            </w:r>
+                            <w:r>
+                              <w:rPr>
+                                <w:rFonts w:ascii="Courier New" w:eastAsia="굴림체" w:hAnsi="Courier New" w:cs="Courier New"/>
+                                <w:color w:val="6897BB"/>
+                                <w:kern w:val="0"/>
+                                <w:sz w:val="16"/>
+                                <w:szCs w:val="16"/>
+                                <w14:ligatures w14:val="none"/>
+                              </w:rPr>
+                              <w:br/>
+                              <w:t xml:space="preserve">    </w:t>
                             </w:r>
                             <w:r>
                               <w:rPr>
                                 <w:rFonts w:ascii="Courier New" w:eastAsia="굴림체" w:hAnsi="Courier New" w:cs="Courier New"/>
                                 <w:color w:val="A9B7C6"/>
                                 <w:kern w:val="0"/>
-                                <w:sz w:val="20"/>
-                                <w:szCs w:val="20"/>
-                                <w14:ligatures w14:val="none"/>
-                              </w:rPr>
-                              <w:t>(</w:t>
-                            </w:r>
-                            <w:r>
-                              <w:rPr>
-                                <w:rFonts w:ascii="Courier New" w:eastAsia="굴림체" w:hAnsi="Courier New" w:cs="Courier New"/>
-                                <w:color w:val="6897BB"/>
-                                <w:kern w:val="0"/>
-                                <w:sz w:val="20"/>
-                                <w:szCs w:val="20"/>
-                                <w14:ligatures w14:val="none"/>
-                              </w:rPr>
-                              <w:t>1</w:t>
-                            </w:r>
-                            <w:r>
-                              <w:rPr>
-                                <w:rFonts w:ascii="Courier New" w:eastAsia="굴림체" w:hAnsi="Courier New" w:cs="Courier New"/>
-                                <w:color w:val="CC7832"/>
-                                <w:kern w:val="0"/>
-                                <w:sz w:val="20"/>
-                                <w:szCs w:val="20"/>
-                                <w14:ligatures w14:val="none"/>
-                              </w:rPr>
-                              <w:t xml:space="preserve">, </w:t>
-                            </w:r>
-                            <w:r>
-                              <w:rPr>
-                                <w:rFonts w:ascii="Courier New" w:eastAsia="굴림체" w:hAnsi="Courier New" w:cs="Courier New"/>
-                                <w:color w:val="A9B7C6"/>
-                                <w:kern w:val="0"/>
-                                <w:sz w:val="20"/>
-                                <w:szCs w:val="20"/>
-                                <w14:ligatures w14:val="none"/>
-                              </w:rPr>
-                              <w:t>K+</w:t>
-                            </w:r>
-                            <w:r>
-                              <w:rPr>
-                                <w:rFonts w:ascii="Courier New" w:eastAsia="굴림체" w:hAnsi="Courier New" w:cs="Courier New"/>
-                                <w:color w:val="6897BB"/>
-                                <w:kern w:val="0"/>
-                                <w:sz w:val="20"/>
-                                <w:szCs w:val="20"/>
-                                <w14:ligatures w14:val="none"/>
-                              </w:rPr>
-                              <w:t>1</w:t>
-                            </w:r>
-                            <w:r>
-                              <w:rPr>
-                                <w:rFonts w:ascii="Courier New" w:eastAsia="굴림체" w:hAnsi="Courier New" w:cs="Courier New"/>
-                                <w:color w:val="A9B7C6"/>
-                                <w:kern w:val="0"/>
-                                <w:sz w:val="20"/>
-                                <w:szCs w:val="20"/>
-                                <w14:ligatures w14:val="none"/>
-                              </w:rPr>
-                              <w:t>)</w:t>
-                            </w:r>
-                            <w:r>
-                              <w:rPr>
-                                <w:rFonts w:ascii="Courier New" w:eastAsia="굴림체" w:hAnsi="Courier New" w:cs="Courier New"/>
-                                <w:color w:val="A9B7C6"/>
-                                <w:kern w:val="0"/>
-                                <w:sz w:val="20"/>
-                                <w:szCs w:val="20"/>
-                                <w14:ligatures w14:val="none"/>
-                              </w:rPr>
-                              <w:br/>
-                              <w:t xml:space="preserve">   counts[i] += counts[:-</w:t>
-                            </w:r>
-                            <w:r>
-                              <w:rPr>
-                                <w:rFonts w:ascii="Courier New" w:eastAsia="굴림체" w:hAnsi="Courier New" w:cs="Courier New"/>
-                                <w:color w:val="6897BB"/>
-                                <w:kern w:val="0"/>
-                                <w:sz w:val="20"/>
-                                <w:szCs w:val="20"/>
-                                <w14:ligatures w14:val="none"/>
-                              </w:rPr>
-                              <w:t>1</w:t>
-                            </w:r>
-                            <w:r>
-                              <w:rPr>
-                                <w:rFonts w:ascii="Courier New" w:eastAsia="굴림체" w:hAnsi="Courier New" w:cs="Courier New"/>
-                                <w:color w:val="A9B7C6"/>
-                                <w:kern w:val="0"/>
-                                <w:sz w:val="20"/>
-                                <w:szCs w:val="20"/>
-                                <w14:ligatures w14:val="none"/>
-                              </w:rPr>
-                              <w:t>]</w:t>
+                                <w:sz w:val="16"/>
+                                <w:szCs w:val="16"/>
+                                <w14:ligatures w14:val="none"/>
+                              </w:rPr>
+                              <w:t>TEMP[counts[DATA[j]]] = DATA[j]</w:t>
                             </w:r>
                           </w:p>
-                          <w:p/>
                         </w:txbxContent>
                       </wps:txbx>
                       <wps:bodyPr rot="0" vert="horz" wrap="square" lIns="91440" tIns="45720" rIns="91440" bIns="45720" anchor="t" anchorCtr="0">
@@ -2067,7 +2379,7 @@
           </mc:Choice>
           <mc:Fallback>
             <w:pict>
-              <v:shape w14:anchorId="01E8E711" id="_x0000_s1027" type="#_x0000_t202" style="position:absolute;left:0;text-align:left;margin-left:123.4pt;margin-top:10.6pt;width:174.6pt;height:52.65pt;z-index:251660288;visibility:visible;mso-wrap-style:square;mso-width-percent:0;mso-height-percent:0;mso-wrap-distance-left:0;mso-wrap-distance-top:0;mso-wrap-distance-right:0;mso-wrap-distance-bottom:0;mso-position-horizontal:right;mso-position-horizontal-relative:page;mso-position-vertical:absolute;mso-position-vertical-relative:text;mso-width-percent:0;mso-height-percent:0;mso-width-relative:margin;mso-height-relative:margin;v-text-anchor:top" o:gfxdata="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" stroked="f">
+              <v:shape w14:anchorId="01E8E711" id="_x0000_s1027" type="#_x0000_t202" style="position:absolute;left:0;text-align:left;margin-left:405.8pt;margin-top:.95pt;width:189.55pt;height:96.15pt;z-index:251660288;visibility:visible;mso-wrap-style:square;mso-width-percent:0;mso-height-percent:0;mso-wrap-distance-left:0;mso-wrap-distance-top:0;mso-wrap-distance-right:0;mso-wrap-distance-bottom:0;mso-position-horizontal:absolute;mso-position-horizontal-relative:page;mso-position-vertical:absolute;mso-position-vertical-relative:text;mso-width-percent:0;mso-height-percent:0;mso-width-relative:margin;mso-height-relative:margin;v-text-anchor:top" o:gfxdata="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" stroked="f">
                 <v:textbox>
                   <w:txbxContent>
                     <w:p>
@@ -2098,20 +2410,131 @@
                         <w:spacing w:after="0"/>
                         <w:rPr>
                           <w:rFonts w:ascii="Courier New" w:eastAsia="굴림체" w:hAnsi="Courier New" w:cs="Courier New"/>
+                          <w:color w:val="A9B7C6"/>
+                          <w:kern w:val="0"/>
+                          <w:sz w:val="16"/>
+                          <w:szCs w:val="16"/>
+                          <w14:ligatures w14:val="none"/>
+                        </w:rPr>
+                      </w:pPr>
+                      <w:r>
+                        <w:rPr>
+                          <w:rFonts w:ascii="Courier New" w:eastAsia="굴림체" w:hAnsi="Courier New" w:cs="Courier New"/>
+                          <w:color w:val="CC7832"/>
+                          <w:kern w:val="0"/>
+                          <w:sz w:val="16"/>
+                          <w:szCs w:val="16"/>
+                          <w14:ligatures w14:val="none"/>
+                        </w:rPr>
+                        <w:t xml:space="preserve">for </w:t>
+                      </w:r>
+                      <w:r>
+                        <w:rPr>
+                          <w:rFonts w:ascii="Courier New" w:eastAsia="굴림체" w:hAnsi="Courier New" w:cs="Courier New"/>
+                          <w:color w:val="A9B7C6"/>
+                          <w:kern w:val="0"/>
+                          <w:sz w:val="16"/>
+                          <w:szCs w:val="16"/>
+                          <w14:ligatures w14:val="none"/>
+                        </w:rPr>
+                        <w:t xml:space="preserve">x </w:t>
+                      </w:r>
+                      <w:r>
+                        <w:rPr>
+                          <w:rFonts w:ascii="Courier New" w:eastAsia="굴림체" w:hAnsi="Courier New" w:cs="Courier New"/>
+                          <w:color w:val="CC7832"/>
+                          <w:kern w:val="0"/>
+                          <w:sz w:val="16"/>
+                          <w:szCs w:val="16"/>
+                          <w14:ligatures w14:val="none"/>
+                        </w:rPr>
+                        <w:t xml:space="preserve">in </w:t>
+                      </w:r>
+                      <w:r>
+                        <w:rPr>
+                          <w:rFonts w:ascii="Courier New" w:eastAsia="굴림체" w:hAnsi="Courier New" w:cs="Courier New"/>
+                          <w:color w:val="A9B7C6"/>
+                          <w:kern w:val="0"/>
+                          <w:sz w:val="16"/>
+                          <w:szCs w:val="16"/>
+                          <w14:ligatures w14:val="none"/>
+                        </w:rPr>
+                        <w:t xml:space="preserve">DATA: </w:t>
+                      </w:r>
+                      <w:r>
+                        <w:rPr>
+                          <w:rFonts w:ascii="Courier New" w:eastAsia="굴림체" w:hAnsi="Courier New" w:cs="Courier New"/>
+                          <w:color w:val="808080"/>
+                          <w:kern w:val="0"/>
+                          <w:sz w:val="16"/>
+                          <w:szCs w:val="16"/>
+                          <w14:ligatures w14:val="none"/>
+                        </w:rPr>
+                        <w:t xml:space="preserve">#counts </w:t>
+                      </w:r>
+                      <w:r>
+                        <w:rPr>
+                          <w:rFonts w:ascii="맑은 고딕" w:eastAsia="맑은 고딕" w:hAnsi="맑은 고딕" w:cs="Courier New" w:hint="eastAsia"/>
+                          <w:color w:val="808080"/>
+                          <w:kern w:val="0"/>
+                          <w:sz w:val="16"/>
+                          <w:szCs w:val="16"/>
+                          <w14:ligatures w14:val="none"/>
+                        </w:rPr>
+                        <w:t>만들기</w:t>
+                      </w:r>
+                      <w:r>
+                        <w:rPr>
+                          <w:rFonts w:ascii="맑은 고딕" w:eastAsia="맑은 고딕" w:hAnsi="맑은 고딕" w:cs="Courier New" w:hint="eastAsia"/>
+                          <w:color w:val="808080"/>
+                          <w:kern w:val="0"/>
+                          <w:sz w:val="16"/>
+                          <w:szCs w:val="16"/>
+                          <w14:ligatures w14:val="none"/>
+                        </w:rPr>
+                        <w:br/>
+                        <w:t xml:space="preserve">   </w:t>
+                      </w:r>
+                      <w:r>
+                        <w:rPr>
+                          <w:rFonts w:ascii="Courier New" w:eastAsia="굴림체" w:hAnsi="Courier New" w:cs="Courier New"/>
+                          <w:color w:val="A9B7C6"/>
+                          <w:kern w:val="0"/>
+                          <w:sz w:val="16"/>
+                          <w:szCs w:val="16"/>
+                          <w14:ligatures w14:val="none"/>
+                        </w:rPr>
+                        <w:t xml:space="preserve">counts[x] += </w:t>
+                      </w:r>
+                      <w:r>
+                        <w:rPr>
+                          <w:rFonts w:ascii="Courier New" w:eastAsia="굴림체" w:hAnsi="Courier New" w:cs="Courier New"/>
                           <w:color w:val="6897BB"/>
                           <w:kern w:val="0"/>
-                          <w:sz w:val="20"/>
-                          <w:szCs w:val="20"/>
-                          <w14:ligatures w14:val="none"/>
-                        </w:rPr>
-                      </w:pPr>
+                          <w:sz w:val="16"/>
+                          <w:szCs w:val="16"/>
+                          <w14:ligatures w14:val="none"/>
+                        </w:rPr>
+                        <w:t>1</w:t>
+                      </w:r>
+                      <w:r>
+                        <w:rPr>
+                          <w:rFonts w:ascii="Courier New" w:eastAsia="굴림체" w:hAnsi="Courier New" w:cs="Courier New"/>
+                          <w:color w:val="6897BB"/>
+                          <w:kern w:val="0"/>
+                          <w:sz w:val="16"/>
+                          <w:szCs w:val="16"/>
+                          <w14:ligatures w14:val="none"/>
+                        </w:rPr>
+                        <w:br/>
+                      </w:r>
                       <w:r>
                         <w:rPr>
                           <w:rFonts w:ascii="Courier New" w:eastAsia="굴림체" w:hAnsi="Courier New" w:cs="Courier New"/>
                           <w:color w:val="CC7832"/>
                           <w:kern w:val="0"/>
-                          <w:sz w:val="20"/>
-                          <w:szCs w:val="20"/>
+                          <w:sz w:val="16"/>
+                          <w:szCs w:val="16"/>
                           <w14:ligatures w14:val="none"/>
                         </w:rPr>
                         <w:t xml:space="preserve">for </w:t>
@@ -2121,89 +2544,166 @@
                           <w:rFonts w:ascii="Courier New" w:eastAsia="굴림체" w:hAnsi="Courier New" w:cs="Courier New"/>
                           <w:color w:val="A9B7C6"/>
                           <w:kern w:val="0"/>
-                          <w:sz w:val="20"/>
-                          <w:szCs w:val="20"/>
-                          <w14:ligatures w14:val="none"/>
-                        </w:rPr>
-                        <w:t>x</w:t>
+                          <w:sz w:val="16"/>
+                          <w:szCs w:val="16"/>
+                          <w14:ligatures w14:val="none"/>
+                        </w:rPr>
+                        <w:t xml:space="preserve">i </w:t>
+                      </w:r>
+                      <w:r>
+                        <w:rPr>
+                          <w:rFonts w:ascii="Courier New" w:eastAsia="굴림체" w:hAnsi="Courier New" w:cs="Courier New"/>
+                          <w:color w:val="CC7832"/>
+                          <w:kern w:val="0"/>
+                          <w:sz w:val="16"/>
+                          <w:szCs w:val="16"/>
+                          <w14:ligatures w14:val="none"/>
+                        </w:rPr>
+                        <w:t xml:space="preserve">in </w:t>
+                      </w:r>
+                      <w:r>
+                        <w:rPr>
+                          <w:rFonts w:ascii="Courier New" w:eastAsia="굴림체" w:hAnsi="Courier New" w:cs="Courier New"/>
+                          <w:color w:val="8888C6"/>
+                          <w:kern w:val="0"/>
+                          <w:sz w:val="16"/>
+                          <w:szCs w:val="16"/>
+                          <w14:ligatures w14:val="none"/>
+                        </w:rPr>
+                        <w:t>range</w:t>
                       </w:r>
                       <w:r>
                         <w:rPr>
                           <w:rFonts w:ascii="Courier New" w:eastAsia="굴림체" w:hAnsi="Courier New" w:cs="Courier New"/>
                           <w:color w:val="A9B7C6"/>
                           <w:kern w:val="0"/>
-                          <w:sz w:val="20"/>
-                          <w:szCs w:val="20"/>
-                          <w14:ligatures w14:val="none"/>
-                        </w:rPr>
-                        <w:t xml:space="preserve"> </w:t>
+                          <w:sz w:val="16"/>
+                          <w:szCs w:val="16"/>
+                          <w14:ligatures w14:val="none"/>
+                        </w:rPr>
+                        <w:t>(</w:t>
+                      </w:r>
+                      <w:r>
+                        <w:rPr>
+                          <w:rFonts w:ascii="Courier New" w:eastAsia="굴림체" w:hAnsi="Courier New" w:cs="Courier New"/>
+                          <w:color w:val="6897BB"/>
+                          <w:kern w:val="0"/>
+                          <w:sz w:val="16"/>
+                          <w:szCs w:val="16"/>
+                          <w14:ligatures w14:val="none"/>
+                        </w:rPr>
+                        <w:t>1</w:t>
                       </w:r>
                       <w:r>
                         <w:rPr>
                           <w:rFonts w:ascii="Courier New" w:eastAsia="굴림체" w:hAnsi="Courier New" w:cs="Courier New"/>
                           <w:color w:val="CC7832"/>
                           <w:kern w:val="0"/>
-                          <w:sz w:val="20"/>
-                          <w:szCs w:val="20"/>
-                          <w14:ligatures w14:val="none"/>
-                        </w:rPr>
-                        <w:t xml:space="preserve">in </w:t>
+                          <w:sz w:val="16"/>
+                          <w:szCs w:val="16"/>
+                          <w14:ligatures w14:val="none"/>
+                        </w:rPr>
+                        <w:t xml:space="preserve">, </w:t>
                       </w:r>
                       <w:r>
                         <w:rPr>
                           <w:rFonts w:ascii="Courier New" w:eastAsia="굴림체" w:hAnsi="Courier New" w:cs="Courier New"/>
                           <w:color w:val="A9B7C6"/>
                           <w:kern w:val="0"/>
-                          <w:sz w:val="20"/>
-                          <w:szCs w:val="20"/>
-                          <w14:ligatures w14:val="none"/>
-                        </w:rPr>
-                        <w:t>DATA:</w:t>
+                          <w:sz w:val="16"/>
+                          <w:szCs w:val="16"/>
+                          <w14:ligatures w14:val="none"/>
+                        </w:rPr>
+                        <w:t>K+</w:t>
+                      </w:r>
+                      <w:r>
+                        <w:rPr>
+                          <w:rFonts w:ascii="Courier New" w:eastAsia="굴림체" w:hAnsi="Courier New" w:cs="Courier New"/>
+                          <w:color w:val="6897BB"/>
+                          <w:kern w:val="0"/>
+                          <w:sz w:val="16"/>
+                          <w:szCs w:val="16"/>
+                          <w14:ligatures w14:val="none"/>
+                        </w:rPr>
+                        <w:t>1</w:t>
                       </w:r>
                       <w:r>
                         <w:rPr>
                           <w:rFonts w:ascii="Courier New" w:eastAsia="굴림체" w:hAnsi="Courier New" w:cs="Courier New"/>
                           <w:color w:val="A9B7C6"/>
                           <w:kern w:val="0"/>
-                          <w:sz w:val="20"/>
-                          <w:szCs w:val="20"/>
+                          <w:sz w:val="16"/>
+                          <w:szCs w:val="16"/>
+                          <w14:ligatures w14:val="none"/>
+                        </w:rPr>
+                        <w:t xml:space="preserve">): </w:t>
+                      </w:r>
+                      <w:r>
+                        <w:rPr>
+                          <w:rFonts w:ascii="Courier New" w:eastAsia="굴림체" w:hAnsi="Courier New" w:cs="Courier New"/>
+                          <w:color w:val="808080"/>
+                          <w:kern w:val="0"/>
+                          <w:sz w:val="16"/>
+                          <w:szCs w:val="16"/>
+                          <w14:ligatures w14:val="none"/>
+                        </w:rPr>
+                        <w:t xml:space="preserve">#counts </w:t>
+                      </w:r>
+                      <w:r>
+                        <w:rPr>
+                          <w:rFonts w:ascii="맑은 고딕" w:eastAsia="맑은 고딕" w:hAnsi="맑은 고딕" w:cs="Courier New" w:hint="eastAsia"/>
+                          <w:color w:val="808080"/>
+                          <w:kern w:val="0"/>
+                          <w:sz w:val="16"/>
+                          <w:szCs w:val="16"/>
+                          <w14:ligatures w14:val="none"/>
+                        </w:rPr>
+                        <w:t>정렬</w:t>
+                      </w:r>
+                      <w:r>
+                        <w:rPr>
+                          <w:rFonts w:ascii="맑은 고딕" w:eastAsia="맑은 고딕" w:hAnsi="맑은 고딕" w:cs="Courier New" w:hint="eastAsia"/>
+                          <w:color w:val="808080"/>
+                          <w:kern w:val="0"/>
+                          <w:sz w:val="16"/>
+                          <w:szCs w:val="16"/>
                           <w14:ligatures w14:val="none"/>
                         </w:rPr>
                         <w:br/>
-                        <w:t xml:space="preserve">   counts[</w:t>
+                        <w:t xml:space="preserve">   </w:t>
                       </w:r>
                       <w:r>
                         <w:rPr>
                           <w:rFonts w:ascii="Courier New" w:eastAsia="굴림체" w:hAnsi="Courier New" w:cs="Courier New"/>
                           <w:color w:val="A9B7C6"/>
                           <w:kern w:val="0"/>
-                          <w:sz w:val="20"/>
-                          <w:szCs w:val="20"/>
-                          <w14:ligatures w14:val="none"/>
-                        </w:rPr>
-                        <w:t>x</w:t>
+                          <w:sz w:val="16"/>
+                          <w:szCs w:val="16"/>
+                          <w14:ligatures w14:val="none"/>
+                        </w:rPr>
+                        <w:t>counts[i] += counts[i-</w:t>
+                      </w:r>
+                      <w:r>
+                        <w:rPr>
+                          <w:rFonts w:ascii="Courier New" w:eastAsia="굴림체" w:hAnsi="Courier New" w:cs="Courier New"/>
+                          <w:color w:val="6897BB"/>
+                          <w:kern w:val="0"/>
+                          <w:sz w:val="16"/>
+                          <w:szCs w:val="16"/>
+                          <w14:ligatures w14:val="none"/>
+                        </w:rPr>
+                        <w:t>1</w:t>
                       </w:r>
                       <w:r>
                         <w:rPr>
                           <w:rFonts w:ascii="Courier New" w:eastAsia="굴림체" w:hAnsi="Courier New" w:cs="Courier New"/>
                           <w:color w:val="A9B7C6"/>
                           <w:kern w:val="0"/>
-                          <w:sz w:val="20"/>
-                          <w:szCs w:val="20"/>
-                          <w14:ligatures w14:val="none"/>
-                        </w:rPr>
-                        <w:t xml:space="preserve">] += </w:t>
-                      </w:r>
-                      <w:r>
-                        <w:rPr>
-                          <w:rFonts w:ascii="Courier New" w:eastAsia="굴림체" w:hAnsi="Courier New" w:cs="Courier New"/>
-                          <w:color w:val="6897BB"/>
-                          <w:kern w:val="0"/>
-                          <w:sz w:val="20"/>
-                          <w:szCs w:val="20"/>
-                          <w14:ligatures w14:val="none"/>
-                        </w:rPr>
-                        <w:t>1</w:t>
+                          <w:sz w:val="16"/>
+                          <w:szCs w:val="16"/>
+                          <w14:ligatures w14:val="none"/>
+                        </w:rPr>
+                        <w:t>]</w:t>
                       </w:r>
                     </w:p>
                     <w:p>
@@ -2233,160 +2733,284 @@
                         <w:autoSpaceDN/>
                         <w:spacing w:after="0"/>
                         <w:rPr>
+                          <w:rFonts w:ascii="Courier New" w:eastAsia="굴림체" w:hAnsi="Courier New" w:cs="Courier New"/>
+                          <w:color w:val="A9B7C6"/>
+                          <w:kern w:val="0"/>
+                          <w:sz w:val="16"/>
+                          <w:szCs w:val="16"/>
+                          <w14:ligatures w14:val="none"/>
+                        </w:rPr>
+                      </w:pPr>
+                      <w:r>
+                        <w:rPr>
+                          <w:rFonts w:ascii="Courier New" w:eastAsia="굴림체" w:hAnsi="Courier New" w:cs="Courier New"/>
+                          <w:color w:val="808080"/>
+                          <w:kern w:val="0"/>
+                          <w:sz w:val="16"/>
+                          <w:szCs w:val="16"/>
+                          <w14:ligatures w14:val="none"/>
+                        </w:rPr>
+                        <w:t>#TEMP</w:t>
+                      </w:r>
+                      <w:r>
+                        <w:rPr>
+                          <w:rFonts w:ascii="맑은 고딕" w:eastAsia="맑은 고딕" w:hAnsi="맑은 고딕" w:cs="Courier New" w:hint="eastAsia"/>
+                          <w:color w:val="808080"/>
+                          <w:kern w:val="0"/>
+                          <w:sz w:val="16"/>
+                          <w:szCs w:val="16"/>
+                          <w14:ligatures w14:val="none"/>
+                        </w:rPr>
+                        <w:t>에 순서대로 재정렬</w:t>
+                      </w:r>
+                      <w:r>
+                        <w:rPr>
+                          <w:rFonts w:ascii="Courier New" w:eastAsia="굴림체" w:hAnsi="Courier New" w:cs="Courier New"/>
+                          <w:color w:val="A9B7C6"/>
+                          <w:kern w:val="0"/>
+                          <w:sz w:val="16"/>
+                          <w:szCs w:val="16"/>
+                          <w14:ligatures w14:val="none"/>
+                        </w:rPr>
+                        <w:br/>
+                      </w:r>
+                      <w:r>
+                        <w:rPr>
+                          <w:rFonts w:ascii="Courier New" w:eastAsia="굴림체" w:hAnsi="Courier New" w:cs="Courier New"/>
+                          <w:color w:val="CC7832"/>
+                          <w:kern w:val="0"/>
+                          <w:sz w:val="16"/>
+                          <w:szCs w:val="16"/>
+                          <w14:ligatures w14:val="none"/>
+                        </w:rPr>
+                        <w:t xml:space="preserve">for </w:t>
+                      </w:r>
+                      <w:r>
+                        <w:rPr>
+                          <w:rFonts w:ascii="Courier New" w:eastAsia="굴림체" w:hAnsi="Courier New" w:cs="Courier New"/>
+                          <w:color w:val="A9B7C6"/>
+                          <w:kern w:val="0"/>
+                          <w:sz w:val="16"/>
+                          <w:szCs w:val="16"/>
+                          <w14:ligatures w14:val="none"/>
+                        </w:rPr>
+                        <w:t xml:space="preserve">j </w:t>
+                      </w:r>
+                      <w:r>
+                        <w:rPr>
+                          <w:rFonts w:ascii="Courier New" w:eastAsia="굴림체" w:hAnsi="Courier New" w:cs="Courier New"/>
+                          <w:color w:val="CC7832"/>
+                          <w:kern w:val="0"/>
+                          <w:sz w:val="16"/>
+                          <w:szCs w:val="16"/>
+                          <w14:ligatures w14:val="none"/>
+                        </w:rPr>
+                        <w:t xml:space="preserve">in </w:t>
+                      </w:r>
+                      <w:r>
+                        <w:rPr>
+                          <w:rFonts w:ascii="Courier New" w:eastAsia="굴림체" w:hAnsi="Courier New" w:cs="Courier New"/>
+                          <w:color w:val="8888C6"/>
+                          <w:kern w:val="0"/>
+                          <w:sz w:val="16"/>
+                          <w:szCs w:val="16"/>
+                          <w14:ligatures w14:val="none"/>
+                        </w:rPr>
+                        <w:t>range</w:t>
+                      </w:r>
+                      <w:r>
+                        <w:rPr>
+                          <w:rFonts w:ascii="Courier New" w:eastAsia="굴림체" w:hAnsi="Courier New" w:cs="Courier New"/>
+                          <w:color w:val="A9B7C6"/>
+                          <w:kern w:val="0"/>
+                          <w:sz w:val="16"/>
+                          <w:szCs w:val="16"/>
+                          <w14:ligatures w14:val="none"/>
+                        </w:rPr>
+                        <w:t>(N-</w:t>
+                      </w:r>
+                      <w:r>
+                        <w:rPr>
+                          <w:rFonts w:ascii="Courier New" w:eastAsia="굴림체" w:hAnsi="Courier New" w:cs="Courier New"/>
+                          <w:color w:val="6897BB"/>
+                          <w:kern w:val="0"/>
+                          <w:sz w:val="16"/>
+                          <w:szCs w:val="16"/>
+                          <w14:ligatures w14:val="none"/>
+                        </w:rPr>
+                        <w:t>1</w:t>
+                      </w:r>
+                      <w:r>
+                        <w:rPr>
+                          <w:rFonts w:ascii="Courier New" w:eastAsia="굴림체" w:hAnsi="Courier New" w:cs="Courier New"/>
+                          <w:color w:val="CC7832"/>
+                          <w:kern w:val="0"/>
+                          <w:sz w:val="16"/>
+                          <w:szCs w:val="16"/>
+                          <w14:ligatures w14:val="none"/>
+                        </w:rPr>
+                        <w:t xml:space="preserve">, </w:t>
+                      </w:r>
+                      <w:r>
+                        <w:rPr>
+                          <w:rFonts w:ascii="Courier New" w:eastAsia="굴림체" w:hAnsi="Courier New" w:cs="Courier New"/>
+                          <w:color w:val="A9B7C6"/>
+                          <w:kern w:val="0"/>
+                          <w:sz w:val="16"/>
+                          <w:szCs w:val="16"/>
+                          <w14:ligatures w14:val="none"/>
+                        </w:rPr>
+                        <w:t>-</w:t>
+                      </w:r>
+                      <w:r>
+                        <w:rPr>
+                          <w:rFonts w:ascii="Courier New" w:eastAsia="굴림체" w:hAnsi="Courier New" w:cs="Courier New"/>
+                          <w:color w:val="6897BB"/>
+                          <w:kern w:val="0"/>
+                          <w:sz w:val="16"/>
+                          <w:szCs w:val="16"/>
+                          <w14:ligatures w14:val="none"/>
+                        </w:rPr>
+                        <w:t>1</w:t>
+                      </w:r>
+                      <w:r>
+                        <w:rPr>
+                          <w:rFonts w:ascii="Courier New" w:eastAsia="굴림체" w:hAnsi="Courier New" w:cs="Courier New"/>
+                          <w:color w:val="CC7832"/>
+                          <w:kern w:val="0"/>
+                          <w:sz w:val="16"/>
+                          <w:szCs w:val="16"/>
+                          <w14:ligatures w14:val="none"/>
+                        </w:rPr>
+                        <w:t xml:space="preserve">, </w:t>
+                      </w:r>
+                      <w:r>
+                        <w:rPr>
+                          <w:rFonts w:ascii="Courier New" w:eastAsia="굴림체" w:hAnsi="Courier New" w:cs="Courier New"/>
+                          <w:color w:val="A9B7C6"/>
+                          <w:kern w:val="0"/>
+                          <w:sz w:val="16"/>
+                          <w:szCs w:val="16"/>
+                          <w14:ligatures w14:val="none"/>
+                        </w:rPr>
+                        <w:t>-</w:t>
+                      </w:r>
+                      <w:r>
+                        <w:rPr>
+                          <w:rFonts w:ascii="Courier New" w:eastAsia="굴림체" w:hAnsi="Courier New" w:cs="Courier New"/>
+                          <w:color w:val="6897BB"/>
+                          <w:kern w:val="0"/>
+                          <w:sz w:val="16"/>
+                          <w:szCs w:val="16"/>
+                          <w14:ligatures w14:val="none"/>
+                        </w:rPr>
+                        <w:t>1</w:t>
+                      </w:r>
+                      <w:r>
+                        <w:rPr>
+                          <w:rFonts w:ascii="Courier New" w:eastAsia="굴림체" w:hAnsi="Courier New" w:cs="Courier New"/>
+                          <w:color w:val="A9B7C6"/>
+                          <w:kern w:val="0"/>
+                          <w:sz w:val="16"/>
+                          <w:szCs w:val="16"/>
+                          <w14:ligatures w14:val="none"/>
+                        </w:rPr>
+                        <w:t>)</w:t>
+                      </w:r>
+                      <w:r>
+                        <w:rPr>
+                          <w:rFonts w:ascii="Courier New" w:eastAsia="굴림체" w:hAnsi="Courier New" w:cs="Courier New"/>
+                          <w:color w:val="A9B7C6"/>
+                          <w:kern w:val="0"/>
+                          <w:sz w:val="16"/>
+                          <w:szCs w:val="16"/>
+                          <w14:ligatures w14:val="none"/>
+                        </w:rPr>
+                        <w:t>:</w:t>
+                      </w:r>
+                    </w:p>
+                    <w:p>
+                      <w:pPr>
+                        <w:widowControl/>
+                        <w:shd w:val="clear" w:color="auto" w:fill="2B2B2B"/>
+                        <w:tabs>
+                          <w:tab w:val="left" w:pos="916"/>
+                          <w:tab w:val="left" w:pos="1832"/>
+                          <w:tab w:val="left" w:pos="2748"/>
+                          <w:tab w:val="left" w:pos="3664"/>
+                          <w:tab w:val="left" w:pos="4580"/>
+                          <w:tab w:val="left" w:pos="5496"/>
+                          <w:tab w:val="left" w:pos="6412"/>
+                          <w:tab w:val="left" w:pos="7328"/>
+                          <w:tab w:val="left" w:pos="8244"/>
+                          <w:tab w:val="left" w:pos="9160"/>
+                          <w:tab w:val="left" w:pos="10076"/>
+                          <w:tab w:val="left" w:pos="10992"/>
+                          <w:tab w:val="left" w:pos="11908"/>
+                          <w:tab w:val="left" w:pos="12824"/>
+                          <w:tab w:val="left" w:pos="13740"/>
+                          <w:tab w:val="left" w:pos="14656"/>
+                        </w:tabs>
+                        <w:wordWrap/>
+                        <w:autoSpaceDE/>
+                        <w:autoSpaceDN/>
+                        <w:spacing w:after="0"/>
+                        <w:ind w:firstLineChars="200" w:firstLine="320"/>
+                        <w:rPr>
                           <w:rFonts w:ascii="Courier New" w:eastAsia="굴림체" w:hAnsi="Courier New" w:cs="Courier New" w:hint="eastAsia"/>
                           <w:color w:val="A9B7C6"/>
                           <w:kern w:val="0"/>
-                          <w:sz w:val="20"/>
-                          <w:szCs w:val="20"/>
+                          <w:sz w:val="16"/>
+                          <w:szCs w:val="16"/>
                           <w14:ligatures w14:val="none"/>
                         </w:rPr>
                       </w:pPr>
                       <w:r>
                         <w:rPr>
                           <w:rFonts w:ascii="Courier New" w:eastAsia="굴림체" w:hAnsi="Courier New" w:cs="Courier New"/>
-                          <w:color w:val="CC7832"/>
-                          <w:kern w:val="0"/>
-                          <w:sz w:val="20"/>
-                          <w:szCs w:val="20"/>
-                          <w14:ligatures w14:val="none"/>
-                        </w:rPr>
-                        <w:t xml:space="preserve">for </w:t>
-                      </w:r>
-                      <w:r>
-                        <w:rPr>
-                          <w:rFonts w:ascii="Courier New" w:eastAsia="굴림체" w:hAnsi="Courier New" w:cs="Courier New"/>
                           <w:color w:val="A9B7C6"/>
                           <w:kern w:val="0"/>
-                          <w:sz w:val="20"/>
-                          <w:szCs w:val="20"/>
-                          <w14:ligatures w14:val="none"/>
-                        </w:rPr>
-                        <w:t xml:space="preserve">i </w:t>
-                      </w:r>
-                      <w:r>
-                        <w:rPr>
-                          <w:rFonts w:ascii="Courier New" w:eastAsia="굴림체" w:hAnsi="Courier New" w:cs="Courier New"/>
-                          <w:color w:val="CC7832"/>
-                          <w:kern w:val="0"/>
-                          <w:sz w:val="20"/>
-                          <w:szCs w:val="20"/>
-                          <w14:ligatures w14:val="none"/>
-                        </w:rPr>
-                        <w:t xml:space="preserve">in </w:t>
-                      </w:r>
-                      <w:r>
-                        <w:rPr>
-                          <w:rFonts w:ascii="Courier New" w:eastAsia="굴림체" w:hAnsi="Courier New" w:cs="Courier New"/>
-                          <w:color w:val="8888C6"/>
-                          <w:kern w:val="0"/>
-                          <w:sz w:val="20"/>
-                          <w:szCs w:val="20"/>
-                          <w14:ligatures w14:val="none"/>
-                        </w:rPr>
-                        <w:t>range</w:t>
+                          <w:sz w:val="16"/>
+                          <w:szCs w:val="16"/>
+                          <w14:ligatures w14:val="none"/>
+                        </w:rPr>
+                        <w:t xml:space="preserve">counts[DATA[j]] -= </w:t>
+                      </w:r>
+                      <w:r>
+                        <w:rPr>
+                          <w:rFonts w:ascii="Courier New" w:eastAsia="굴림체" w:hAnsi="Courier New" w:cs="Courier New"/>
+                          <w:color w:val="6897BB"/>
+                          <w:kern w:val="0"/>
+                          <w:sz w:val="16"/>
+                          <w:szCs w:val="16"/>
+                          <w14:ligatures w14:val="none"/>
+                        </w:rPr>
+                        <w:t>1</w:t>
+                      </w:r>
+                      <w:r>
+                        <w:rPr>
+                          <w:rFonts w:ascii="Courier New" w:eastAsia="굴림체" w:hAnsi="Courier New" w:cs="Courier New"/>
+                          <w:color w:val="6897BB"/>
+                          <w:kern w:val="0"/>
+                          <w:sz w:val="16"/>
+                          <w:szCs w:val="16"/>
+                          <w14:ligatures w14:val="none"/>
+                        </w:rPr>
+                        <w:br/>
+                        <w:t xml:space="preserve">    </w:t>
                       </w:r>
                       <w:r>
                         <w:rPr>
                           <w:rFonts w:ascii="Courier New" w:eastAsia="굴림체" w:hAnsi="Courier New" w:cs="Courier New"/>
                           <w:color w:val="A9B7C6"/>
                           <w:kern w:val="0"/>
-                          <w:sz w:val="20"/>
-                          <w:szCs w:val="20"/>
-                          <w14:ligatures w14:val="none"/>
-                        </w:rPr>
-                        <w:t>(</w:t>
-                      </w:r>
-                      <w:r>
-                        <w:rPr>
-                          <w:rFonts w:ascii="Courier New" w:eastAsia="굴림체" w:hAnsi="Courier New" w:cs="Courier New"/>
-                          <w:color w:val="6897BB"/>
-                          <w:kern w:val="0"/>
-                          <w:sz w:val="20"/>
-                          <w:szCs w:val="20"/>
-                          <w14:ligatures w14:val="none"/>
-                        </w:rPr>
-                        <w:t>1</w:t>
-                      </w:r>
-                      <w:r>
-                        <w:rPr>
-                          <w:rFonts w:ascii="Courier New" w:eastAsia="굴림체" w:hAnsi="Courier New" w:cs="Courier New"/>
-                          <w:color w:val="CC7832"/>
-                          <w:kern w:val="0"/>
-                          <w:sz w:val="20"/>
-                          <w:szCs w:val="20"/>
-                          <w14:ligatures w14:val="none"/>
-                        </w:rPr>
-                        <w:t xml:space="preserve">, </w:t>
-                      </w:r>
-                      <w:r>
-                        <w:rPr>
-                          <w:rFonts w:ascii="Courier New" w:eastAsia="굴림체" w:hAnsi="Courier New" w:cs="Courier New"/>
-                          <w:color w:val="A9B7C6"/>
-                          <w:kern w:val="0"/>
-                          <w:sz w:val="20"/>
-                          <w:szCs w:val="20"/>
-                          <w14:ligatures w14:val="none"/>
-                        </w:rPr>
-                        <w:t>K+</w:t>
-                      </w:r>
-                      <w:r>
-                        <w:rPr>
-                          <w:rFonts w:ascii="Courier New" w:eastAsia="굴림체" w:hAnsi="Courier New" w:cs="Courier New"/>
-                          <w:color w:val="6897BB"/>
-                          <w:kern w:val="0"/>
-                          <w:sz w:val="20"/>
-                          <w:szCs w:val="20"/>
-                          <w14:ligatures w14:val="none"/>
-                        </w:rPr>
-                        <w:t>1</w:t>
-                      </w:r>
-                      <w:r>
-                        <w:rPr>
-                          <w:rFonts w:ascii="Courier New" w:eastAsia="굴림체" w:hAnsi="Courier New" w:cs="Courier New"/>
-                          <w:color w:val="A9B7C6"/>
-                          <w:kern w:val="0"/>
-                          <w:sz w:val="20"/>
-                          <w:szCs w:val="20"/>
-                          <w14:ligatures w14:val="none"/>
-                        </w:rPr>
-                        <w:t>)</w:t>
-                      </w:r>
-                      <w:r>
-                        <w:rPr>
-                          <w:rFonts w:ascii="Courier New" w:eastAsia="굴림체" w:hAnsi="Courier New" w:cs="Courier New"/>
-                          <w:color w:val="A9B7C6"/>
-                          <w:kern w:val="0"/>
-                          <w:sz w:val="20"/>
-                          <w:szCs w:val="20"/>
-                          <w14:ligatures w14:val="none"/>
-                        </w:rPr>
-                        <w:br/>
-                        <w:t xml:space="preserve">   counts[i] += counts[:-</w:t>
-                      </w:r>
-                      <w:r>
-                        <w:rPr>
-                          <w:rFonts w:ascii="Courier New" w:eastAsia="굴림체" w:hAnsi="Courier New" w:cs="Courier New"/>
-                          <w:color w:val="6897BB"/>
-                          <w:kern w:val="0"/>
-                          <w:sz w:val="20"/>
-                          <w:szCs w:val="20"/>
-                          <w14:ligatures w14:val="none"/>
-                        </w:rPr>
-                        <w:t>1</w:t>
-                      </w:r>
-                      <w:r>
-                        <w:rPr>
-                          <w:rFonts w:ascii="Courier New" w:eastAsia="굴림체" w:hAnsi="Courier New" w:cs="Courier New"/>
-                          <w:color w:val="A9B7C6"/>
-                          <w:kern w:val="0"/>
-                          <w:sz w:val="20"/>
-                          <w:szCs w:val="20"/>
-                          <w14:ligatures w14:val="none"/>
-                        </w:rPr>
-                        <w:t>]</w:t>
+                          <w:sz w:val="16"/>
+                          <w:szCs w:val="16"/>
+                          <w14:ligatures w14:val="none"/>
+                        </w:rPr>
+                        <w:t>TEMP[counts[DATA[j]]] = DATA[j]</w:t>
                       </w:r>
                     </w:p>
-                    <w:p/>
                   </w:txbxContent>
                 </v:textbox>
                 <w10:wrap type="square" anchorx="page"/>
@@ -2645,6 +3269,146 @@
           <w:szCs w:val="20"/>
         </w:rPr>
         <w:t>의 앞 카운트 수와 해당 항목을 더해줌</w:t>
+      </w:r>
+    </w:p>
+    <w:p>
+      <w:pPr>
+        <w:pStyle w:val="a6"/>
+        <w:numPr>
+          <w:ilvl w:val="3"/>
+          <w:numId w:val="5"/>
+        </w:numPr>
+        <w:rPr>
+          <w:rFonts w:ascii="굴림" w:eastAsia="굴림" w:hAnsi="굴림"/>
+          <w:sz w:val="20"/>
+          <w:szCs w:val="20"/>
+        </w:rPr>
+      </w:pPr>
+      <w:r>
+        <w:rPr>
+          <w:rFonts w:ascii="굴림" w:eastAsia="굴림" w:hAnsi="굴림" w:hint="eastAsia"/>
+          <w:sz w:val="20"/>
+          <w:szCs w:val="20"/>
+        </w:rPr>
+        <w:t>D</w:t>
+      </w:r>
+      <w:r>
+        <w:rPr>
+          <w:rFonts w:ascii="굴림" w:eastAsia="굴림" w:hAnsi="굴림"/>
+          <w:sz w:val="20"/>
+          <w:szCs w:val="20"/>
+        </w:rPr>
+        <w:t>ATA</w:t>
+      </w:r>
+      <w:r>
+        <w:rPr>
+          <w:rFonts w:ascii="굴림" w:eastAsia="굴림" w:hAnsi="굴림" w:hint="eastAsia"/>
+          <w:sz w:val="20"/>
+          <w:szCs w:val="20"/>
+        </w:rPr>
+        <w:t xml:space="preserve">와 동일한 길이의 </w:t>
+      </w:r>
+      <w:r>
+        <w:rPr>
+          <w:rFonts w:ascii="굴림" w:eastAsia="굴림" w:hAnsi="굴림"/>
+          <w:sz w:val="20"/>
+          <w:szCs w:val="20"/>
+        </w:rPr>
+        <w:t>0</w:t>
+      </w:r>
+      <w:r>
+        <w:rPr>
+          <w:rFonts w:ascii="굴림" w:eastAsia="굴림" w:hAnsi="굴림" w:hint="eastAsia"/>
+          <w:sz w:val="20"/>
+          <w:szCs w:val="20"/>
+        </w:rPr>
+        <w:t xml:space="preserve">으로 이루어진 </w:t>
+      </w:r>
+      <w:r>
+        <w:rPr>
+          <w:rFonts w:ascii="굴림" w:eastAsia="굴림" w:hAnsi="굴림"/>
+          <w:sz w:val="20"/>
+          <w:szCs w:val="20"/>
+        </w:rPr>
+        <w:t xml:space="preserve">TEMP </w:t>
+      </w:r>
+      <w:r>
+        <w:rPr>
+          <w:rFonts w:ascii="굴림" w:eastAsia="굴림" w:hAnsi="굴림" w:hint="eastAsia"/>
+          <w:sz w:val="20"/>
+          <w:szCs w:val="20"/>
+        </w:rPr>
+        <w:t>리스트를 만듦</w:t>
+      </w:r>
+    </w:p>
+    <w:p>
+      <w:pPr>
+        <w:pStyle w:val="a6"/>
+        <w:numPr>
+          <w:ilvl w:val="3"/>
+          <w:numId w:val="5"/>
+        </w:numPr>
+        <w:rPr>
+          <w:rFonts w:ascii="굴림" w:eastAsia="굴림" w:hAnsi="굴림"/>
+          <w:sz w:val="20"/>
+          <w:szCs w:val="20"/>
+        </w:rPr>
+      </w:pPr>
+      <w:r>
+        <w:rPr>
+          <w:rFonts w:ascii="굴림" w:eastAsia="굴림" w:hAnsi="굴림" w:hint="eastAsia"/>
+          <w:sz w:val="20"/>
+          <w:szCs w:val="20"/>
+        </w:rPr>
+        <w:t>D</w:t>
+      </w:r>
+      <w:r>
+        <w:rPr>
+          <w:rFonts w:ascii="굴림" w:eastAsia="굴림" w:hAnsi="굴림"/>
+          <w:sz w:val="20"/>
+          <w:szCs w:val="20"/>
+        </w:rPr>
+        <w:t xml:space="preserve">ATA </w:t>
+      </w:r>
+      <w:r>
+        <w:rPr>
+          <w:rFonts w:ascii="굴림" w:eastAsia="굴림" w:hAnsi="굴림" w:hint="eastAsia"/>
+          <w:sz w:val="20"/>
+          <w:szCs w:val="20"/>
+        </w:rPr>
+        <w:t xml:space="preserve">마지막 칸부터 돌면서 값을 </w:t>
+      </w:r>
+      <w:r>
+        <w:rPr>
+          <w:rFonts w:ascii="굴림" w:eastAsia="굴림" w:hAnsi="굴림"/>
+          <w:sz w:val="20"/>
+          <w:szCs w:val="20"/>
+        </w:rPr>
+        <w:t>counts</w:t>
+      </w:r>
+      <w:r>
+        <w:rPr>
+          <w:rFonts w:ascii="굴림" w:eastAsia="굴림" w:hAnsi="굴림" w:hint="eastAsia"/>
+          <w:sz w:val="20"/>
+          <w:szCs w:val="20"/>
+        </w:rPr>
+        <w:t xml:space="preserve">의 인덱스로 사용해 </w:t>
+      </w:r>
+      <w:r>
+        <w:rPr>
+          <w:rFonts w:ascii="굴림" w:eastAsia="굴림" w:hAnsi="굴림"/>
+          <w:sz w:val="20"/>
+          <w:szCs w:val="20"/>
+        </w:rPr>
+        <w:t>TEMP</w:t>
+      </w:r>
+      <w:r>
+        <w:rPr>
+          <w:rFonts w:ascii="굴림" w:eastAsia="굴림" w:hAnsi="굴림" w:hint="eastAsia"/>
+          <w:sz w:val="20"/>
+          <w:szCs w:val="20"/>
+        </w:rPr>
+        <w:t>에 저장</w:t>
       </w:r>
     </w:p>
     <w:p>
